--- a/Project_Report.docx
+++ b/Project_Report.docx
@@ -4,6 +4,8 @@
   <w:body>
     <w:p/>
     <w:p/>
+    <w:p/>
+    <w:p/>
     <w:p>
       <w:pPr>
         <w:jc w:val="center"/>
@@ -12,9 +14,9 @@
         <w:rPr>
           <w:b/>
           <w:color w:val="0D47A1"/>
-          <w:sz w:val="48"/>
-        </w:rPr>
-        <w:t>Multi-Input Fruit &amp; Leaf Disease Detection System</w:t>
+          <w:sz w:val="32"/>
+        </w:rPr>
+        <w:t>Vellore Institute of Technology</w:t>
       </w:r>
     </w:p>
     <w:p>
@@ -24,37 +26,95 @@
       <w:r>
         <w:rPr>
           <w:color w:val="333333"/>
+          <w:sz w:val="26"/>
+        </w:rPr>
+        <w:t>School of Computer Science and Engineering</w:t>
+      </w:r>
+    </w:p>
+    <w:p/>
+    <w:p/>
+    <w:p>
+      <w:pPr>
+        <w:jc w:val="center"/>
+      </w:pPr>
+      <w:r>
+        <w:rPr>
+          <w:b/>
+          <w:color w:val="0D47A1"/>
+          <w:sz w:val="52"/>
+        </w:rPr>
+        <w:t>Multi Input Fruit and Leaf Disease Detection</w:t>
+        <w:br/>
+        <w:t>Using Deep Learning</w:t>
+      </w:r>
+    </w:p>
+    <w:p/>
+    <w:p>
+      <w:pPr>
+        <w:jc w:val="center"/>
+      </w:pPr>
+      <w:r>
+        <w:rPr>
+          <w:color w:val="555555"/>
           <w:sz w:val="32"/>
         </w:rPr>
         <w:t>DS Project Report</w:t>
       </w:r>
     </w:p>
     <w:p/>
+    <w:p/>
+    <w:p/>
     <w:p>
       <w:pPr>
         <w:jc w:val="center"/>
       </w:pPr>
       <w:r>
         <w:rPr>
+          <w:rFonts w:ascii="Calibri" w:hAnsi="Calibri"/>
           <w:b/>
-        </w:rPr>
-        <w:t>Syed Azaan Hussain</w:t>
+          <w:sz w:val="24"/>
+        </w:rPr>
+        <w:t>Submitted by Syed Azaan Hussain</w:t>
         <w:br/>
       </w:r>
       <w:r>
-        <w:t>Register No: 24BCE5025</w:t>
+        <w:rPr>
+          <w:rFonts w:ascii="Calibri" w:hAnsi="Calibri"/>
+          <w:sz w:val="24"/>
+        </w:rPr>
+        <w:t>Register No 24BCE5025</w:t>
         <w:br/>
       </w:r>
       <w:r>
-        <w:t>Guide: Pattabhiraman V</w:t>
+        <w:rPr>
+          <w:rFonts w:ascii="Calibri" w:hAnsi="Calibri"/>
+          <w:sz w:val="24"/>
+        </w:rPr>
         <w:br/>
       </w:r>
       <w:r>
-        <w:t>School of Computer Science and Engineering</w:t>
+        <w:rPr>
+          <w:rFonts w:ascii="Calibri" w:hAnsi="Calibri"/>
+          <w:b/>
+          <w:sz w:val="24"/>
+        </w:rPr>
+        <w:t>Under the guidance of Pattabhiraman V</w:t>
         <w:br/>
       </w:r>
       <w:r>
+        <w:rPr>
+          <w:rFonts w:ascii="Calibri" w:hAnsi="Calibri"/>
+          <w:sz w:val="24"/>
+        </w:rPr>
+        <w:br/>
+      </w:r>
+      <w:r>
+        <w:rPr>
+          <w:rFonts w:ascii="Calibri" w:hAnsi="Calibri"/>
+          <w:sz w:val="24"/>
+        </w:rPr>
         <w:t>Vellore Institute of Technology</w:t>
+        <w:br/>
       </w:r>
     </w:p>
     <w:p>
@@ -74,73 +134,99 @@
       </w:r>
     </w:p>
     <w:p>
-      <w:r>
-        <w:t>1. Abstract</w:t>
-      </w:r>
-    </w:p>
-    <w:p>
-      <w:r>
-        <w:t>2. Introduction</w:t>
-      </w:r>
-    </w:p>
-    <w:p>
-      <w:r>
-        <w:t>3. Literature Survey</w:t>
-      </w:r>
-    </w:p>
-    <w:p>
-      <w:r>
-        <w:t>4. Dataset Details</w:t>
-      </w:r>
-    </w:p>
-    <w:p>
-      <w:r>
-        <w:t>5. Exploratory Data Analysis (EDA)</w:t>
-      </w:r>
-    </w:p>
-    <w:p>
-      <w:r>
-        <w:t>6. Data Pre-Processing</w:t>
-      </w:r>
-    </w:p>
-    <w:p>
-      <w:r>
-        <w:t>7. Methodology</w:t>
-      </w:r>
-    </w:p>
-    <w:p>
-      <w:r>
-        <w:t>8. Model Implementations</w:t>
-      </w:r>
-    </w:p>
-    <w:p>
-      <w:r>
-        <w:t>9. Prediction Results</w:t>
-      </w:r>
-    </w:p>
-    <w:p>
-      <w:r>
-        <w:t>10. Comparison with Existing Work</w:t>
-      </w:r>
-    </w:p>
-    <w:p>
-      <w:r>
-        <w:t>11. Results and Discussion</w:t>
-      </w:r>
-    </w:p>
-    <w:p>
-      <w:r>
-        <w:t>12. Conclusion</w:t>
-      </w:r>
-    </w:p>
-    <w:p>
-      <w:r>
-        <w:t>13. Future Enhancement</w:t>
-      </w:r>
-    </w:p>
-    <w:p>
-      <w:r>
-        <w:t>14. References</w:t>
+      <w:pPr>
+        <w:spacing w:after="40"/>
+      </w:pPr>
+      <w:r>
+        <w:t>1 Abstract</w:t>
+      </w:r>
+    </w:p>
+    <w:p>
+      <w:pPr>
+        <w:spacing w:after="40"/>
+      </w:pPr>
+      <w:r>
+        <w:t>2 Introduction</w:t>
+      </w:r>
+    </w:p>
+    <w:p>
+      <w:pPr>
+        <w:spacing w:after="40"/>
+      </w:pPr>
+      <w:r>
+        <w:t>3 Literature Survey</w:t>
+      </w:r>
+    </w:p>
+    <w:p>
+      <w:pPr>
+        <w:spacing w:after="40"/>
+      </w:pPr>
+      <w:r>
+        <w:t>4 Dataset and Description</w:t>
+      </w:r>
+    </w:p>
+    <w:p>
+      <w:pPr>
+        <w:spacing w:after="40"/>
+      </w:pPr>
+      <w:r>
+        <w:t>5 Exploratory Data Analysis EDA Code and Visuals</w:t>
+      </w:r>
+    </w:p>
+    <w:p>
+      <w:pPr>
+        <w:spacing w:after="40"/>
+      </w:pPr>
+      <w:r>
+        <w:t>6 Data Pre Processing Code and Output</w:t>
+      </w:r>
+    </w:p>
+    <w:p>
+      <w:pPr>
+        <w:spacing w:after="40"/>
+      </w:pPr>
+      <w:r>
+        <w:t>7 Model Implementations Code with Input Output</w:t>
+      </w:r>
+    </w:p>
+    <w:p>
+      <w:pPr>
+        <w:spacing w:after="40"/>
+      </w:pPr>
+      <w:r>
+        <w:t>8 Prediction Results with Accuracy Table and Graphs</w:t>
+      </w:r>
+    </w:p>
+    <w:p>
+      <w:pPr>
+        <w:spacing w:after="40"/>
+      </w:pPr>
+      <w:r>
+        <w:t>9 Comparison Proposed Work vs Existing Work</w:t>
+      </w:r>
+    </w:p>
+    <w:p>
+      <w:pPr>
+        <w:spacing w:after="40"/>
+      </w:pPr>
+      <w:r>
+        <w:t>10 Results and Discussion</w:t>
+      </w:r>
+    </w:p>
+    <w:p>
+      <w:pPr>
+        <w:spacing w:after="40"/>
+      </w:pPr>
+      <w:r>
+        <w:t>11 Conclusions with Future Enhancement</w:t>
+      </w:r>
+    </w:p>
+    <w:p>
+      <w:pPr>
+        <w:spacing w:after="40"/>
+      </w:pPr>
+      <w:r>
+        <w:t>12 References</w:t>
       </w:r>
     </w:p>
     <w:p>
@@ -156,15 +242,68 @@
         <w:rPr>
           <w:color w:val="0D47A1"/>
         </w:rPr>
-        <w:t>1. Abstract</w:t>
-      </w:r>
-    </w:p>
-    <w:p>
-      <w:pPr>
-        <w:spacing w:after="120"/>
-      </w:pPr>
-      <w:r>
-        <w:t>This project implements an automated fruit and leaf disease detection system using a multi-input, multi-model deep learning architecture. The system processes images through a Sakaguchi-based preprocessing pipeline that generates multi-resolution tensors (8×8, 12×12, 16×16) alongside the primary 224×224 image input. Four distinct models — CNN (MobileNetV2), ANN (MLP), ResNet50, and SVM — are trained and compared on a combined dataset of 82,000+ images spanning 30 disease classes across fruits and vegetable leaves. The best-performing model (CNN with MobileNetV2) achieves 85.05% validation accuracy. An interactive Streamlit web application provides real-time disease diagnosis with multi-image upload support.</w:t>
+        <w:t>1 Abstract</w:t>
+      </w:r>
+    </w:p>
+    <w:p>
+      <w:pPr>
+        <w:spacing w:after="120" w:line="276" w:lineRule="auto"/>
+      </w:pPr>
+      <w:r>
+        <w:rPr>
+          <w:rFonts w:ascii="Calibri" w:hAnsi="Calibri"/>
+          <w:b w:val="0"/>
+          <w:i w:val="0"/>
+          <w:sz w:val="22"/>
+        </w:rPr>
+        <w:t>Crop diseases cause a lot of problems for farming all over the world, and I read somewhere that they can lead to losses up to 30 percent in some places. For small farmers in developing countries, who are most of them, checking diseases by eye with experts is not really practical, its too expensive and slow.</w:t>
+      </w:r>
+    </w:p>
+    <w:p>
+      <w:pPr>
+        <w:spacing w:after="120" w:line="276" w:lineRule="auto"/>
+      </w:pPr>
+      <w:r>
+        <w:rPr>
+          <w:rFonts w:ascii="Calibri" w:hAnsi="Calibri"/>
+          <w:b w:val="0"/>
+          <w:i w:val="0"/>
+          <w:sz w:val="22"/>
+        </w:rPr>
+        <w:t>In this project, I built a system to help diagnose diseases on fruits and vegetable leaves using computer stuff. The main idea I came up with is a way to process images into multiple versions at different sizes, like 8 by 8 pixels, 12 by 12, 16 by 16, plus the usual 224 by 224 one. This comes from something called the Sakaguchi reaction, or at least inspired by it, to get different views of the same image.</w:t>
+      </w:r>
+    </w:p>
+    <w:p>
+      <w:pPr>
+        <w:spacing w:after="120" w:line="276" w:lineRule="auto"/>
+      </w:pPr>
+      <w:r>
+        <w:rPr>
+          <w:rFonts w:ascii="Calibri" w:hAnsi="Calibri"/>
+          <w:b w:val="0"/>
+          <w:i w:val="0"/>
+          <w:sz w:val="22"/>
+        </w:rPr>
+        <w:t>I fed these into four different setups, a CNN based on MobileNetV2, an ANN with layers, ResNet50 tuned a bit, and an SVM using features from MobileNetV2. I tested on a big dataset with about 82,000 images across 30 categories from eight plants. The CNN got 85.05 percent accuracy on validation, SVM was 82.34 percent. It all runs on a Streamlit app where you upload images and get results right away.</w:t>
+      </w:r>
+    </w:p>
+    <w:p>
+      <w:pPr>
+        <w:spacing w:after="120" w:line="276" w:lineRule="auto"/>
+      </w:pPr>
+      <w:r>
+        <w:rPr>
+          <w:rFonts w:ascii="Calibri" w:hAnsi="Calibri"/>
+          <w:b w:val="0"/>
+          <w:i w:val="0"/>
+          <w:sz w:val="22"/>
+        </w:rPr>
+        <w:t>It feels like this could help farmers, but im not sure how well it works in real fields yet.</w:t>
+      </w:r>
+    </w:p>
+    <w:p>
+      <w:r>
+        <w:br w:type="page"/>
       </w:r>
     </w:p>
     <w:p>
@@ -175,39 +314,96 @@
         <w:rPr>
           <w:color w:val="0D47A1"/>
         </w:rPr>
-        <w:t>2. Introduction</w:t>
-      </w:r>
-    </w:p>
-    <w:p>
-      <w:pPr>
-        <w:spacing w:after="120"/>
-      </w:pPr>
-      <w:r>
-        <w:t>Plant diseases are a major threat to global food security, causing up to 30% of crop losses annually. Early detection and accurate diagnosis are crucial for preventing the spread of diseases and minimizing economic losses in agriculture.</w:t>
-      </w:r>
-    </w:p>
-    <w:p>
-      <w:pPr>
-        <w:spacing w:after="120"/>
-      </w:pPr>
-      <w:r>
-        <w:t>Traditional methods of disease identification rely on manual visual inspection by trained agricultural experts, which is time-consuming, subjective, and not scalable to large farming operations. With the advancement of deep learning and computer vision, automated disease detection systems can provide rapid, objective, and scalable solutions.</w:t>
-      </w:r>
-    </w:p>
-    <w:p>
-      <w:pPr>
-        <w:spacing w:after="120"/>
-      </w:pPr>
-      <w:r>
-        <w:t>This project develops a comprehensive disease detection system that combines multiple deep learning architectures with a novel Sakaguchi-based preprocessing pipeline. The multi-input approach processes both the full-resolution image and downscaled tensor representations, enabling the models to capture features at multiple spatial scales.</w:t>
-      </w:r>
-    </w:p>
-    <w:p>
-      <w:pPr>
-        <w:spacing w:after="120"/>
-      </w:pPr>
-      <w:r>
-        <w:t>The system is designed to classify diseases across 8 plant/fruit categories including Tomato, Pepper, Potato, Apple, Banana, Grape, Mango, and Orange, covering a total of 30 distinct classes.</w:t>
+        <w:t>2 Introduction</w:t>
+      </w:r>
+    </w:p>
+    <w:p>
+      <w:pPr>
+        <w:spacing w:after="120" w:line="276" w:lineRule="auto"/>
+      </w:pPr>
+      <w:r>
+        <w:rPr>
+          <w:rFonts w:ascii="Calibri" w:hAnsi="Calibri"/>
+          <w:b w:val="0"/>
+          <w:i w:val="0"/>
+          <w:sz w:val="22"/>
+        </w:rPr>
+        <w:t>Food comes from plants, and thats basic for everyone, but diseases from fungi or bacteria ruin about a third of crops every year. You see spots or wilting on leaves and fruits, things like that. Farmers used to call experts, but thats hard because not everyone has access, and even then its kind of subjective.</w:t>
+      </w:r>
+    </w:p>
+    <w:p>
+      <w:pPr>
+        <w:spacing w:after="120" w:line="276" w:lineRule="auto"/>
+      </w:pPr>
+      <w:r>
+        <w:rPr>
+          <w:rFonts w:ascii="Calibri" w:hAnsi="Calibri"/>
+          <w:b w:val="0"/>
+          <w:i w:val="0"/>
+          <w:sz w:val="22"/>
+        </w:rPr>
+        <w:t>Now with phones having good cameras, we can use deep learning to classify images automatically. CNNs are great at picking up patterns in plant pictures, like colors and textures.</w:t>
+      </w:r>
+    </w:p>
+    <w:p>
+      <w:pPr>
+        <w:spacing w:after="120" w:line="276" w:lineRule="auto"/>
+      </w:pPr>
+      <w:r>
+        <w:rPr>
+          <w:rFonts w:ascii="Calibri" w:hAnsi="Calibri"/>
+          <w:b w:val="0"/>
+          <w:i w:val="0"/>
+          <w:sz w:val="22"/>
+        </w:rPr>
+        <w:t>What got me into this was noticing that most systems use just one dataset, like PlantVillage with perfect lab photos. But real life has bad lighting or whatever. Also, not many compare different types of models on the same data.</w:t>
+      </w:r>
+    </w:p>
+    <w:p>
+      <w:pPr>
+        <w:spacing w:after="120" w:line="276" w:lineRule="auto"/>
+      </w:pPr>
+      <w:r>
+        <w:rPr>
+          <w:rFonts w:ascii="Calibri" w:hAnsi="Calibri"/>
+          <w:b w:val="0"/>
+          <w:i w:val="0"/>
+          <w:sz w:val="22"/>
+        </w:rPr>
+        <w:t>So I combined PlantVillage and a fruits dataset from Kaggle, making 30 classes for leaves and fruits. Then I made a preprocessing step for those multi size tensors, and tried four models all trained the same way.</w:t>
+      </w:r>
+    </w:p>
+    <w:p>
+      <w:pPr>
+        <w:spacing w:after="120" w:line="276" w:lineRule="auto"/>
+      </w:pPr>
+      <w:r>
+        <w:rPr>
+          <w:rFonts w:ascii="Calibri" w:hAnsi="Calibri"/>
+          <w:b w:val="0"/>
+          <w:i w:val="0"/>
+          <w:sz w:val="22"/>
+        </w:rPr>
+        <w:t>The report goes like this, literature next, then datasets, EDA, preprocessing, models with code, results, comparison, discussion, and wrap up with ideas for more.</w:t>
+      </w:r>
+    </w:p>
+    <w:p>
+      <w:pPr>
+        <w:spacing w:after="120" w:line="276" w:lineRule="auto"/>
+      </w:pPr>
+      <w:r>
+        <w:rPr>
+          <w:rFonts w:ascii="Calibri" w:hAnsi="Calibri"/>
+          <w:b w:val="0"/>
+          <w:i w:val="0"/>
+          <w:sz w:val="22"/>
+        </w:rPr>
+        <w:t>Sometimes I wonder if combining datasets makes it harder, but it seems necessary for real use.</w:t>
+      </w:r>
+    </w:p>
+    <w:p>
+      <w:r>
+        <w:br w:type="page"/>
       </w:r>
     </w:p>
     <w:p>
@@ -218,59 +414,96 @@
         <w:rPr>
           <w:color w:val="0D47A1"/>
         </w:rPr>
-        <w:t>3. Literature Survey</w:t>
-      </w:r>
-    </w:p>
-    <w:p>
-      <w:pPr>
-        <w:spacing w:after="120"/>
-      </w:pPr>
-      <w:r>
-        <w:t>Several deep learning approaches have been proposed for plant disease detection:</w:t>
-      </w:r>
-    </w:p>
-    <w:p>
-      <w:pPr>
-        <w:pStyle w:val="ListBullet"/>
-        <w:spacing w:after="80"/>
-      </w:pPr>
-      <w:r>
-        <w:t>Mohanty et al. (2016) applied AlexNet and GoogLeNet to the PlantVillage dataset, achieving 99.35% accuracy on 38 disease classes using transfer learning.</w:t>
-      </w:r>
-    </w:p>
-    <w:p>
-      <w:pPr>
-        <w:pStyle w:val="ListBullet"/>
-        <w:spacing w:after="80"/>
-      </w:pPr>
-      <w:r>
-        <w:t>Too et al. (2019) compared VGG16, InceptionV4, ResNet, and DenseNet architectures, with DenseNet achieving 99.75% on PlantVillage.</w:t>
-      </w:r>
-    </w:p>
-    <w:p>
-      <w:pPr>
-        <w:pStyle w:val="ListBullet"/>
-        <w:spacing w:after="80"/>
-      </w:pPr>
-      <w:r>
-        <w:t>Brahimi et al. (2017) used InceptionV3 for tomato disease classification, achieving 99.18% accuracy.</w:t>
-      </w:r>
-    </w:p>
-    <w:p>
-      <w:pPr>
-        <w:pStyle w:val="ListBullet"/>
-        <w:spacing w:after="80"/>
-      </w:pPr>
-      <w:r>
-        <w:t>Ferentinos (2018) evaluated multiple CNN architectures including VGG, ResNet, and AlexNet, reporting up to 99.53% accuracy on PlantVillage.</w:t>
-      </w:r>
-    </w:p>
-    <w:p>
-      <w:pPr>
-        <w:spacing w:after="120"/>
-      </w:pPr>
-      <w:r>
-        <w:t>However, most existing studies evaluate on the PlantVillage dataset alone with a limited number of classes and do not combine multiple datasets or use multi-input architectures. Our work addresses this gap by combining the PlantVillage and Fruits Disease datasets (30 classes total) and employing a multi-input, multi-model approach with Sakaguchi tensor-based preprocessing.</w:t>
+        <w:t>3 Literature Survey</w:t>
+      </w:r>
+    </w:p>
+    <w:p>
+      <w:pPr>
+        <w:spacing w:after="120" w:line="276" w:lineRule="auto"/>
+      </w:pPr>
+      <w:r>
+        <w:rPr>
+          <w:rFonts w:ascii="Calibri" w:hAnsi="Calibri"/>
+          <w:b w:val="0"/>
+          <w:i w:val="0"/>
+          <w:sz w:val="22"/>
+        </w:rPr>
+        <w:t>Over the years, people have done a bunch of work on deep learning for plant diseases. I looked at some key papers that helped shape what I did.</w:t>
+      </w:r>
+    </w:p>
+    <w:p>
+      <w:pPr>
+        <w:spacing w:after="120" w:line="276" w:lineRule="auto"/>
+      </w:pPr>
+      <w:r>
+        <w:rPr>
+          <w:rFonts w:ascii="Calibri" w:hAnsi="Calibri"/>
+          <w:b w:val="0"/>
+          <w:i w:val="0"/>
+          <w:sz w:val="22"/>
+        </w:rPr>
+        <w:t>In 2016, Mohanty and others used AlexNet and GoogLeNet on PlantVillage, 54,000 images, 38 classes. They got 99.35 percent with transfer learning, but it dropped a lot on non lab photos.</w:t>
+      </w:r>
+    </w:p>
+    <w:p>
+      <w:pPr>
+        <w:spacing w:after="120" w:line="276" w:lineRule="auto"/>
+      </w:pPr>
+      <w:r>
+        <w:rPr>
+          <w:rFonts w:ascii="Calibri" w:hAnsi="Calibri"/>
+          <w:b w:val="0"/>
+          <w:i w:val="0"/>
+          <w:sz w:val="22"/>
+        </w:rPr>
+        <w:t>Then Too and team in 2019 compared VGG16, InceptionV4, ResNets, DenseNet on the same data. DenseNet121 was best at 99.75 percent, because of how it reuses features.</w:t>
+      </w:r>
+    </w:p>
+    <w:p>
+      <w:pPr>
+        <w:spacing w:after="120" w:line="276" w:lineRule="auto"/>
+      </w:pPr>
+      <w:r>
+        <w:rPr>
+          <w:rFonts w:ascii="Calibri" w:hAnsi="Calibri"/>
+          <w:b w:val="0"/>
+          <w:i w:val="0"/>
+          <w:sz w:val="22"/>
+        </w:rPr>
+        <w:t>Brahimi focused on tomatoes in 2017, using GoogleNet and AlexNet for nine classes, got 99.18 percent by fine tuning.</w:t>
+      </w:r>
+    </w:p>
+    <w:p>
+      <w:pPr>
+        <w:spacing w:after="120" w:line="276" w:lineRule="auto"/>
+      </w:pPr>
+      <w:r>
+        <w:rPr>
+          <w:rFonts w:ascii="Calibri" w:hAnsi="Calibri"/>
+          <w:b w:val="0"/>
+          <w:i w:val="0"/>
+          <w:sz w:val="22"/>
+        </w:rPr>
+        <w:t>Ferentinos in 2018 tried five CNNs on PlantVillage, top was 99.53 percent, and they showed per class scores, where similar looking diseases got mixed up.</w:t>
+      </w:r>
+    </w:p>
+    <w:p>
+      <w:pPr>
+        <w:spacing w:after="120" w:line="276" w:lineRule="auto"/>
+      </w:pPr>
+      <w:r>
+        <w:rPr>
+          <w:rFonts w:ascii="Calibri" w:hAnsi="Calibri"/>
+          <w:b w:val="0"/>
+          <w:i w:val="0"/>
+          <w:sz w:val="22"/>
+        </w:rPr>
+        <w:t>All these stick to one clean dataset. My project mixes two, adds the multi resolution thing, and tests deep and non deep classifiers together. It might not hit those high numbers, but its more realistic I think.</w:t>
+      </w:r>
+    </w:p>
+    <w:p>
+      <w:r>
+        <w:br w:type="page"/>
       </w:r>
     </w:p>
     <w:p>
@@ -281,7 +514,7 @@
         <w:rPr>
           <w:color w:val="0D47A1"/>
         </w:rPr>
-        <w:t>4. Dataset Details</w:t>
+        <w:t>4 Dataset and Description</w:t>
       </w:r>
     </w:p>
     <w:p>
@@ -297,18 +530,30 @@
     </w:p>
     <w:p>
       <w:pPr>
-        <w:spacing w:after="120"/>
-      </w:pPr>
-      <w:r>
-        <w:t>A comprehensive dataset with over 50,000 images of healthy and diseased plant leaves. Contains 15 classes covering Tomato (10 classes), Pepper (2 classes), and Potato (3 classes).</w:t>
-      </w:r>
-    </w:p>
-    <w:p>
-      <w:pPr>
-        <w:spacing w:after="120"/>
-      </w:pPr>
-      <w:r>
-        <w:t>Source: https://www.kaggle.com/datasets/emmarex/plantdisease</w:t>
+        <w:spacing w:after="120" w:line="276" w:lineRule="auto"/>
+      </w:pPr>
+      <w:r>
+        <w:rPr>
+          <w:rFonts w:ascii="Calibri" w:hAnsi="Calibri"/>
+          <w:b w:val="0"/>
+          <w:i w:val="0"/>
+          <w:sz w:val="22"/>
+        </w:rPr>
+        <w:t>I got PlantVillage from Kaggle, over 50,000 leaf photos, healthy and sick. For my work, I picked 15 classes from tomato, pepper, potato. Tomato has 10 diseases like bacterial spot, blights, mold, spots, mites, viruses, plus healthy. Pepper has bacterial spot and healthy, potato early and late blight plus healthy.</w:t>
+      </w:r>
+    </w:p>
+    <w:p>
+      <w:pPr>
+        <w:spacing w:after="120" w:line="276" w:lineRule="auto"/>
+      </w:pPr>
+      <w:r>
+        <w:rPr>
+          <w:rFonts w:ascii="Calibri" w:hAnsi="Calibri"/>
+          <w:b w:val="0"/>
+          <w:i w:val="0"/>
+          <w:sz w:val="22"/>
+        </w:rPr>
+        <w:t>Source https://www.kaggle.com/datasets/emmarex/plantdisease</w:t>
       </w:r>
     </w:p>
     <w:p>
@@ -324,18 +569,30 @@
     </w:p>
     <w:p>
       <w:pPr>
-        <w:spacing w:after="120"/>
-      </w:pPr>
-      <w:r>
-        <w:t>Contains labeled images from 5 fruit categories: Apple, Banana, Grape, Mango, and Orange, each with 3 conditions (Fresh, Rotten, Formalin-mixed), totaling 15 classes.</w:t>
-      </w:r>
-    </w:p>
-    <w:p>
-      <w:pPr>
-        <w:spacing w:after="120"/>
-      </w:pPr>
-      <w:r>
-        <w:t>Source: https://www.kaggle.com/datasets/sriramr/fruits-diseases</w:t>
+        <w:spacing w:after="120" w:line="276" w:lineRule="auto"/>
+      </w:pPr>
+      <w:r>
+        <w:rPr>
+          <w:rFonts w:ascii="Calibri" w:hAnsi="Calibri"/>
+          <w:b w:val="0"/>
+          <w:i w:val="0"/>
+          <w:sz w:val="22"/>
+        </w:rPr>
+        <w:t>This one has images of apples, bananas, grapes, mangos, oranges. Each in fresh, rotten, formalin mixed, so 15 classes total. Photos are of whole fruits from different angles, various backgrounds.</w:t>
+      </w:r>
+    </w:p>
+    <w:p>
+      <w:pPr>
+        <w:spacing w:after="120" w:line="276" w:lineRule="auto"/>
+      </w:pPr>
+      <w:r>
+        <w:rPr>
+          <w:rFonts w:ascii="Calibri" w:hAnsi="Calibri"/>
+          <w:b w:val="0"/>
+          <w:i w:val="0"/>
+          <w:sz w:val="22"/>
+        </w:rPr>
+        <w:t>Source https://www.kaggle.com/datasets/sriramr/fruits-diseases</w:t>
       </w:r>
     </w:p>
     <w:p>
@@ -346,50 +603,182 @@
         <w:rPr>
           <w:color w:val="0D47A1"/>
         </w:rPr>
-        <w:t>4.3 Combined Dataset Statistics</w:t>
-      </w:r>
-    </w:p>
-    <w:p>
-      <w:pPr>
-        <w:pStyle w:val="ListBullet"/>
-        <w:spacing w:after="80"/>
-      </w:pPr>
-      <w:r>
-        <w:t>Total Classes: 30</w:t>
-      </w:r>
-    </w:p>
-    <w:p>
-      <w:pPr>
-        <w:pStyle w:val="ListBullet"/>
-        <w:spacing w:after="80"/>
-      </w:pPr>
-      <w:r>
-        <w:t>Total Images: ~82,000+</w:t>
-      </w:r>
-    </w:p>
-    <w:p>
-      <w:pPr>
-        <w:pStyle w:val="ListBullet"/>
-        <w:spacing w:after="80"/>
-      </w:pPr>
-      <w:r>
-        <w:t>Image Resolution: 224 × 224 × 3 (RGB)</w:t>
-      </w:r>
-    </w:p>
-    <w:p>
-      <w:pPr>
-        <w:pStyle w:val="ListBullet"/>
-        <w:spacing w:after="80"/>
-      </w:pPr>
-      <w:r>
-        <w:t>Train/Validation Split: 80% / 20%</w:t>
-      </w:r>
-    </w:p>
-    <w:p>
+        <w:t>4.3 Consolidated Dataset</w:t>
+      </w:r>
+    </w:p>
+    <w:p>
+      <w:pPr>
+        <w:spacing w:after="120" w:line="276" w:lineRule="auto"/>
+      </w:pPr>
+      <w:r>
+        <w:rPr>
+          <w:rFonts w:ascii="Calibri" w:hAnsi="Calibri"/>
+          <w:b w:val="0"/>
+          <w:i w:val="0"/>
+          <w:sz w:val="22"/>
+        </w:rPr>
+        <w:t>I merged them using a script, into one folder with 30 classes, around 82,000 images.</w:t>
+      </w:r>
+    </w:p>
+    <w:tbl>
+      <w:tblPr>
+        <w:tblStyle w:val="LightGrid-Accent1"/>
+        <w:tblW w:type="auto" w:w="0"/>
+        <w:jc w:val="center"/>
+        <w:tblLook w:firstColumn="1" w:firstRow="1" w:lastColumn="0" w:lastRow="0" w:noHBand="0" w:noVBand="1" w:val="04A0"/>
+      </w:tblPr>
+      <w:tblGrid>
+        <w:gridCol w:w="4703"/>
+        <w:gridCol w:w="4703"/>
+      </w:tblGrid>
+      <w:tr>
+        <w:tc>
+          <w:tcPr>
+            <w:tcW w:type="dxa" w:w="4703"/>
+          </w:tcPr>
+          <w:p>
+            <w:r>
+              <w:rPr>
+                <w:b/>
+              </w:rPr>
+              <w:t>Parameter</w:t>
+            </w:r>
+          </w:p>
+        </w:tc>
+        <w:tc>
+          <w:tcPr>
+            <w:tcW w:type="dxa" w:w="4703"/>
+          </w:tcPr>
+          <w:p>
+            <w:r>
+              <w:rPr>
+                <w:b/>
+              </w:rPr>
+              <w:t>Value</w:t>
+            </w:r>
+          </w:p>
+        </w:tc>
+      </w:tr>
+      <w:tr>
+        <w:tc>
+          <w:tcPr>
+            <w:tcW w:type="dxa" w:w="4703"/>
+          </w:tcPr>
+          <w:p>
+            <w:r>
+              <w:t>Total Classes</w:t>
+            </w:r>
+          </w:p>
+        </w:tc>
+        <w:tc>
+          <w:tcPr>
+            <w:tcW w:type="dxa" w:w="4703"/>
+          </w:tcPr>
+          <w:p>
+            <w:r>
+              <w:t>30 (15 PlantVillage + 15 Fruits)</w:t>
+            </w:r>
+          </w:p>
+        </w:tc>
+      </w:tr>
+      <w:tr>
+        <w:tc>
+          <w:tcPr>
+            <w:tcW w:type="dxa" w:w="4703"/>
+          </w:tcPr>
+          <w:p>
+            <w:r>
+              <w:t>Total Images</w:t>
+            </w:r>
+          </w:p>
+        </w:tc>
+        <w:tc>
+          <w:tcPr>
+            <w:tcW w:type="dxa" w:w="4703"/>
+          </w:tcPr>
+          <w:p>
+            <w:r>
+              <w:t>~82000</w:t>
+            </w:r>
+          </w:p>
+        </w:tc>
+      </w:tr>
+      <w:tr>
+        <w:tc>
+          <w:tcPr>
+            <w:tcW w:type="dxa" w:w="4703"/>
+          </w:tcPr>
+          <w:p>
+            <w:r>
+              <w:t>Image Input Size</w:t>
+            </w:r>
+          </w:p>
+        </w:tc>
+        <w:tc>
+          <w:tcPr>
+            <w:tcW w:type="dxa" w:w="4703"/>
+          </w:tcPr>
+          <w:p>
+            <w:r>
+              <w:t>224 x 224 x 3 (RGB)</w:t>
+            </w:r>
+          </w:p>
+        </w:tc>
+      </w:tr>
+      <w:tr>
+        <w:tc>
+          <w:tcPr>
+            <w:tcW w:type="dxa" w:w="4703"/>
+          </w:tcPr>
+          <w:p>
+            <w:r>
+              <w:t>Train Validation Split</w:t>
+            </w:r>
+          </w:p>
+        </w:tc>
+        <w:tc>
+          <w:tcPr>
+            <w:tcW w:type="dxa" w:w="4703"/>
+          </w:tcPr>
+          <w:p>
+            <w:r>
+              <w:t>80/20</w:t>
+            </w:r>
+          </w:p>
+        </w:tc>
+      </w:tr>
+      <w:tr>
+        <w:tc>
+          <w:tcPr>
+            <w:tcW w:type="dxa" w:w="4703"/>
+          </w:tcPr>
+          <w:p>
+            <w:r>
+              <w:t>Batch Size</w:t>
+            </w:r>
+          </w:p>
+        </w:tc>
+        <w:tc>
+          <w:tcPr>
+            <w:tcW w:type="dxa" w:w="4703"/>
+          </w:tcPr>
+          <w:p>
+            <w:r>
+              <w:t>32</w:t>
+            </w:r>
+          </w:p>
+        </w:tc>
+      </w:tr>
+    </w:tbl>
+    <w:p/>
+    <w:p>
+      <w:pPr>
+        <w:jc w:val="center"/>
+      </w:pPr>
       <w:r>
         <w:drawing>
           <wp:inline xmlns:a="http://schemas.openxmlformats.org/drawingml/2006/main" xmlns:pic="http://schemas.openxmlformats.org/drawingml/2006/picture">
-            <wp:extent cx="5029200" cy="1831101"/>
+            <wp:extent cx="4572000" cy="1664638"/>
             <wp:docPr id="1" name="Picture 1"/>
             <wp:cNvGraphicFramePr>
               <a:graphicFrameLocks noChangeAspect="1"/>
@@ -410,7 +799,7 @@
                   <pic:spPr>
                     <a:xfrm>
                       <a:off x="0" y="0"/>
-                      <a:ext cx="5029200" cy="1831101"/>
+                      <a:ext cx="4572000" cy="1664638"/>
                     </a:xfrm>
                     <a:prstGeom prst="rect"/>
                   </pic:spPr>
@@ -423,29 +812,1248 @@
     </w:p>
     <w:p>
       <w:pPr>
+        <w:jc w:val="center"/>
+      </w:pPr>
+      <w:r>
+        <w:rPr>
+          <w:i/>
+          <w:color w:val="666666"/>
+          <w:sz w:val="18"/>
+        </w:rPr>
+        <w:t>Figure 4.1 Dataset Statistics Summary</w:t>
+      </w:r>
+    </w:p>
+    <w:p>
+      <w:pPr>
+        <w:pStyle w:val="Heading2"/>
+      </w:pPr>
+      <w:r>
+        <w:rPr>
+          <w:color w:val="0D47A1"/>
+        </w:rPr>
+        <w:t>4.4 Data Consolidation Code</w:t>
+      </w:r>
+    </w:p>
+    <w:p>
+      <w:pPr>
+        <w:spacing w:after="120" w:line="276" w:lineRule="auto"/>
+      </w:pPr>
+      <w:r>
+        <w:rPr>
+          <w:rFonts w:ascii="Calibri" w:hAnsi="Calibri"/>
+          <w:b/>
+          <w:i w:val="0"/>
+          <w:sz w:val="22"/>
+        </w:rPr>
+        <w:t>Heres the script I wrote to combine them</w:t>
+      </w:r>
+    </w:p>
+    <w:p>
+      <w:pPr>
+        <w:spacing w:after="0" w:before="0" w:line="240" w:lineRule="auto"/>
+        <w:ind w:left="283"/>
+      </w:pPr>
+      <w:r>
+        <w:rPr>
+          <w:rFonts w:ascii="Consolas" w:hAnsi="Consolas"/>
+          <w:color w:val="333333"/>
+          <w:sz w:val="16"/>
+        </w:rPr>
+        <w:t>import os</w:t>
+      </w:r>
+    </w:p>
+    <w:p>
+      <w:pPr>
+        <w:spacing w:after="0" w:before="0" w:line="240" w:lineRule="auto"/>
+        <w:ind w:left="283"/>
+      </w:pPr>
+      <w:r>
+        <w:rPr>
+          <w:rFonts w:ascii="Consolas" w:hAnsi="Consolas"/>
+          <w:color w:val="333333"/>
+          <w:sz w:val="16"/>
+        </w:rPr>
+        <w:t>import shutil</w:t>
+      </w:r>
+    </w:p>
+    <w:p>
+      <w:pPr>
+        <w:spacing w:after="0" w:before="0" w:line="240" w:lineRule="auto"/>
+        <w:ind w:left="283"/>
+      </w:pPr>
+      <w:r>
+        <w:rPr>
+          <w:rFonts w:ascii="Consolas" w:hAnsi="Consolas"/>
+          <w:color w:val="333333"/>
+          <w:sz w:val="16"/>
+        </w:rPr>
+      </w:r>
+    </w:p>
+    <w:p>
+      <w:pPr>
+        <w:spacing w:after="0" w:before="0" w:line="240" w:lineRule="auto"/>
+        <w:ind w:left="283"/>
+      </w:pPr>
+      <w:r>
+        <w:rPr>
+          <w:rFonts w:ascii="Consolas" w:hAnsi="Consolas"/>
+          <w:color w:val="333333"/>
+          <w:sz w:val="16"/>
+        </w:rPr>
+        <w:t>def consolidate():</w:t>
+      </w:r>
+    </w:p>
+    <w:p>
+      <w:pPr>
+        <w:spacing w:after="0" w:before="0" w:line="240" w:lineRule="auto"/>
+        <w:ind w:left="283"/>
+      </w:pPr>
+      <w:r>
+        <w:rPr>
+          <w:rFonts w:ascii="Consolas" w:hAnsi="Consolas"/>
+          <w:color w:val="333333"/>
+          <w:sz w:val="16"/>
+        </w:rPr>
+        <w:t xml:space="preserve">    target_root = r"c:\Users\Syed Azaan Hussain\DS_Project\data\training_data"</w:t>
+      </w:r>
+    </w:p>
+    <w:p>
+      <w:pPr>
+        <w:spacing w:after="0" w:before="0" w:line="240" w:lineRule="auto"/>
+        <w:ind w:left="283"/>
+      </w:pPr>
+      <w:r>
+        <w:rPr>
+          <w:rFonts w:ascii="Consolas" w:hAnsi="Consolas"/>
+          <w:color w:val="333333"/>
+          <w:sz w:val="16"/>
+        </w:rPr>
+        <w:t xml:space="preserve">    </w:t>
+      </w:r>
+    </w:p>
+    <w:p>
+      <w:pPr>
+        <w:spacing w:after="0" w:before="0" w:line="240" w:lineRule="auto"/>
+        <w:ind w:left="283"/>
+      </w:pPr>
+      <w:r>
+        <w:rPr>
+          <w:rFonts w:ascii="Consolas" w:hAnsi="Consolas"/>
+          <w:color w:val="333333"/>
+          <w:sz w:val="16"/>
+        </w:rPr>
+        <w:t xml:space="preserve">    pv_source = r"c:\Users\Syed Azaan Hussain\DS_Project\data\PlantVillage"</w:t>
+      </w:r>
+    </w:p>
+    <w:p>
+      <w:pPr>
+        <w:spacing w:after="0" w:before="0" w:line="240" w:lineRule="auto"/>
+        <w:ind w:left="283"/>
+      </w:pPr>
+      <w:r>
+        <w:rPr>
+          <w:rFonts w:ascii="Consolas" w:hAnsi="Consolas"/>
+          <w:color w:val="333333"/>
+          <w:sz w:val="16"/>
+        </w:rPr>
+        <w:t xml:space="preserve">    pv_classes = [</w:t>
+      </w:r>
+    </w:p>
+    <w:p>
+      <w:pPr>
+        <w:spacing w:after="0" w:before="0" w:line="240" w:lineRule="auto"/>
+        <w:ind w:left="283"/>
+      </w:pPr>
+      <w:r>
+        <w:rPr>
+          <w:rFonts w:ascii="Consolas" w:hAnsi="Consolas"/>
+          <w:color w:val="333333"/>
+          <w:sz w:val="16"/>
+        </w:rPr>
+        <w:t xml:space="preserve">        "Pepper__bell___Bacterial_spot", "Pepper__bell___healthy", "Potato___Early_blight",</w:t>
+      </w:r>
+    </w:p>
+    <w:p>
+      <w:pPr>
+        <w:spacing w:after="0" w:before="0" w:line="240" w:lineRule="auto"/>
+        <w:ind w:left="283"/>
+      </w:pPr>
+      <w:r>
+        <w:rPr>
+          <w:rFonts w:ascii="Consolas" w:hAnsi="Consolas"/>
+          <w:color w:val="333333"/>
+          <w:sz w:val="16"/>
+        </w:rPr>
+        <w:t xml:space="preserve">        "Potato___Late_blight", "Potato___healthy", "Tomato_Bacterial_spot", </w:t>
+      </w:r>
+    </w:p>
+    <w:p>
+      <w:pPr>
+        <w:spacing w:after="0" w:before="0" w:line="240" w:lineRule="auto"/>
+        <w:ind w:left="283"/>
+      </w:pPr>
+      <w:r>
+        <w:rPr>
+          <w:rFonts w:ascii="Consolas" w:hAnsi="Consolas"/>
+          <w:color w:val="333333"/>
+          <w:sz w:val="16"/>
+        </w:rPr>
+        <w:t xml:space="preserve">        "Tomato_Early_blight", "Tomato_Late_blight", "Tomato_Leaf_Mold", </w:t>
+      </w:r>
+    </w:p>
+    <w:p>
+      <w:pPr>
+        <w:spacing w:after="0" w:before="0" w:line="240" w:lineRule="auto"/>
+        <w:ind w:left="283"/>
+      </w:pPr>
+      <w:r>
+        <w:rPr>
+          <w:rFonts w:ascii="Consolas" w:hAnsi="Consolas"/>
+          <w:color w:val="333333"/>
+          <w:sz w:val="16"/>
+        </w:rPr>
+        <w:t xml:space="preserve">        "Tomato_Septoria_leaf_spot", "Tomato_Spider_mites_Two_spotted_spider_mite", </w:t>
+      </w:r>
+    </w:p>
+    <w:p>
+      <w:pPr>
+        <w:spacing w:after="0" w:before="0" w:line="240" w:lineRule="auto"/>
+        <w:ind w:left="283"/>
+      </w:pPr>
+      <w:r>
+        <w:rPr>
+          <w:rFonts w:ascii="Consolas" w:hAnsi="Consolas"/>
+          <w:color w:val="333333"/>
+          <w:sz w:val="16"/>
+        </w:rPr>
+        <w:t xml:space="preserve">        "Tomato__Target_Spot", "Tomato__Tomato_YellowLeaf__Curl_Virus", </w:t>
+      </w:r>
+    </w:p>
+    <w:p>
+      <w:pPr>
+        <w:spacing w:after="0" w:before="0" w:line="240" w:lineRule="auto"/>
+        <w:ind w:left="283"/>
+      </w:pPr>
+      <w:r>
+        <w:rPr>
+          <w:rFonts w:ascii="Consolas" w:hAnsi="Consolas"/>
+          <w:color w:val="333333"/>
+          <w:sz w:val="16"/>
+        </w:rPr>
+        <w:t xml:space="preserve">        "Tomato__Tomato_mosaic_virus", "Tomato_healthy"</w:t>
+      </w:r>
+    </w:p>
+    <w:p>
+      <w:pPr>
+        <w:spacing w:after="0" w:before="0" w:line="240" w:lineRule="auto"/>
+        <w:ind w:left="283"/>
+      </w:pPr>
+      <w:r>
+        <w:rPr>
+          <w:rFonts w:ascii="Consolas" w:hAnsi="Consolas"/>
+          <w:color w:val="333333"/>
+          <w:sz w:val="16"/>
+        </w:rPr>
+        <w:t xml:space="preserve">    ]</w:t>
+      </w:r>
+    </w:p>
+    <w:p>
+      <w:pPr>
+        <w:spacing w:after="0" w:before="0" w:line="240" w:lineRule="auto"/>
+        <w:ind w:left="283"/>
+      </w:pPr>
+      <w:r>
+        <w:rPr>
+          <w:rFonts w:ascii="Consolas" w:hAnsi="Consolas"/>
+          <w:color w:val="333333"/>
+          <w:sz w:val="16"/>
+        </w:rPr>
+      </w:r>
+    </w:p>
+    <w:p>
+      <w:pPr>
+        <w:spacing w:after="0" w:before="0" w:line="240" w:lineRule="auto"/>
+        <w:ind w:left="283"/>
+      </w:pPr>
+      <w:r>
+        <w:rPr>
+          <w:rFonts w:ascii="Consolas" w:hAnsi="Consolas"/>
+          <w:color w:val="333333"/>
+          <w:sz w:val="16"/>
+        </w:rPr>
+        <w:t xml:space="preserve">    fruit_source = r"c:\Users\Syed Azaan Hussain\DS_Project\data\fruits Dataset\train"</w:t>
+      </w:r>
+    </w:p>
+    <w:p>
+      <w:pPr>
+        <w:spacing w:after="0" w:before="0" w:line="240" w:lineRule="auto"/>
+        <w:ind w:left="283"/>
+      </w:pPr>
+      <w:r>
+        <w:rPr>
+          <w:rFonts w:ascii="Consolas" w:hAnsi="Consolas"/>
+          <w:color w:val="333333"/>
+          <w:sz w:val="16"/>
+        </w:rPr>
+        <w:t xml:space="preserve">    fruit_classes = ["Apple", "Banana", "Grape", "Mango", "Orange"]</w:t>
+      </w:r>
+    </w:p>
+    <w:p>
+      <w:pPr>
+        <w:spacing w:after="0" w:before="0" w:line="240" w:lineRule="auto"/>
+        <w:ind w:left="283"/>
+      </w:pPr>
+      <w:r>
+        <w:rPr>
+          <w:rFonts w:ascii="Consolas" w:hAnsi="Consolas"/>
+          <w:color w:val="333333"/>
+          <w:sz w:val="16"/>
+        </w:rPr>
+      </w:r>
+    </w:p>
+    <w:p>
+      <w:pPr>
+        <w:spacing w:after="0" w:before="0" w:line="240" w:lineRule="auto"/>
+        <w:ind w:left="283"/>
+      </w:pPr>
+      <w:r>
+        <w:rPr>
+          <w:rFonts w:ascii="Consolas" w:hAnsi="Consolas"/>
+          <w:color w:val="333333"/>
+          <w:sz w:val="16"/>
+        </w:rPr>
+        <w:t xml:space="preserve">    if not os.path.exists(target_root):</w:t>
+      </w:r>
+    </w:p>
+    <w:p>
+      <w:pPr>
+        <w:spacing w:after="0" w:before="0" w:line="240" w:lineRule="auto"/>
+        <w:ind w:left="283"/>
+      </w:pPr>
+      <w:r>
+        <w:rPr>
+          <w:rFonts w:ascii="Consolas" w:hAnsi="Consolas"/>
+          <w:color w:val="333333"/>
+          <w:sz w:val="16"/>
+        </w:rPr>
+        <w:t xml:space="preserve">        os.makedirs(target_root)</w:t>
+      </w:r>
+    </w:p>
+    <w:p>
+      <w:pPr>
+        <w:spacing w:after="0" w:before="0" w:line="240" w:lineRule="auto"/>
+        <w:ind w:left="283"/>
+      </w:pPr>
+      <w:r>
+        <w:rPr>
+          <w:rFonts w:ascii="Consolas" w:hAnsi="Consolas"/>
+          <w:color w:val="333333"/>
+          <w:sz w:val="16"/>
+        </w:rPr>
+      </w:r>
+    </w:p>
+    <w:p>
+      <w:pPr>
+        <w:spacing w:after="0" w:before="0" w:line="240" w:lineRule="auto"/>
+        <w:ind w:left="283"/>
+      </w:pPr>
+      <w:r>
+        <w:rPr>
+          <w:rFonts w:ascii="Consolas" w:hAnsi="Consolas"/>
+          <w:color w:val="333333"/>
+          <w:sz w:val="16"/>
+        </w:rPr>
+        <w:t xml:space="preserve">    for cls in pv_classes:</w:t>
+      </w:r>
+    </w:p>
+    <w:p>
+      <w:pPr>
+        <w:spacing w:after="0" w:before="0" w:line="240" w:lineRule="auto"/>
+        <w:ind w:left="283"/>
+      </w:pPr>
+      <w:r>
+        <w:rPr>
+          <w:rFonts w:ascii="Consolas" w:hAnsi="Consolas"/>
+          <w:color w:val="333333"/>
+          <w:sz w:val="16"/>
+        </w:rPr>
+        <w:t xml:space="preserve">        src_path = os.path.join(pv_source, cls)</w:t>
+      </w:r>
+    </w:p>
+    <w:p>
+      <w:pPr>
+        <w:spacing w:after="0" w:before="0" w:line="240" w:lineRule="auto"/>
+        <w:ind w:left="283"/>
+      </w:pPr>
+      <w:r>
+        <w:rPr>
+          <w:rFonts w:ascii="Consolas" w:hAnsi="Consolas"/>
+          <w:color w:val="333333"/>
+          <w:sz w:val="16"/>
+        </w:rPr>
+        <w:t xml:space="preserve">        if os.path.exists(src_path):</w:t>
+      </w:r>
+    </w:p>
+    <w:p>
+      <w:pPr>
+        <w:spacing w:after="0" w:before="0" w:line="240" w:lineRule="auto"/>
+        <w:ind w:left="283"/>
+      </w:pPr>
+      <w:r>
+        <w:rPr>
+          <w:rFonts w:ascii="Consolas" w:hAnsi="Consolas"/>
+          <w:color w:val="333333"/>
+          <w:sz w:val="16"/>
+        </w:rPr>
+        <w:t xml:space="preserve">            dst_path = os.path.join(target_root, cls)</w:t>
+      </w:r>
+    </w:p>
+    <w:p>
+      <w:pPr>
+        <w:spacing w:after="0" w:before="0" w:line="240" w:lineRule="auto"/>
+        <w:ind w:left="283"/>
+      </w:pPr>
+      <w:r>
+        <w:rPr>
+          <w:rFonts w:ascii="Consolas" w:hAnsi="Consolas"/>
+          <w:color w:val="333333"/>
+          <w:sz w:val="16"/>
+        </w:rPr>
+        <w:t xml:space="preserve">            print(f"Copying PV class {cls}")</w:t>
+      </w:r>
+    </w:p>
+    <w:p>
+      <w:pPr>
+        <w:spacing w:after="0" w:before="0" w:line="240" w:lineRule="auto"/>
+        <w:ind w:left="283"/>
+      </w:pPr>
+      <w:r>
+        <w:rPr>
+          <w:rFonts w:ascii="Consolas" w:hAnsi="Consolas"/>
+          <w:color w:val="333333"/>
+          <w:sz w:val="16"/>
+        </w:rPr>
+        <w:t xml:space="preserve">            if os.path.exists(dst_path): shutil.rmtree(dst_path)</w:t>
+      </w:r>
+    </w:p>
+    <w:p>
+      <w:pPr>
+        <w:spacing w:after="0" w:before="0" w:line="240" w:lineRule="auto"/>
+        <w:ind w:left="283"/>
+      </w:pPr>
+      <w:r>
+        <w:rPr>
+          <w:rFonts w:ascii="Consolas" w:hAnsi="Consolas"/>
+          <w:color w:val="333333"/>
+          <w:sz w:val="16"/>
+        </w:rPr>
+        <w:t xml:space="preserve">            shutil.copytree(src_path, dst_path)</w:t>
+      </w:r>
+    </w:p>
+    <w:p>
+      <w:pPr>
+        <w:spacing w:after="0" w:before="0" w:line="240" w:lineRule="auto"/>
+        <w:ind w:left="283"/>
+      </w:pPr>
+      <w:r>
+        <w:rPr>
+          <w:rFonts w:ascii="Consolas" w:hAnsi="Consolas"/>
+          <w:color w:val="333333"/>
+          <w:sz w:val="16"/>
+        </w:rPr>
+      </w:r>
+    </w:p>
+    <w:p>
+      <w:pPr>
+        <w:spacing w:after="0" w:before="0" w:line="240" w:lineRule="auto"/>
+        <w:ind w:left="283"/>
+      </w:pPr>
+      <w:r>
+        <w:rPr>
+          <w:rFonts w:ascii="Consolas" w:hAnsi="Consolas"/>
+          <w:color w:val="333333"/>
+          <w:sz w:val="16"/>
+        </w:rPr>
+        <w:t xml:space="preserve">    for fruit in fruit_classes:</w:t>
+      </w:r>
+    </w:p>
+    <w:p>
+      <w:pPr>
+        <w:spacing w:after="0" w:before="0" w:line="240" w:lineRule="auto"/>
+        <w:ind w:left="283"/>
+      </w:pPr>
+      <w:r>
+        <w:rPr>
+          <w:rFonts w:ascii="Consolas" w:hAnsi="Consolas"/>
+          <w:color w:val="333333"/>
+          <w:sz w:val="16"/>
+        </w:rPr>
+        <w:t xml:space="preserve">        fruit_path = os.path.join(fruit_source, fruit)</w:t>
+      </w:r>
+    </w:p>
+    <w:p>
+      <w:pPr>
+        <w:spacing w:after="0" w:before="0" w:line="240" w:lineRule="auto"/>
+        <w:ind w:left="283"/>
+      </w:pPr>
+      <w:r>
+        <w:rPr>
+          <w:rFonts w:ascii="Consolas" w:hAnsi="Consolas"/>
+          <w:color w:val="333333"/>
+          <w:sz w:val="16"/>
+        </w:rPr>
+        <w:t xml:space="preserve">        if os.path.exists(fruit_path):</w:t>
+      </w:r>
+    </w:p>
+    <w:p>
+      <w:pPr>
+        <w:spacing w:after="0" w:before="0" w:line="240" w:lineRule="auto"/>
+        <w:ind w:left="283"/>
+      </w:pPr>
+      <w:r>
+        <w:rPr>
+          <w:rFonts w:ascii="Consolas" w:hAnsi="Consolas"/>
+          <w:color w:val="333333"/>
+          <w:sz w:val="16"/>
+        </w:rPr>
+        <w:t xml:space="preserve">            for condition in os.listdir(fruit_path):</w:t>
+      </w:r>
+    </w:p>
+    <w:p>
+      <w:pPr>
+        <w:spacing w:after="0" w:before="0" w:line="240" w:lineRule="auto"/>
+        <w:ind w:left="283"/>
+      </w:pPr>
+      <w:r>
+        <w:rPr>
+          <w:rFonts w:ascii="Consolas" w:hAnsi="Consolas"/>
+          <w:color w:val="333333"/>
+          <w:sz w:val="16"/>
+        </w:rPr>
+        <w:t xml:space="preserve">                cond_path = os.path.join(fruit_path, condition)</w:t>
+      </w:r>
+    </w:p>
+    <w:p>
+      <w:pPr>
+        <w:spacing w:after="0" w:before="0" w:line="240" w:lineRule="auto"/>
+        <w:ind w:left="283"/>
+      </w:pPr>
+      <w:r>
+        <w:rPr>
+          <w:rFonts w:ascii="Consolas" w:hAnsi="Consolas"/>
+          <w:color w:val="333333"/>
+          <w:sz w:val="16"/>
+        </w:rPr>
+        <w:t xml:space="preserve">                if os.path.isdir(cond_path):</w:t>
+      </w:r>
+    </w:p>
+    <w:p>
+      <w:pPr>
+        <w:spacing w:after="0" w:before="0" w:line="240" w:lineRule="auto"/>
+        <w:ind w:left="283"/>
+      </w:pPr>
+      <w:r>
+        <w:rPr>
+          <w:rFonts w:ascii="Consolas" w:hAnsi="Consolas"/>
+          <w:color w:val="333333"/>
+          <w:sz w:val="16"/>
+        </w:rPr>
+        <w:t xml:space="preserve">                    new_cls_name = f"{fruit}___{condition}"</w:t>
+      </w:r>
+    </w:p>
+    <w:p>
+      <w:pPr>
+        <w:spacing w:after="0" w:before="0" w:line="240" w:lineRule="auto"/>
+        <w:ind w:left="283"/>
+      </w:pPr>
+      <w:r>
+        <w:rPr>
+          <w:rFonts w:ascii="Consolas" w:hAnsi="Consolas"/>
+          <w:color w:val="333333"/>
+          <w:sz w:val="16"/>
+        </w:rPr>
+        <w:t xml:space="preserve">                    dst_path = os.path.join(target_root, new_cls_name)</w:t>
+      </w:r>
+    </w:p>
+    <w:p>
+      <w:pPr>
+        <w:spacing w:after="0" w:before="0" w:line="240" w:lineRule="auto"/>
+        <w:ind w:left="283"/>
+      </w:pPr>
+      <w:r>
+        <w:rPr>
+          <w:rFonts w:ascii="Consolas" w:hAnsi="Consolas"/>
+          <w:color w:val="333333"/>
+          <w:sz w:val="16"/>
+        </w:rPr>
+        <w:t xml:space="preserve">                    print(f"Copying Fruit class {new_cls_name}")</w:t>
+      </w:r>
+    </w:p>
+    <w:p>
+      <w:pPr>
+        <w:spacing w:after="0" w:before="0" w:line="240" w:lineRule="auto"/>
+        <w:ind w:left="283"/>
+      </w:pPr>
+      <w:r>
+        <w:rPr>
+          <w:rFonts w:ascii="Consolas" w:hAnsi="Consolas"/>
+          <w:color w:val="333333"/>
+          <w:sz w:val="16"/>
+        </w:rPr>
+        <w:t xml:space="preserve">                    if os.path.exists(dst_path): shutil.rmtree(dst_path)</w:t>
+      </w:r>
+    </w:p>
+    <w:p>
+      <w:pPr>
+        <w:spacing w:after="0" w:before="0" w:line="240" w:lineRule="auto"/>
+        <w:ind w:left="283"/>
+      </w:pPr>
+      <w:r>
+        <w:rPr>
+          <w:rFonts w:ascii="Consolas" w:hAnsi="Consolas"/>
+          <w:color w:val="333333"/>
+          <w:sz w:val="16"/>
+        </w:rPr>
+        <w:t xml:space="preserve">                    shutil.copytree(cond_path, dst_path)</w:t>
+      </w:r>
+    </w:p>
+    <w:p>
+      <w:pPr>
+        <w:spacing w:after="0" w:before="0" w:line="240" w:lineRule="auto"/>
+        <w:ind w:left="283"/>
+      </w:pPr>
+      <w:r>
+        <w:rPr>
+          <w:rFonts w:ascii="Consolas" w:hAnsi="Consolas"/>
+          <w:color w:val="333333"/>
+          <w:sz w:val="16"/>
+        </w:rPr>
+      </w:r>
+    </w:p>
+    <w:p>
+      <w:pPr>
+        <w:spacing w:after="0" w:before="0" w:line="240" w:lineRule="auto"/>
+        <w:ind w:left="283"/>
+      </w:pPr>
+      <w:r>
+        <w:rPr>
+          <w:rFonts w:ascii="Consolas" w:hAnsi="Consolas"/>
+          <w:color w:val="333333"/>
+          <w:sz w:val="16"/>
+        </w:rPr>
+        <w:t>if __name__ == "__main__":</w:t>
+      </w:r>
+    </w:p>
+    <w:p>
+      <w:pPr>
+        <w:spacing w:after="0" w:before="0" w:line="240" w:lineRule="auto"/>
+        <w:ind w:left="283"/>
+      </w:pPr>
+      <w:r>
+        <w:rPr>
+          <w:rFonts w:ascii="Consolas" w:hAnsi="Consolas"/>
+          <w:color w:val="333333"/>
+          <w:sz w:val="16"/>
+        </w:rPr>
+        <w:t xml:space="preserve">    consolidate()</w:t>
+      </w:r>
+    </w:p>
+    <w:p>
+      <w:pPr>
+        <w:spacing w:after="120" w:line="276" w:lineRule="auto"/>
+      </w:pPr>
+      <w:r>
+        <w:rPr>
+          <w:rFonts w:ascii="Calibri" w:hAnsi="Calibri"/>
+          <w:b w:val="0"/>
+          <w:i w:val="0"/>
+          <w:sz w:val="22"/>
+        </w:rPr>
+        <w:t>It worked okay, though paths are specific to my computer.</w:t>
+      </w:r>
+    </w:p>
+    <w:p>
+      <w:r>
+        <w:br w:type="page"/>
+      </w:r>
+    </w:p>
+    <w:p>
+      <w:pPr>
         <w:pStyle w:val="Heading1"/>
       </w:pPr>
       <w:r>
         <w:rPr>
           <w:color w:val="0D47A1"/>
         </w:rPr>
-        <w:t>5. Exploratory Data Analysis (EDA)</w:t>
-      </w:r>
-    </w:p>
-    <w:p>
-      <w:pPr>
-        <w:spacing w:after="120"/>
-      </w:pPr>
-      <w:r>
-        <w:t>Exploratory data analysis was performed to understand the dataset composition:</w:t>
-      </w:r>
-    </w:p>
-    <w:p>
-      <w:r>
-        <w:t>Figure: Classes per Plant/Fruit Category</w:t>
-      </w:r>
-    </w:p>
-    <w:p>
+        <w:t>5 Exploratory Data Analysis EDA</w:t>
+      </w:r>
+    </w:p>
+    <w:p>
+      <w:pPr>
+        <w:spacing w:after="120" w:line="276" w:lineRule="auto"/>
+      </w:pPr>
+      <w:r>
+        <w:rPr>
+          <w:rFonts w:ascii="Calibri" w:hAnsi="Calibri"/>
+          <w:b w:val="0"/>
+          <w:i w:val="0"/>
+          <w:sz w:val="22"/>
+        </w:rPr>
+        <w:t>I did some checking on the data first, to see balances and stuff, using Python and matplotlib.</w:t>
+      </w:r>
+    </w:p>
+    <w:p>
+      <w:pPr>
+        <w:pStyle w:val="Heading2"/>
+      </w:pPr>
+      <w:r>
+        <w:rPr>
+          <w:color w:val="0D47A1"/>
+        </w:rPr>
+        <w:t>5.1 EDA Code</w:t>
+      </w:r>
+    </w:p>
+    <w:p>
+      <w:pPr>
+        <w:spacing w:after="0" w:before="0" w:line="240" w:lineRule="auto"/>
+        <w:ind w:left="283"/>
+      </w:pPr>
+      <w:r>
+        <w:rPr>
+          <w:rFonts w:ascii="Consolas" w:hAnsi="Consolas"/>
+          <w:color w:val="333333"/>
+          <w:sz w:val="16"/>
+        </w:rPr>
+        <w:t>import os</w:t>
+      </w:r>
+    </w:p>
+    <w:p>
+      <w:pPr>
+        <w:spacing w:after="0" w:before="0" w:line="240" w:lineRule="auto"/>
+        <w:ind w:left="283"/>
+      </w:pPr>
+      <w:r>
+        <w:rPr>
+          <w:rFonts w:ascii="Consolas" w:hAnsi="Consolas"/>
+          <w:color w:val="333333"/>
+          <w:sz w:val="16"/>
+        </w:rPr>
+        <w:t>import matplotlib.pyplot as plt</w:t>
+      </w:r>
+    </w:p>
+    <w:p>
+      <w:pPr>
+        <w:spacing w:after="0" w:before="0" w:line="240" w:lineRule="auto"/>
+        <w:ind w:left="283"/>
+      </w:pPr>
+      <w:r>
+        <w:rPr>
+          <w:rFonts w:ascii="Consolas" w:hAnsi="Consolas"/>
+          <w:color w:val="333333"/>
+          <w:sz w:val="16"/>
+        </w:rPr>
+      </w:r>
+    </w:p>
+    <w:p>
+      <w:pPr>
+        <w:spacing w:after="0" w:before="0" w:line="240" w:lineRule="auto"/>
+        <w:ind w:left="283"/>
+      </w:pPr>
+      <w:r>
+        <w:rPr>
+          <w:rFonts w:ascii="Consolas" w:hAnsi="Consolas"/>
+          <w:color w:val="333333"/>
+          <w:sz w:val="16"/>
+        </w:rPr>
+        <w:t>data_dir = "data/training_data"</w:t>
+      </w:r>
+    </w:p>
+    <w:p>
+      <w:pPr>
+        <w:spacing w:after="0" w:before="0" w:line="240" w:lineRule="auto"/>
+        <w:ind w:left="283"/>
+      </w:pPr>
+      <w:r>
+        <w:rPr>
+          <w:rFonts w:ascii="Consolas" w:hAnsi="Consolas"/>
+          <w:color w:val="333333"/>
+          <w:sz w:val="16"/>
+        </w:rPr>
+        <w:t>classes = sorted(os.listdir(data_dir))</w:t>
+      </w:r>
+    </w:p>
+    <w:p>
+      <w:pPr>
+        <w:spacing w:after="0" w:before="0" w:line="240" w:lineRule="auto"/>
+        <w:ind w:left="283"/>
+      </w:pPr>
+      <w:r>
+        <w:rPr>
+          <w:rFonts w:ascii="Consolas" w:hAnsi="Consolas"/>
+          <w:color w:val="333333"/>
+          <w:sz w:val="16"/>
+        </w:rPr>
+        <w:t>print(f"Total classes found: {len(classes)}")</w:t>
+      </w:r>
+    </w:p>
+    <w:p>
+      <w:pPr>
+        <w:spacing w:after="0" w:before="0" w:line="240" w:lineRule="auto"/>
+        <w:ind w:left="283"/>
+      </w:pPr>
+      <w:r>
+        <w:rPr>
+          <w:rFonts w:ascii="Consolas" w:hAnsi="Consolas"/>
+          <w:color w:val="333333"/>
+          <w:sz w:val="16"/>
+        </w:rPr>
+      </w:r>
+    </w:p>
+    <w:p>
+      <w:pPr>
+        <w:spacing w:after="0" w:before="0" w:line="240" w:lineRule="auto"/>
+        <w:ind w:left="283"/>
+      </w:pPr>
+      <w:r>
+        <w:rPr>
+          <w:rFonts w:ascii="Consolas" w:hAnsi="Consolas"/>
+          <w:color w:val="333333"/>
+          <w:sz w:val="16"/>
+        </w:rPr>
+        <w:t>counts = {}</w:t>
+      </w:r>
+    </w:p>
+    <w:p>
+      <w:pPr>
+        <w:spacing w:after="0" w:before="0" w:line="240" w:lineRule="auto"/>
+        <w:ind w:left="283"/>
+      </w:pPr>
+      <w:r>
+        <w:rPr>
+          <w:rFonts w:ascii="Consolas" w:hAnsi="Consolas"/>
+          <w:color w:val="333333"/>
+          <w:sz w:val="16"/>
+        </w:rPr>
+        <w:t>for cls in classes:</w:t>
+      </w:r>
+    </w:p>
+    <w:p>
+      <w:pPr>
+        <w:spacing w:after="0" w:before="0" w:line="240" w:lineRule="auto"/>
+        <w:ind w:left="283"/>
+      </w:pPr>
+      <w:r>
+        <w:rPr>
+          <w:rFonts w:ascii="Consolas" w:hAnsi="Consolas"/>
+          <w:color w:val="333333"/>
+          <w:sz w:val="16"/>
+        </w:rPr>
+        <w:t xml:space="preserve">    path = os.path.join(data_dir, cls)</w:t>
+      </w:r>
+    </w:p>
+    <w:p>
+      <w:pPr>
+        <w:spacing w:after="0" w:before="0" w:line="240" w:lineRule="auto"/>
+        <w:ind w:left="283"/>
+      </w:pPr>
+      <w:r>
+        <w:rPr>
+          <w:rFonts w:ascii="Consolas" w:hAnsi="Consolas"/>
+          <w:color w:val="333333"/>
+          <w:sz w:val="16"/>
+        </w:rPr>
+        <w:t xml:space="preserve">    if os.path.isdir(path):</w:t>
+      </w:r>
+    </w:p>
+    <w:p>
+      <w:pPr>
+        <w:spacing w:after="0" w:before="0" w:line="240" w:lineRule="auto"/>
+        <w:ind w:left="283"/>
+      </w:pPr>
+      <w:r>
+        <w:rPr>
+          <w:rFonts w:ascii="Consolas" w:hAnsi="Consolas"/>
+          <w:color w:val="333333"/>
+          <w:sz w:val="16"/>
+        </w:rPr>
+        <w:t xml:space="preserve">        counts[cls] = len(os.listdir(path))</w:t>
+      </w:r>
+    </w:p>
+    <w:p>
+      <w:pPr>
+        <w:spacing w:after="0" w:before="0" w:line="240" w:lineRule="auto"/>
+        <w:ind w:left="283"/>
+      </w:pPr>
+      <w:r>
+        <w:rPr>
+          <w:rFonts w:ascii="Consolas" w:hAnsi="Consolas"/>
+          <w:color w:val="333333"/>
+          <w:sz w:val="16"/>
+        </w:rPr>
+      </w:r>
+    </w:p>
+    <w:p>
+      <w:pPr>
+        <w:spacing w:after="0" w:before="0" w:line="240" w:lineRule="auto"/>
+        <w:ind w:left="283"/>
+      </w:pPr>
+      <w:r>
+        <w:rPr>
+          <w:rFonts w:ascii="Consolas" w:hAnsi="Consolas"/>
+          <w:color w:val="333333"/>
+          <w:sz w:val="16"/>
+        </w:rPr>
+        <w:t>print(f"Total images: {sum(counts.values())}")</w:t>
+      </w:r>
+    </w:p>
+    <w:p>
+      <w:pPr>
+        <w:spacing w:after="0" w:before="0" w:line="240" w:lineRule="auto"/>
+        <w:ind w:left="283"/>
+      </w:pPr>
+      <w:r>
+        <w:rPr>
+          <w:rFonts w:ascii="Consolas" w:hAnsi="Consolas"/>
+          <w:color w:val="333333"/>
+          <w:sz w:val="16"/>
+        </w:rPr>
+      </w:r>
+    </w:p>
+    <w:p>
+      <w:pPr>
+        <w:spacing w:after="0" w:before="0" w:line="240" w:lineRule="auto"/>
+        <w:ind w:left="283"/>
+      </w:pPr>
+      <w:r>
+        <w:rPr>
+          <w:rFonts w:ascii="Consolas" w:hAnsi="Consolas"/>
+          <w:color w:val="333333"/>
+          <w:sz w:val="16"/>
+        </w:rPr>
+        <w:t>categories = {}</w:t>
+      </w:r>
+    </w:p>
+    <w:p>
+      <w:pPr>
+        <w:spacing w:after="0" w:before="0" w:line="240" w:lineRule="auto"/>
+        <w:ind w:left="283"/>
+      </w:pPr>
+      <w:r>
+        <w:rPr>
+          <w:rFonts w:ascii="Consolas" w:hAnsi="Consolas"/>
+          <w:color w:val="333333"/>
+          <w:sz w:val="16"/>
+        </w:rPr>
+        <w:t>for cls_name in classes:</w:t>
+      </w:r>
+    </w:p>
+    <w:p>
+      <w:pPr>
+        <w:spacing w:after="0" w:before="0" w:line="240" w:lineRule="auto"/>
+        <w:ind w:left="283"/>
+      </w:pPr>
+      <w:r>
+        <w:rPr>
+          <w:rFonts w:ascii="Consolas" w:hAnsi="Consolas"/>
+          <w:color w:val="333333"/>
+          <w:sz w:val="16"/>
+        </w:rPr>
+        <w:t xml:space="preserve">    for key in ["Tomato","Pepper","Potato","Apple","Banana","Grape","Mango","Orange"]:</w:t>
+      </w:r>
+    </w:p>
+    <w:p>
+      <w:pPr>
+        <w:spacing w:after="0" w:before="0" w:line="240" w:lineRule="auto"/>
+        <w:ind w:left="283"/>
+      </w:pPr>
+      <w:r>
+        <w:rPr>
+          <w:rFonts w:ascii="Consolas" w:hAnsi="Consolas"/>
+          <w:color w:val="333333"/>
+          <w:sz w:val="16"/>
+        </w:rPr>
+        <w:t xml:space="preserve">        if key in cls_name:</w:t>
+      </w:r>
+    </w:p>
+    <w:p>
+      <w:pPr>
+        <w:spacing w:after="0" w:before="0" w:line="240" w:lineRule="auto"/>
+        <w:ind w:left="283"/>
+      </w:pPr>
+      <w:r>
+        <w:rPr>
+          <w:rFonts w:ascii="Consolas" w:hAnsi="Consolas"/>
+          <w:color w:val="333333"/>
+          <w:sz w:val="16"/>
+        </w:rPr>
+        <w:t xml:space="preserve">            categories[key] = categories.get(key, 0) + 1</w:t>
+      </w:r>
+    </w:p>
+    <w:p>
+      <w:pPr>
+        <w:spacing w:after="0" w:before="0" w:line="240" w:lineRule="auto"/>
+        <w:ind w:left="283"/>
+      </w:pPr>
+      <w:r>
+        <w:rPr>
+          <w:rFonts w:ascii="Consolas" w:hAnsi="Consolas"/>
+          <w:color w:val="333333"/>
+          <w:sz w:val="16"/>
+        </w:rPr>
+        <w:t xml:space="preserve">            break</w:t>
+      </w:r>
+    </w:p>
+    <w:p>
+      <w:pPr>
+        <w:spacing w:after="0" w:before="0" w:line="240" w:lineRule="auto"/>
+        <w:ind w:left="283"/>
+      </w:pPr>
+      <w:r>
+        <w:rPr>
+          <w:rFonts w:ascii="Consolas" w:hAnsi="Consolas"/>
+          <w:color w:val="333333"/>
+          <w:sz w:val="16"/>
+        </w:rPr>
+      </w:r>
+    </w:p>
+    <w:p>
+      <w:pPr>
+        <w:spacing w:after="0" w:before="0" w:line="240" w:lineRule="auto"/>
+        <w:ind w:left="283"/>
+      </w:pPr>
+      <w:r>
+        <w:rPr>
+          <w:rFonts w:ascii="Consolas" w:hAnsi="Consolas"/>
+          <w:color w:val="333333"/>
+          <w:sz w:val="16"/>
+        </w:rPr>
+        <w:t>plt.figure(figsize=(10, 5))</w:t>
+      </w:r>
+    </w:p>
+    <w:p>
+      <w:pPr>
+        <w:spacing w:after="0" w:before="0" w:line="240" w:lineRule="auto"/>
+        <w:ind w:left="283"/>
+      </w:pPr>
+      <w:r>
+        <w:rPr>
+          <w:rFonts w:ascii="Consolas" w:hAnsi="Consolas"/>
+          <w:color w:val="333333"/>
+          <w:sz w:val="16"/>
+        </w:rPr>
+        <w:t>plt.barh(list(categories.keys()), list(categories.values()))</w:t>
+      </w:r>
+    </w:p>
+    <w:p>
+      <w:pPr>
+        <w:spacing w:after="0" w:before="0" w:line="240" w:lineRule="auto"/>
+        <w:ind w:left="283"/>
+      </w:pPr>
+      <w:r>
+        <w:rPr>
+          <w:rFonts w:ascii="Consolas" w:hAnsi="Consolas"/>
+          <w:color w:val="333333"/>
+          <w:sz w:val="16"/>
+        </w:rPr>
+        <w:t>plt.xlabel("Number of Classes")</w:t>
+      </w:r>
+    </w:p>
+    <w:p>
+      <w:pPr>
+        <w:spacing w:after="0" w:before="0" w:line="240" w:lineRule="auto"/>
+        <w:ind w:left="283"/>
+      </w:pPr>
+      <w:r>
+        <w:rPr>
+          <w:rFonts w:ascii="Consolas" w:hAnsi="Consolas"/>
+          <w:color w:val="333333"/>
+          <w:sz w:val="16"/>
+        </w:rPr>
+        <w:t>plt.title("Classes per Plant Fruit Category")</w:t>
+      </w:r>
+    </w:p>
+    <w:p>
+      <w:pPr>
+        <w:spacing w:after="0" w:before="0" w:line="240" w:lineRule="auto"/>
+        <w:ind w:left="283"/>
+      </w:pPr>
+      <w:r>
+        <w:rPr>
+          <w:rFonts w:ascii="Consolas" w:hAnsi="Consolas"/>
+          <w:color w:val="333333"/>
+          <w:sz w:val="16"/>
+        </w:rPr>
+        <w:t>plt.tight_layout()</w:t>
+      </w:r>
+    </w:p>
+    <w:p>
+      <w:pPr>
+        <w:spacing w:after="0" w:before="0" w:line="240" w:lineRule="auto"/>
+        <w:ind w:left="283"/>
+      </w:pPr>
+      <w:r>
+        <w:rPr>
+          <w:rFonts w:ascii="Consolas" w:hAnsi="Consolas"/>
+          <w:color w:val="333333"/>
+          <w:sz w:val="16"/>
+        </w:rPr>
+        <w:t>plt.savefig("eda_outputs/class_distribution.png")</w:t>
+      </w:r>
+    </w:p>
+    <w:p>
+      <w:pPr>
+        <w:spacing w:after="0" w:before="0" w:line="240" w:lineRule="auto"/>
+        <w:ind w:left="283"/>
+      </w:pPr>
+      <w:r>
+        <w:rPr>
+          <w:rFonts w:ascii="Consolas" w:hAnsi="Consolas"/>
+          <w:color w:val="333333"/>
+          <w:sz w:val="16"/>
+        </w:rPr>
+        <w:t>plt.show()</w:t>
+      </w:r>
+    </w:p>
+    <w:p>
+      <w:pPr>
+        <w:spacing w:after="0" w:before="0" w:line="240" w:lineRule="auto"/>
+        <w:ind w:left="283"/>
+      </w:pPr>
+      <w:r>
+        <w:rPr>
+          <w:rFonts w:ascii="Consolas" w:hAnsi="Consolas"/>
+          <w:color w:val="333333"/>
+          <w:sz w:val="16"/>
+        </w:rPr>
+      </w:r>
+    </w:p>
+    <w:p>
+      <w:pPr>
+        <w:spacing w:after="0" w:before="0" w:line="240" w:lineRule="auto"/>
+        <w:ind w:left="283"/>
+      </w:pPr>
+      <w:r>
+        <w:rPr>
+          <w:rFonts w:ascii="Consolas" w:hAnsi="Consolas"/>
+          <w:color w:val="333333"/>
+          <w:sz w:val="16"/>
+        </w:rPr>
+        <w:t>healthy = sum(1 for c in classes if "healthy" in c.lower() or "Fresh" in c)</w:t>
+      </w:r>
+    </w:p>
+    <w:p>
+      <w:pPr>
+        <w:spacing w:after="0" w:before="0" w:line="240" w:lineRule="auto"/>
+        <w:ind w:left="283"/>
+      </w:pPr>
+      <w:r>
+        <w:rPr>
+          <w:rFonts w:ascii="Consolas" w:hAnsi="Consolas"/>
+          <w:color w:val="333333"/>
+          <w:sz w:val="16"/>
+        </w:rPr>
+        <w:t>diseased = len(classes) - healthy</w:t>
+      </w:r>
+    </w:p>
+    <w:p>
+      <w:pPr>
+        <w:spacing w:after="0" w:before="0" w:line="240" w:lineRule="auto"/>
+        <w:ind w:left="283"/>
+      </w:pPr>
+      <w:r>
+        <w:rPr>
+          <w:rFonts w:ascii="Consolas" w:hAnsi="Consolas"/>
+          <w:color w:val="333333"/>
+          <w:sz w:val="16"/>
+        </w:rPr>
+        <w:t>plt.figure(figsize=(5, 5))</w:t>
+      </w:r>
+    </w:p>
+    <w:p>
+      <w:pPr>
+        <w:spacing w:after="0" w:before="0" w:line="240" w:lineRule="auto"/>
+        <w:ind w:left="283"/>
+      </w:pPr>
+      <w:r>
+        <w:rPr>
+          <w:rFonts w:ascii="Consolas" w:hAnsi="Consolas"/>
+          <w:color w:val="333333"/>
+          <w:sz w:val="16"/>
+        </w:rPr>
+        <w:t>plt.pie([healthy, diseased], labels=["Healthy", "Diseased"],</w:t>
+      </w:r>
+    </w:p>
+    <w:p>
+      <w:pPr>
+        <w:spacing w:after="0" w:before="0" w:line="240" w:lineRule="auto"/>
+        <w:ind w:left="283"/>
+      </w:pPr>
+      <w:r>
+        <w:rPr>
+          <w:rFonts w:ascii="Consolas" w:hAnsi="Consolas"/>
+          <w:color w:val="333333"/>
+          <w:sz w:val="16"/>
+        </w:rPr>
+        <w:t xml:space="preserve">        autopct="%1.0f%%", colors=["#4CAF50", "#F44336"])</w:t>
+      </w:r>
+    </w:p>
+    <w:p>
+      <w:pPr>
+        <w:spacing w:after="0" w:before="0" w:line="240" w:lineRule="auto"/>
+        <w:ind w:left="283"/>
+      </w:pPr>
+      <w:r>
+        <w:rPr>
+          <w:rFonts w:ascii="Consolas" w:hAnsi="Consolas"/>
+          <w:color w:val="333333"/>
+          <w:sz w:val="16"/>
+        </w:rPr>
+        <w:t>plt.title("Healthy vs Diseased Classes")</w:t>
+      </w:r>
+    </w:p>
+    <w:p>
+      <w:pPr>
+        <w:spacing w:after="0" w:before="0" w:line="240" w:lineRule="auto"/>
+        <w:ind w:left="283"/>
+      </w:pPr>
+      <w:r>
+        <w:rPr>
+          <w:rFonts w:ascii="Consolas" w:hAnsi="Consolas"/>
+          <w:color w:val="333333"/>
+          <w:sz w:val="16"/>
+        </w:rPr>
+        <w:t>plt.savefig("eda_outputs/healthy_vs_diseased.png")</w:t>
+      </w:r>
+    </w:p>
+    <w:p>
+      <w:pPr>
+        <w:spacing w:after="0" w:before="0" w:line="240" w:lineRule="auto"/>
+        <w:ind w:left="283"/>
+      </w:pPr>
+      <w:r>
+        <w:rPr>
+          <w:rFonts w:ascii="Consolas" w:hAnsi="Consolas"/>
+          <w:color w:val="333333"/>
+          <w:sz w:val="16"/>
+        </w:rPr>
+        <w:t>plt.show()</w:t>
+      </w:r>
+    </w:p>
+    <w:p>
+      <w:pPr>
+        <w:pStyle w:val="Heading2"/>
+      </w:pPr>
+      <w:r>
+        <w:rPr>
+          <w:color w:val="0D47A1"/>
+        </w:rPr>
+        <w:t>5.2 EDA Output Class Distribution</w:t>
+      </w:r>
+    </w:p>
+    <w:p>
+      <w:pPr>
+        <w:jc w:val="center"/>
+      </w:pPr>
       <w:r>
         <w:drawing>
           <wp:inline xmlns:a="http://schemas.openxmlformats.org/drawingml/2006/main" xmlns:pic="http://schemas.openxmlformats.org/drawingml/2006/picture">
@@ -482,15 +2090,51 @@
       </w:r>
     </w:p>
     <w:p>
-      <w:r>
-        <w:t>Figure: Healthy vs Diseased Class Distribution</w:t>
-      </w:r>
-    </w:p>
-    <w:p>
+      <w:pPr>
+        <w:jc w:val="center"/>
+      </w:pPr>
+      <w:r>
+        <w:rPr>
+          <w:i/>
+          <w:color w:val="666666"/>
+          <w:sz w:val="18"/>
+        </w:rPr>
+        <w:t>Figure 5.1 Number of classes per plant fruit category</w:t>
+      </w:r>
+    </w:p>
+    <w:p>
+      <w:pPr>
+        <w:spacing w:after="120" w:line="276" w:lineRule="auto"/>
+      </w:pPr>
+      <w:r>
+        <w:rPr>
+          <w:rFonts w:ascii="Calibri" w:hAnsi="Calibri"/>
+          <w:b w:val="0"/>
+          <w:i w:val="0"/>
+          <w:sz w:val="22"/>
+        </w:rPr>
+        <w:t>Tomato has the most, 10 classes.</w:t>
+      </w:r>
+    </w:p>
+    <w:p>
+      <w:pPr>
+        <w:pStyle w:val="Heading2"/>
+      </w:pPr>
+      <w:r>
+        <w:rPr>
+          <w:color w:val="0D47A1"/>
+        </w:rPr>
+        <w:t>5.3 EDA Output Healthy vs Diseased</w:t>
+      </w:r>
+    </w:p>
+    <w:p>
+      <w:pPr>
+        <w:jc w:val="center"/>
+      </w:pPr>
       <w:r>
         <w:drawing>
           <wp:inline xmlns:a="http://schemas.openxmlformats.org/drawingml/2006/main" xmlns:pic="http://schemas.openxmlformats.org/drawingml/2006/picture">
-            <wp:extent cx="3657600" cy="3608439"/>
+            <wp:extent cx="3200400" cy="3157384"/>
             <wp:docPr id="3" name="Picture 3"/>
             <wp:cNvGraphicFramePr>
               <a:graphicFrameLocks noChangeAspect="1"/>
@@ -511,7 +2155,7 @@
                   <pic:spPr>
                     <a:xfrm>
                       <a:off x="0" y="0"/>
-                      <a:ext cx="3657600" cy="3608439"/>
+                      <a:ext cx="3200400" cy="3157384"/>
                     </a:xfrm>
                     <a:prstGeom prst="rect"/>
                   </pic:spPr>
@@ -523,11 +2167,47 @@
       </w:r>
     </w:p>
     <w:p>
-      <w:r>
-        <w:t>Figure: Complete List of 30 Classes</w:t>
-      </w:r>
-    </w:p>
-    <w:p>
+      <w:pPr>
+        <w:jc w:val="center"/>
+      </w:pPr>
+      <w:r>
+        <w:rPr>
+          <w:i/>
+          <w:color w:val="666666"/>
+          <w:sz w:val="18"/>
+        </w:rPr>
+        <w:t>Figure 5.2 Proportion of healthy vs diseased classes</w:t>
+      </w:r>
+    </w:p>
+    <w:p>
+      <w:pPr>
+        <w:spacing w:after="120" w:line="276" w:lineRule="auto"/>
+      </w:pPr>
+      <w:r>
+        <w:rPr>
+          <w:rFonts w:ascii="Calibri" w:hAnsi="Calibri"/>
+          <w:b w:val="0"/>
+          <w:i w:val="0"/>
+          <w:sz w:val="22"/>
+        </w:rPr>
+        <w:t>About 33 percent healthy, rest diseased.</w:t>
+      </w:r>
+    </w:p>
+    <w:p>
+      <w:pPr>
+        <w:pStyle w:val="Heading2"/>
+      </w:pPr>
+      <w:r>
+        <w:rPr>
+          <w:color w:val="0D47A1"/>
+        </w:rPr>
+        <w:t>5.4 EDA Output Class Listing</w:t>
+      </w:r>
+    </w:p>
+    <w:p>
+      <w:pPr>
+        <w:jc w:val="center"/>
+      </w:pPr>
       <w:r>
         <w:drawing>
           <wp:inline xmlns:a="http://schemas.openxmlformats.org/drawingml/2006/main" xmlns:pic="http://schemas.openxmlformats.org/drawingml/2006/picture">
@@ -565,13 +2245,95 @@
     </w:p>
     <w:p>
       <w:pPr>
+        <w:jc w:val="center"/>
+      </w:pPr>
+      <w:r>
+        <w:rPr>
+          <w:i/>
+          <w:color w:val="666666"/>
+          <w:sz w:val="18"/>
+        </w:rPr>
+        <w:t>Figure 5.3 Complete list of 30 disease classes</w:t>
+      </w:r>
+    </w:p>
+    <w:p>
+      <w:pPr>
+        <w:pStyle w:val="Heading2"/>
+      </w:pPr>
+      <w:r>
+        <w:rPr>
+          <w:color w:val="0D47A1"/>
+        </w:rPr>
+        <w:t>5.5 EDA Observations</w:t>
+      </w:r>
+    </w:p>
+    <w:p>
+      <w:pPr>
+        <w:pStyle w:val="ListBullet"/>
+        <w:spacing w:after="60"/>
+      </w:pPr>
+      <w:r>
+        <w:rPr>
+          <w:rFonts w:ascii="Calibri" w:hAnsi="Calibri"/>
+          <w:sz w:val="22"/>
+        </w:rPr>
+        <w:t>Tomato dominates with 10 out of 30.</w:t>
+      </w:r>
+    </w:p>
+    <w:p>
+      <w:pPr>
+        <w:pStyle w:val="ListBullet"/>
+        <w:spacing w:after="60"/>
+      </w:pPr>
+      <w:r>
+        <w:rPr>
+          <w:rFonts w:ascii="Calibri" w:hAnsi="Calibri"/>
+          <w:sz w:val="22"/>
+        </w:rPr>
+        <w:t>Fruits each have 3.</w:t>
+      </w:r>
+    </w:p>
+    <w:p>
+      <w:pPr>
+        <w:pStyle w:val="ListBullet"/>
+        <w:spacing w:after="60"/>
+      </w:pPr>
+      <w:r>
+        <w:rPr>
+          <w:rFonts w:ascii="Calibri" w:hAnsi="Calibri"/>
+          <w:sz w:val="22"/>
+        </w:rPr>
+        <w:t>Dataset seems balanced enough, not too skewed.</w:t>
+      </w:r>
+    </w:p>
+    <w:p>
+      <w:pPr>
+        <w:spacing w:after="120" w:line="276" w:lineRule="auto"/>
+      </w:pPr>
+      <w:r>
+        <w:rPr>
+          <w:rFonts w:ascii="Calibri" w:hAnsi="Calibri"/>
+          <w:b w:val="0"/>
+          <w:i w:val="0"/>
+          <w:sz w:val="22"/>
+        </w:rPr>
+        <w:t>Some classes might have fewer images, but I didnt dig deeper.</w:t>
+      </w:r>
+    </w:p>
+    <w:p>
+      <w:r>
+        <w:br w:type="page"/>
+      </w:r>
+    </w:p>
+    <w:p>
+      <w:pPr>
         <w:pStyle w:val="Heading1"/>
       </w:pPr>
       <w:r>
         <w:rPr>
           <w:color w:val="0D47A1"/>
         </w:rPr>
-        <w:t>6. Data Pre-Processing</w:t>
+        <w:t>6 Data Pre Processing</w:t>
       </w:r>
     </w:p>
     <w:p>
@@ -587,55 +2349,82 @@
     </w:p>
     <w:p>
       <w:pPr>
-        <w:spacing w:after="120"/>
-      </w:pPr>
-      <w:r>
-        <w:t>The preprocessing pipeline follows these steps:</w:t>
-      </w:r>
-    </w:p>
-    <w:p>
-      <w:pPr>
-        <w:pStyle w:val="ListBullet"/>
-        <w:spacing w:after="80"/>
-      </w:pPr>
-      <w:r>
-        <w:t>Step 1 — Load Image: Read image and convert BGR → RGB</w:t>
-      </w:r>
-    </w:p>
-    <w:p>
-      <w:pPr>
-        <w:pStyle w:val="ListBullet"/>
-        <w:spacing w:after="80"/>
-      </w:pPr>
-      <w:r>
-        <w:t>Step 2 — Resize: Standardize to 224×224 pixels</w:t>
-      </w:r>
-    </w:p>
-    <w:p>
-      <w:pPr>
-        <w:pStyle w:val="ListBullet"/>
-        <w:spacing w:after="80"/>
-      </w:pPr>
-      <w:r>
-        <w:t>Step 3 — Gaussian Smoothing: 5×5 kernel for noise removal</w:t>
-      </w:r>
-    </w:p>
-    <w:p>
-      <w:pPr>
-        <w:pStyle w:val="ListBullet"/>
-        <w:spacing w:after="80"/>
-      </w:pPr>
-      <w:r>
-        <w:t>Step 4 — Normalize: Scale pixel values from [0,255] to [0,1]</w:t>
-      </w:r>
-    </w:p>
-    <w:p>
-      <w:pPr>
-        <w:pStyle w:val="ListBullet"/>
-        <w:spacing w:after="80"/>
-      </w:pPr>
-      <w:r>
-        <w:t>Step 5 — Sakaguchi Tensor Conversion: Generate 8×8, 12×12, 16×16 multi-resolution features</w:t>
+        <w:spacing w:after="120" w:line="276" w:lineRule="auto"/>
+      </w:pPr>
+      <w:r>
+        <w:rPr>
+          <w:rFonts w:ascii="Calibri" w:hAnsi="Calibri"/>
+          <w:b w:val="0"/>
+          <w:i w:val="0"/>
+          <w:sz w:val="22"/>
+        </w:rPr>
+        <w:t>Images go through steps to clean and make those multi sizes. It standardizes, smooths noise, and gets different resolutions for textures.</w:t>
+      </w:r>
+    </w:p>
+    <w:p>
+      <w:pPr>
+        <w:jc w:val="center"/>
+      </w:pPr>
+      <w:r>
+        <w:drawing>
+          <wp:inline xmlns:a="http://schemas.openxmlformats.org/drawingml/2006/main" xmlns:pic="http://schemas.openxmlformats.org/drawingml/2006/picture">
+            <wp:extent cx="5486400" cy="1371600"/>
+            <wp:docPr id="5" name="Picture 5"/>
+            <wp:cNvGraphicFramePr>
+              <a:graphicFrameLocks noChangeAspect="1"/>
+            </wp:cNvGraphicFramePr>
+            <a:graphic>
+              <a:graphicData uri="http://schemas.openxmlformats.org/drawingml/2006/picture">
+                <pic:pic>
+                  <pic:nvPicPr>
+                    <pic:cNvPr id="0" name="preprocessing_flow.png"/>
+                    <pic:cNvPicPr/>
+                  </pic:nvPicPr>
+                  <pic:blipFill>
+                    <a:blip r:embed="rId13"/>
+                    <a:stretch>
+                      <a:fillRect/>
+                    </a:stretch>
+                  </pic:blipFill>
+                  <pic:spPr>
+                    <a:xfrm>
+                      <a:off x="0" y="0"/>
+                      <a:ext cx="5486400" cy="1371600"/>
+                    </a:xfrm>
+                    <a:prstGeom prst="rect"/>
+                  </pic:spPr>
+                </pic:pic>
+              </a:graphicData>
+            </a:graphic>
+          </wp:inline>
+        </w:drawing>
+      </w:r>
+    </w:p>
+    <w:p>
+      <w:pPr>
+        <w:jc w:val="center"/>
+      </w:pPr>
+      <w:r>
+        <w:rPr>
+          <w:i/>
+          <w:color w:val="666666"/>
+          <w:sz w:val="18"/>
+        </w:rPr>
+        <w:t>Figure 6.1 Preprocessing Pipeline Flow</w:t>
+      </w:r>
+    </w:p>
+    <w:p>
+      <w:pPr>
+        <w:spacing w:after="120" w:line="276" w:lineRule="auto"/>
+      </w:pPr>
+      <w:r>
+        <w:rPr>
+          <w:rFonts w:ascii="Calibri" w:hAnsi="Calibri"/>
+          <w:b w:val="0"/>
+          <w:i w:val="0"/>
+          <w:sz w:val="22"/>
+        </w:rPr>
+        <w:t>I think the multi sizes help capture details at various levels, though im not totally sure.</w:t>
       </w:r>
     </w:p>
     <w:p>
@@ -646,178 +2435,1114 @@
         <w:rPr>
           <w:color w:val="0D47A1"/>
         </w:rPr>
-        <w:t>6.2 Data Augmentation</w:t>
-      </w:r>
-    </w:p>
-    <w:p>
-      <w:pPr>
-        <w:spacing w:after="120"/>
-      </w:pPr>
-      <w:r>
-        <w:t>Applied via Keras ImageDataGenerator during training:</w:t>
-      </w:r>
-    </w:p>
-    <w:p>
-      <w:pPr>
-        <w:pStyle w:val="ListBullet"/>
-        <w:spacing w:after="80"/>
-      </w:pPr>
-      <w:r>
-        <w:t>Rotation Range: ±20°</w:t>
-      </w:r>
-    </w:p>
-    <w:p>
-      <w:pPr>
-        <w:pStyle w:val="ListBullet"/>
-        <w:spacing w:after="80"/>
-      </w:pPr>
-      <w:r>
-        <w:t>Zoom Range: 15%</w:t>
-      </w:r>
-    </w:p>
-    <w:p>
-      <w:pPr>
-        <w:pStyle w:val="ListBullet"/>
-        <w:spacing w:after="80"/>
-      </w:pPr>
-      <w:r>
-        <w:t>Width/Height Shift: 20%</w:t>
-      </w:r>
-    </w:p>
-    <w:p>
-      <w:pPr>
-        <w:pStyle w:val="ListBullet"/>
-        <w:spacing w:after="80"/>
-      </w:pPr>
-      <w:r>
-        <w:t>Shear Range: 15%</w:t>
-      </w:r>
-    </w:p>
-    <w:p>
-      <w:pPr>
-        <w:pStyle w:val="ListBullet"/>
-        <w:spacing w:after="80"/>
-      </w:pPr>
-      <w:r>
-        <w:t>Horizontal Flip: Enabled</w:t>
-      </w:r>
-    </w:p>
-    <w:p>
-      <w:pPr>
-        <w:pStyle w:val="Heading1"/>
+        <w:t>6.2 Preprocessing Source Code</w:t>
+      </w:r>
+    </w:p>
+    <w:p>
+      <w:pPr>
+        <w:spacing w:after="120" w:line="276" w:lineRule="auto"/>
+      </w:pPr>
+      <w:r>
+        <w:rPr>
+          <w:rFonts w:ascii="Calibri" w:hAnsi="Calibri"/>
+          <w:b/>
+          <w:i w:val="0"/>
+          <w:sz w:val="22"/>
+        </w:rPr>
+        <w:t>File: src/preprocessing.py</w:t>
+      </w:r>
+    </w:p>
+    <w:p>
+      <w:pPr>
+        <w:spacing w:after="0" w:before="0" w:line="240" w:lineRule="auto"/>
+        <w:ind w:left="283"/>
+      </w:pPr>
+      <w:r>
+        <w:rPr>
+          <w:rFonts w:ascii="Consolas" w:hAnsi="Consolas"/>
+          <w:color w:val="333333"/>
+          <w:sz w:val="16"/>
+        </w:rPr>
+        <w:t>import cv2</w:t>
+      </w:r>
+    </w:p>
+    <w:p>
+      <w:pPr>
+        <w:spacing w:after="0" w:before="0" w:line="240" w:lineRule="auto"/>
+        <w:ind w:left="283"/>
+      </w:pPr>
+      <w:r>
+        <w:rPr>
+          <w:rFonts w:ascii="Consolas" w:hAnsi="Consolas"/>
+          <w:color w:val="333333"/>
+          <w:sz w:val="16"/>
+        </w:rPr>
+        <w:t>import numpy as np</w:t>
+      </w:r>
+    </w:p>
+    <w:p>
+      <w:pPr>
+        <w:spacing w:after="0" w:before="0" w:line="240" w:lineRule="auto"/>
+        <w:ind w:left="283"/>
+      </w:pPr>
+      <w:r>
+        <w:rPr>
+          <w:rFonts w:ascii="Consolas" w:hAnsi="Consolas"/>
+          <w:color w:val="333333"/>
+          <w:sz w:val="16"/>
+        </w:rPr>
+      </w:r>
+    </w:p>
+    <w:p>
+      <w:pPr>
+        <w:spacing w:after="0" w:before="0" w:line="240" w:lineRule="auto"/>
+        <w:ind w:left="283"/>
+      </w:pPr>
+      <w:r>
+        <w:rPr>
+          <w:rFonts w:ascii="Consolas" w:hAnsi="Consolas"/>
+          <w:color w:val="333333"/>
+          <w:sz w:val="16"/>
+        </w:rPr>
+        <w:t>def load_image(image_file, target_size=(224, 224)):</w:t>
+      </w:r>
+    </w:p>
+    <w:p>
+      <w:pPr>
+        <w:spacing w:after="0" w:before="0" w:line="240" w:lineRule="auto"/>
+        <w:ind w:left="283"/>
+      </w:pPr>
+      <w:r>
+        <w:rPr>
+          <w:rFonts w:ascii="Consolas" w:hAnsi="Consolas"/>
+          <w:color w:val="333333"/>
+          <w:sz w:val="16"/>
+        </w:rPr>
+        <w:t xml:space="preserve">    if hasattr(image_file, 'read'):</w:t>
+      </w:r>
+    </w:p>
+    <w:p>
+      <w:pPr>
+        <w:spacing w:after="0" w:before="0" w:line="240" w:lineRule="auto"/>
+        <w:ind w:left="283"/>
+      </w:pPr>
+      <w:r>
+        <w:rPr>
+          <w:rFonts w:ascii="Consolas" w:hAnsi="Consolas"/>
+          <w:color w:val="333333"/>
+          <w:sz w:val="16"/>
+        </w:rPr>
+        <w:t xml:space="preserve">        file_bytes = np.asarray(bytearray(image_file.read()), dtype=np.uint8)</w:t>
+      </w:r>
+    </w:p>
+    <w:p>
+      <w:pPr>
+        <w:spacing w:after="0" w:before="0" w:line="240" w:lineRule="auto"/>
+        <w:ind w:left="283"/>
+      </w:pPr>
+      <w:r>
+        <w:rPr>
+          <w:rFonts w:ascii="Consolas" w:hAnsi="Consolas"/>
+          <w:color w:val="333333"/>
+          <w:sz w:val="16"/>
+        </w:rPr>
+        <w:t xml:space="preserve">        image = cv2.imdecode(file_bytes, cv2.IMREAD_COLOR)</w:t>
+      </w:r>
+    </w:p>
+    <w:p>
+      <w:pPr>
+        <w:spacing w:after="0" w:before="0" w:line="240" w:lineRule="auto"/>
+        <w:ind w:left="283"/>
+      </w:pPr>
+      <w:r>
+        <w:rPr>
+          <w:rFonts w:ascii="Consolas" w:hAnsi="Consolas"/>
+          <w:color w:val="333333"/>
+          <w:sz w:val="16"/>
+        </w:rPr>
+        <w:t xml:space="preserve">    else:</w:t>
+      </w:r>
+    </w:p>
+    <w:p>
+      <w:pPr>
+        <w:spacing w:after="0" w:before="0" w:line="240" w:lineRule="auto"/>
+        <w:ind w:left="283"/>
+      </w:pPr>
+      <w:r>
+        <w:rPr>
+          <w:rFonts w:ascii="Consolas" w:hAnsi="Consolas"/>
+          <w:color w:val="333333"/>
+          <w:sz w:val="16"/>
+        </w:rPr>
+        <w:t xml:space="preserve">        image = cv2.imread(image_file)</w:t>
+      </w:r>
+    </w:p>
+    <w:p>
+      <w:pPr>
+        <w:spacing w:after="0" w:before="0" w:line="240" w:lineRule="auto"/>
+        <w:ind w:left="283"/>
+      </w:pPr>
+      <w:r>
+        <w:rPr>
+          <w:rFonts w:ascii="Consolas" w:hAnsi="Consolas"/>
+          <w:color w:val="333333"/>
+          <w:sz w:val="16"/>
+        </w:rPr>
+        <w:t xml:space="preserve">    </w:t>
+      </w:r>
+    </w:p>
+    <w:p>
+      <w:pPr>
+        <w:spacing w:after="0" w:before="0" w:line="240" w:lineRule="auto"/>
+        <w:ind w:left="283"/>
+      </w:pPr>
+      <w:r>
+        <w:rPr>
+          <w:rFonts w:ascii="Consolas" w:hAnsi="Consolas"/>
+          <w:color w:val="333333"/>
+          <w:sz w:val="16"/>
+        </w:rPr>
+        <w:t xml:space="preserve">    if image is None:</w:t>
+      </w:r>
+    </w:p>
+    <w:p>
+      <w:pPr>
+        <w:spacing w:after="0" w:before="0" w:line="240" w:lineRule="auto"/>
+        <w:ind w:left="283"/>
+      </w:pPr>
+      <w:r>
+        <w:rPr>
+          <w:rFonts w:ascii="Consolas" w:hAnsi="Consolas"/>
+          <w:color w:val="333333"/>
+          <w:sz w:val="16"/>
+        </w:rPr>
+        <w:t xml:space="preserve">        raise ValueError("Could not load image")</w:t>
+      </w:r>
+    </w:p>
+    <w:p>
+      <w:pPr>
+        <w:spacing w:after="0" w:before="0" w:line="240" w:lineRule="auto"/>
+        <w:ind w:left="283"/>
+      </w:pPr>
+      <w:r>
+        <w:rPr>
+          <w:rFonts w:ascii="Consolas" w:hAnsi="Consolas"/>
+          <w:color w:val="333333"/>
+          <w:sz w:val="16"/>
+        </w:rPr>
+        <w:t xml:space="preserve">        </w:t>
+      </w:r>
+    </w:p>
+    <w:p>
+      <w:pPr>
+        <w:spacing w:after="0" w:before="0" w:line="240" w:lineRule="auto"/>
+        <w:ind w:left="283"/>
+      </w:pPr>
+      <w:r>
+        <w:rPr>
+          <w:rFonts w:ascii="Consolas" w:hAnsi="Consolas"/>
+          <w:color w:val="333333"/>
+          <w:sz w:val="16"/>
+        </w:rPr>
+        <w:t xml:space="preserve">    image = cv2.cvtColor(image, cv2.COLOR_BGR2RGB)</w:t>
+      </w:r>
+    </w:p>
+    <w:p>
+      <w:pPr>
+        <w:spacing w:after="0" w:before="0" w:line="240" w:lineRule="auto"/>
+        <w:ind w:left="283"/>
+      </w:pPr>
+      <w:r>
+        <w:rPr>
+          <w:rFonts w:ascii="Consolas" w:hAnsi="Consolas"/>
+          <w:color w:val="333333"/>
+          <w:sz w:val="16"/>
+        </w:rPr>
+        <w:t xml:space="preserve">    return image</w:t>
+      </w:r>
+    </w:p>
+    <w:p>
+      <w:pPr>
+        <w:spacing w:after="0" w:before="0" w:line="240" w:lineRule="auto"/>
+        <w:ind w:left="283"/>
+      </w:pPr>
+      <w:r>
+        <w:rPr>
+          <w:rFonts w:ascii="Consolas" w:hAnsi="Consolas"/>
+          <w:color w:val="333333"/>
+          <w:sz w:val="16"/>
+        </w:rPr>
+      </w:r>
+    </w:p>
+    <w:p>
+      <w:pPr>
+        <w:spacing w:after="0" w:before="0" w:line="240" w:lineRule="auto"/>
+        <w:ind w:left="283"/>
+      </w:pPr>
+      <w:r>
+        <w:rPr>
+          <w:rFonts w:ascii="Consolas" w:hAnsi="Consolas"/>
+          <w:color w:val="333333"/>
+          <w:sz w:val="16"/>
+        </w:rPr>
+        <w:t>def apply_noise_smoothing(image, kernel_size=(5, 5)):</w:t>
+      </w:r>
+    </w:p>
+    <w:p>
+      <w:pPr>
+        <w:spacing w:after="0" w:before="0" w:line="240" w:lineRule="auto"/>
+        <w:ind w:left="283"/>
+      </w:pPr>
+      <w:r>
+        <w:rPr>
+          <w:rFonts w:ascii="Consolas" w:hAnsi="Consolas"/>
+          <w:color w:val="333333"/>
+          <w:sz w:val="16"/>
+        </w:rPr>
+        <w:t xml:space="preserve">    return cv2.GaussianBlur(image, kernel_size, 0)</w:t>
+      </w:r>
+    </w:p>
+    <w:p>
+      <w:pPr>
+        <w:spacing w:after="0" w:before="0" w:line="240" w:lineRule="auto"/>
+        <w:ind w:left="283"/>
+      </w:pPr>
+      <w:r>
+        <w:rPr>
+          <w:rFonts w:ascii="Consolas" w:hAnsi="Consolas"/>
+          <w:color w:val="333333"/>
+          <w:sz w:val="16"/>
+        </w:rPr>
+      </w:r>
+    </w:p>
+    <w:p>
+      <w:pPr>
+        <w:spacing w:after="0" w:before="0" w:line="240" w:lineRule="auto"/>
+        <w:ind w:left="283"/>
+      </w:pPr>
+      <w:r>
+        <w:rPr>
+          <w:rFonts w:ascii="Consolas" w:hAnsi="Consolas"/>
+          <w:color w:val="333333"/>
+          <w:sz w:val="16"/>
+        </w:rPr>
+        <w:t>def normalize_image(image):</w:t>
+      </w:r>
+    </w:p>
+    <w:p>
+      <w:pPr>
+        <w:spacing w:after="0" w:before="0" w:line="240" w:lineRule="auto"/>
+        <w:ind w:left="283"/>
+      </w:pPr>
+      <w:r>
+        <w:rPr>
+          <w:rFonts w:ascii="Consolas" w:hAnsi="Consolas"/>
+          <w:color w:val="333333"/>
+          <w:sz w:val="16"/>
+        </w:rPr>
+        <w:t xml:space="preserve">    return image.astype(np.float32) / 255.0</w:t>
+      </w:r>
+    </w:p>
+    <w:p>
+      <w:pPr>
+        <w:spacing w:after="0" w:before="0" w:line="240" w:lineRule="auto"/>
+        <w:ind w:left="283"/>
+      </w:pPr>
+      <w:r>
+        <w:rPr>
+          <w:rFonts w:ascii="Consolas" w:hAnsi="Consolas"/>
+          <w:color w:val="333333"/>
+          <w:sz w:val="16"/>
+        </w:rPr>
+      </w:r>
+    </w:p>
+    <w:p>
+      <w:pPr>
+        <w:spacing w:after="0" w:before="0" w:line="240" w:lineRule="auto"/>
+        <w:ind w:left="283"/>
+      </w:pPr>
+      <w:r>
+        <w:rPr>
+          <w:rFonts w:ascii="Consolas" w:hAnsi="Consolas"/>
+          <w:color w:val="333333"/>
+          <w:sz w:val="16"/>
+        </w:rPr>
+        <w:t>def resize_image(image, size):</w:t>
+      </w:r>
+    </w:p>
+    <w:p>
+      <w:pPr>
+        <w:spacing w:after="0" w:before="0" w:line="240" w:lineRule="auto"/>
+        <w:ind w:left="283"/>
+      </w:pPr>
+      <w:r>
+        <w:rPr>
+          <w:rFonts w:ascii="Consolas" w:hAnsi="Consolas"/>
+          <w:color w:val="333333"/>
+          <w:sz w:val="16"/>
+        </w:rPr>
+        <w:t xml:space="preserve">    return cv2.resize(image, size)</w:t>
+      </w:r>
+    </w:p>
+    <w:p>
+      <w:pPr>
+        <w:spacing w:after="0" w:before="0" w:line="240" w:lineRule="auto"/>
+        <w:ind w:left="283"/>
+      </w:pPr>
+      <w:r>
+        <w:rPr>
+          <w:rFonts w:ascii="Consolas" w:hAnsi="Consolas"/>
+          <w:color w:val="333333"/>
+          <w:sz w:val="16"/>
+        </w:rPr>
+      </w:r>
+    </w:p>
+    <w:p>
+      <w:pPr>
+        <w:spacing w:after="0" w:before="0" w:line="240" w:lineRule="auto"/>
+        <w:ind w:left="283"/>
+      </w:pPr>
+      <w:r>
+        <w:rPr>
+          <w:rFonts w:ascii="Consolas" w:hAnsi="Consolas"/>
+          <w:color w:val="333333"/>
+          <w:sz w:val="16"/>
+        </w:rPr>
+        <w:t>def sakaguchi_tensor_conversion(image):</w:t>
+      </w:r>
+    </w:p>
+    <w:p>
+      <w:pPr>
+        <w:spacing w:after="0" w:before="0" w:line="240" w:lineRule="auto"/>
+        <w:ind w:left="283"/>
+      </w:pPr>
+      <w:r>
+        <w:rPr>
+          <w:rFonts w:ascii="Consolas" w:hAnsi="Consolas"/>
+          <w:color w:val="333333"/>
+          <w:sz w:val="16"/>
+        </w:rPr>
+        <w:t xml:space="preserve">    tensors = {}</w:t>
+      </w:r>
+    </w:p>
+    <w:p>
+      <w:pPr>
+        <w:spacing w:after="0" w:before="0" w:line="240" w:lineRule="auto"/>
+        <w:ind w:left="283"/>
+      </w:pPr>
+      <w:r>
+        <w:rPr>
+          <w:rFonts w:ascii="Consolas" w:hAnsi="Consolas"/>
+          <w:color w:val="333333"/>
+          <w:sz w:val="16"/>
+        </w:rPr>
+        <w:t xml:space="preserve">    sizes = [(8, 8), (12, 12), (16, 16)]</w:t>
+      </w:r>
+    </w:p>
+    <w:p>
+      <w:pPr>
+        <w:spacing w:after="0" w:before="0" w:line="240" w:lineRule="auto"/>
+        <w:ind w:left="283"/>
+      </w:pPr>
+      <w:r>
+        <w:rPr>
+          <w:rFonts w:ascii="Consolas" w:hAnsi="Consolas"/>
+          <w:color w:val="333333"/>
+          <w:sz w:val="16"/>
+        </w:rPr>
+        <w:t xml:space="preserve">    </w:t>
+      </w:r>
+    </w:p>
+    <w:p>
+      <w:pPr>
+        <w:spacing w:after="0" w:before="0" w:line="240" w:lineRule="auto"/>
+        <w:ind w:left="283"/>
+      </w:pPr>
+      <w:r>
+        <w:rPr>
+          <w:rFonts w:ascii="Consolas" w:hAnsi="Consolas"/>
+          <w:color w:val="333333"/>
+          <w:sz w:val="16"/>
+        </w:rPr>
+        <w:t xml:space="preserve">    for size in sizes:</w:t>
+      </w:r>
+    </w:p>
+    <w:p>
+      <w:pPr>
+        <w:spacing w:after="0" w:before="0" w:line="240" w:lineRule="auto"/>
+        <w:ind w:left="283"/>
+      </w:pPr>
+      <w:r>
+        <w:rPr>
+          <w:rFonts w:ascii="Consolas" w:hAnsi="Consolas"/>
+          <w:color w:val="333333"/>
+          <w:sz w:val="16"/>
+        </w:rPr>
+        <w:t xml:space="preserve">        resized = resize_image(image, size)</w:t>
+      </w:r>
+    </w:p>
+    <w:p>
+      <w:pPr>
+        <w:spacing w:after="0" w:before="0" w:line="240" w:lineRule="auto"/>
+        <w:ind w:left="283"/>
+      </w:pPr>
+      <w:r>
+        <w:rPr>
+          <w:rFonts w:ascii="Consolas" w:hAnsi="Consolas"/>
+          <w:color w:val="333333"/>
+          <w:sz w:val="16"/>
+        </w:rPr>
+        <w:t xml:space="preserve">        tensors[f"{size[0]}x{size[1]}"] = resized</w:t>
+      </w:r>
+    </w:p>
+    <w:p>
+      <w:pPr>
+        <w:spacing w:after="0" w:before="0" w:line="240" w:lineRule="auto"/>
+        <w:ind w:left="283"/>
+      </w:pPr>
+      <w:r>
+        <w:rPr>
+          <w:rFonts w:ascii="Consolas" w:hAnsi="Consolas"/>
+          <w:color w:val="333333"/>
+          <w:sz w:val="16"/>
+        </w:rPr>
+        <w:t xml:space="preserve">        </w:t>
+      </w:r>
+    </w:p>
+    <w:p>
+      <w:pPr>
+        <w:spacing w:after="0" w:before="0" w:line="240" w:lineRule="auto"/>
+        <w:ind w:left="283"/>
+      </w:pPr>
+      <w:r>
+        <w:rPr>
+          <w:rFonts w:ascii="Consolas" w:hAnsi="Consolas"/>
+          <w:color w:val="333333"/>
+          <w:sz w:val="16"/>
+        </w:rPr>
+        <w:t xml:space="preserve">    return tensors</w:t>
+      </w:r>
+    </w:p>
+    <w:p>
+      <w:pPr>
+        <w:spacing w:after="0" w:before="0" w:line="240" w:lineRule="auto"/>
+        <w:ind w:left="283"/>
+      </w:pPr>
+      <w:r>
+        <w:rPr>
+          <w:rFonts w:ascii="Consolas" w:hAnsi="Consolas"/>
+          <w:color w:val="333333"/>
+          <w:sz w:val="16"/>
+        </w:rPr>
+      </w:r>
+    </w:p>
+    <w:p>
+      <w:pPr>
+        <w:spacing w:after="0" w:before="0" w:line="240" w:lineRule="auto"/>
+        <w:ind w:left="283"/>
+      </w:pPr>
+      <w:r>
+        <w:rPr>
+          <w:rFonts w:ascii="Consolas" w:hAnsi="Consolas"/>
+          <w:color w:val="333333"/>
+          <w:sz w:val="16"/>
+        </w:rPr>
+        <w:t>def preprocess_pipeline(image_file, target_size=(224, 224)):</w:t>
+      </w:r>
+    </w:p>
+    <w:p>
+      <w:pPr>
+        <w:spacing w:after="0" w:before="0" w:line="240" w:lineRule="auto"/>
+        <w:ind w:left="283"/>
+      </w:pPr>
+      <w:r>
+        <w:rPr>
+          <w:rFonts w:ascii="Consolas" w:hAnsi="Consolas"/>
+          <w:color w:val="333333"/>
+          <w:sz w:val="16"/>
+        </w:rPr>
+        <w:t xml:space="preserve">    image = load_image(image_file)</w:t>
+      </w:r>
+    </w:p>
+    <w:p>
+      <w:pPr>
+        <w:spacing w:after="0" w:before="0" w:line="240" w:lineRule="auto"/>
+        <w:ind w:left="283"/>
+      </w:pPr>
+      <w:r>
+        <w:rPr>
+          <w:rFonts w:ascii="Consolas" w:hAnsi="Consolas"/>
+          <w:color w:val="333333"/>
+          <w:sz w:val="16"/>
+        </w:rPr>
+        <w:t xml:space="preserve">    image = apply_noise_smoothing(image)</w:t>
+      </w:r>
+    </w:p>
+    <w:p>
+      <w:pPr>
+        <w:spacing w:after="0" w:before="0" w:line="240" w:lineRule="auto"/>
+        <w:ind w:left="283"/>
+      </w:pPr>
+      <w:r>
+        <w:rPr>
+          <w:rFonts w:ascii="Consolas" w:hAnsi="Consolas"/>
+          <w:color w:val="333333"/>
+          <w:sz w:val="16"/>
+        </w:rPr>
+        <w:t xml:space="preserve">    image = resize_image(image, target_size)</w:t>
+      </w:r>
+    </w:p>
+    <w:p>
+      <w:pPr>
+        <w:spacing w:after="0" w:before="0" w:line="240" w:lineRule="auto"/>
+        <w:ind w:left="283"/>
+      </w:pPr>
+      <w:r>
+        <w:rPr>
+          <w:rFonts w:ascii="Consolas" w:hAnsi="Consolas"/>
+          <w:color w:val="333333"/>
+          <w:sz w:val="16"/>
+        </w:rPr>
+        <w:t xml:space="preserve">    image = normalize_image(image)</w:t>
+      </w:r>
+    </w:p>
+    <w:p>
+      <w:pPr>
+        <w:spacing w:after="0" w:before="0" w:line="240" w:lineRule="auto"/>
+        <w:ind w:left="283"/>
+      </w:pPr>
+      <w:r>
+        <w:rPr>
+          <w:rFonts w:ascii="Consolas" w:hAnsi="Consolas"/>
+          <w:color w:val="333333"/>
+          <w:sz w:val="16"/>
+        </w:rPr>
+        <w:t xml:space="preserve">    tensors = sakaguchi_tensor_conversion(image)</w:t>
+      </w:r>
+    </w:p>
+    <w:p>
+      <w:pPr>
+        <w:spacing w:after="0" w:before="0" w:line="240" w:lineRule="auto"/>
+        <w:ind w:left="283"/>
+      </w:pPr>
+      <w:r>
+        <w:rPr>
+          <w:rFonts w:ascii="Consolas" w:hAnsi="Consolas"/>
+          <w:color w:val="333333"/>
+          <w:sz w:val="16"/>
+        </w:rPr>
+        <w:t xml:space="preserve">    return image, tensors</w:t>
+      </w:r>
+    </w:p>
+    <w:p>
+      <w:pPr>
+        <w:spacing w:after="120" w:line="276" w:lineRule="auto"/>
+      </w:pPr>
+      <w:r>
+        <w:rPr>
+          <w:rFonts w:ascii="Calibri" w:hAnsi="Calibri"/>
+          <w:b w:val="0"/>
+          <w:i w:val="0"/>
+          <w:sz w:val="22"/>
+        </w:rPr>
+        <w:t>It cuts off there in my notes, but basically thats the flow.</w:t>
+      </w:r>
+    </w:p>
+    <w:p>
+      <w:pPr>
+        <w:pStyle w:val="Heading2"/>
       </w:pPr>
       <w:r>
         <w:rPr>
           <w:color w:val="0D47A1"/>
         </w:rPr>
-        <w:t>7. Methodology</w:t>
-      </w:r>
-    </w:p>
-    <w:p>
-      <w:pPr>
-        <w:spacing w:after="120"/>
-      </w:pPr>
-      <w:r>
-        <w:t>The system employs a multi-input, multi-model architecture where each model receives four inputs simultaneously: the preprocessed 224×224 image and three Sakaguchi tensors (8×8, 12×12, 16×16). The multi-resolution tensors capture spatial features at different scales, providing the classifier with richer feature representations.</w:t>
-      </w:r>
-    </w:p>
-    <w:p>
-      <w:pPr>
-        <w:spacing w:after="120"/>
-      </w:pPr>
-      <w:r>
-        <w:t>Four classification models are trained and compared:</w:t>
-      </w:r>
-    </w:p>
-    <w:p>
-      <w:pPr>
-        <w:pStyle w:val="ListBullet"/>
-        <w:spacing w:after="80"/>
-      </w:pPr>
-      <w:r>
-        <w:t>CNN (MobileNetV2): Transfer learning with frozen base + GlobalAveragePooling + Dense(256)</w:t>
-      </w:r>
-    </w:p>
-    <w:p>
-      <w:pPr>
-        <w:pStyle w:val="ListBullet"/>
-        <w:spacing w:after="80"/>
-      </w:pPr>
-      <w:r>
-        <w:t>ANN (MLP): Flatten + Dense(1024→512→256→128) with BatchNorm and Dropout</w:t>
-      </w:r>
-    </w:p>
-    <w:p>
-      <w:pPr>
-        <w:pStyle w:val="ListBullet"/>
-        <w:spacing w:after="80"/>
-      </w:pPr>
-      <w:r>
-        <w:t>ResNet50: Fine-tuned top 50 layers + Dense(512→256) with BatchNorm</w:t>
-      </w:r>
-    </w:p>
-    <w:p>
-      <w:pPr>
-        <w:pStyle w:val="ListBullet"/>
-        <w:spacing w:after="80"/>
-      </w:pPr>
-      <w:r>
-        <w:t>SVM: MobileNetV2 feature extractor + RBF kernel SVM (C=10)</w:t>
-      </w:r>
-    </w:p>
-    <w:p>
-      <w:pPr>
-        <w:spacing w:after="120"/>
-      </w:pPr>
-      <w:r>
-        <w:t>Training Configuration:</w:t>
-      </w:r>
-    </w:p>
-    <w:p>
-      <w:pPr>
-        <w:pStyle w:val="ListBullet"/>
-        <w:spacing w:after="80"/>
-      </w:pPr>
-      <w:r>
-        <w:t>Optimizer: Adam</w:t>
-      </w:r>
-    </w:p>
-    <w:p>
-      <w:pPr>
-        <w:pStyle w:val="ListBullet"/>
-        <w:spacing w:after="80"/>
-      </w:pPr>
-      <w:r>
-        <w:t>Loss Function: Categorical Cross-Entropy</w:t>
-      </w:r>
-    </w:p>
-    <w:p>
-      <w:pPr>
-        <w:pStyle w:val="ListBullet"/>
-        <w:spacing w:after="80"/>
-      </w:pPr>
-      <w:r>
-        <w:t>Callbacks: EarlyStopping, ReduceLROnPlateau, ModelCheckpoint</w:t>
-      </w:r>
-    </w:p>
-    <w:p>
-      <w:pPr>
-        <w:pStyle w:val="ListBullet"/>
-        <w:spacing w:after="80"/>
-      </w:pPr>
-      <w:r>
-        <w:t>Max Epochs: 20 (with early stopping)</w:t>
-      </w:r>
-    </w:p>
-    <w:p>
-      <w:pPr>
-        <w:pStyle w:val="Heading1"/>
+        <w:t>6.3 Data Augmentation Configuration</w:t>
+      </w:r>
+    </w:p>
+    <w:p>
+      <w:pPr>
+        <w:spacing w:after="120" w:line="276" w:lineRule="auto"/>
+      </w:pPr>
+      <w:r>
+        <w:rPr>
+          <w:rFonts w:ascii="Calibri" w:hAnsi="Calibri"/>
+          <w:b/>
+          <w:i w:val="0"/>
+          <w:sz w:val="22"/>
+        </w:rPr>
+        <w:t>For training, I used Keras generator</w:t>
+      </w:r>
+    </w:p>
+    <w:p>
+      <w:pPr>
+        <w:spacing w:after="0" w:before="0" w:line="240" w:lineRule="auto"/>
+        <w:ind w:left="283"/>
+      </w:pPr>
+      <w:r>
+        <w:rPr>
+          <w:rFonts w:ascii="Consolas" w:hAnsi="Consolas"/>
+          <w:color w:val="333333"/>
+          <w:sz w:val="16"/>
+        </w:rPr>
+        <w:t>datagen = ImageDataGenerator(</w:t>
+      </w:r>
+    </w:p>
+    <w:p>
+      <w:pPr>
+        <w:spacing w:after="0" w:before="0" w:line="240" w:lineRule="auto"/>
+        <w:ind w:left="283"/>
+      </w:pPr>
+      <w:r>
+        <w:rPr>
+          <w:rFonts w:ascii="Consolas" w:hAnsi="Consolas"/>
+          <w:color w:val="333333"/>
+          <w:sz w:val="16"/>
+        </w:rPr>
+        <w:t xml:space="preserve">    rescale=1./255,</w:t>
+      </w:r>
+    </w:p>
+    <w:p>
+      <w:pPr>
+        <w:spacing w:after="0" w:before="0" w:line="240" w:lineRule="auto"/>
+        <w:ind w:left="283"/>
+      </w:pPr>
+      <w:r>
+        <w:rPr>
+          <w:rFonts w:ascii="Consolas" w:hAnsi="Consolas"/>
+          <w:color w:val="333333"/>
+          <w:sz w:val="16"/>
+        </w:rPr>
+        <w:t xml:space="preserve">    preprocessing_function=sakaguchi_preprocessor,</w:t>
+      </w:r>
+    </w:p>
+    <w:p>
+      <w:pPr>
+        <w:spacing w:after="0" w:before="0" w:line="240" w:lineRule="auto"/>
+        <w:ind w:left="283"/>
+      </w:pPr>
+      <w:r>
+        <w:rPr>
+          <w:rFonts w:ascii="Consolas" w:hAnsi="Consolas"/>
+          <w:color w:val="333333"/>
+          <w:sz w:val="16"/>
+        </w:rPr>
+        <w:t xml:space="preserve">    rotation_range=20,</w:t>
+      </w:r>
+    </w:p>
+    <w:p>
+      <w:pPr>
+        <w:spacing w:after="0" w:before="0" w:line="240" w:lineRule="auto"/>
+        <w:ind w:left="283"/>
+      </w:pPr>
+      <w:r>
+        <w:rPr>
+          <w:rFonts w:ascii="Consolas" w:hAnsi="Consolas"/>
+          <w:color w:val="333333"/>
+          <w:sz w:val="16"/>
+        </w:rPr>
+        <w:t xml:space="preserve">    zoom_range=0.15,</w:t>
+      </w:r>
+    </w:p>
+    <w:p>
+      <w:pPr>
+        <w:spacing w:after="0" w:before="0" w:line="240" w:lineRule="auto"/>
+        <w:ind w:left="283"/>
+      </w:pPr>
+      <w:r>
+        <w:rPr>
+          <w:rFonts w:ascii="Consolas" w:hAnsi="Consolas"/>
+          <w:color w:val="333333"/>
+          <w:sz w:val="16"/>
+        </w:rPr>
+        <w:t xml:space="preserve">    width_shift_range=0.2,</w:t>
+      </w:r>
+    </w:p>
+    <w:p>
+      <w:pPr>
+        <w:spacing w:after="0" w:before="0" w:line="240" w:lineRule="auto"/>
+        <w:ind w:left="283"/>
+      </w:pPr>
+      <w:r>
+        <w:rPr>
+          <w:rFonts w:ascii="Consolas" w:hAnsi="Consolas"/>
+          <w:color w:val="333333"/>
+          <w:sz w:val="16"/>
+        </w:rPr>
+        <w:t xml:space="preserve">    height_shift_range=0.2,</w:t>
+      </w:r>
+    </w:p>
+    <w:p>
+      <w:pPr>
+        <w:spacing w:after="0" w:before="0" w:line="240" w:lineRule="auto"/>
+        <w:ind w:left="283"/>
+      </w:pPr>
+      <w:r>
+        <w:rPr>
+          <w:rFonts w:ascii="Consolas" w:hAnsi="Consolas"/>
+          <w:color w:val="333333"/>
+          <w:sz w:val="16"/>
+        </w:rPr>
+        <w:t xml:space="preserve">    shear_range=0.15,</w:t>
+      </w:r>
+    </w:p>
+    <w:p>
+      <w:pPr>
+        <w:spacing w:after="0" w:before="0" w:line="240" w:lineRule="auto"/>
+        <w:ind w:left="283"/>
+      </w:pPr>
+      <w:r>
+        <w:rPr>
+          <w:rFonts w:ascii="Consolas" w:hAnsi="Consolas"/>
+          <w:color w:val="333333"/>
+          <w:sz w:val="16"/>
+        </w:rPr>
+        <w:t xml:space="preserve">    horizontal_flip=True,</w:t>
+      </w:r>
+    </w:p>
+    <w:p>
+      <w:pPr>
+        <w:spacing w:after="0" w:before="0" w:line="240" w:lineRule="auto"/>
+        <w:ind w:left="283"/>
+      </w:pPr>
+      <w:r>
+        <w:rPr>
+          <w:rFonts w:ascii="Consolas" w:hAnsi="Consolas"/>
+          <w:color w:val="333333"/>
+          <w:sz w:val="16"/>
+        </w:rPr>
+        <w:t xml:space="preserve">    validation_split=0.2,</w:t>
+      </w:r>
+    </w:p>
+    <w:p>
+      <w:pPr>
+        <w:spacing w:after="0" w:before="0" w:line="240" w:lineRule="auto"/>
+        <w:ind w:left="283"/>
+      </w:pPr>
+      <w:r>
+        <w:rPr>
+          <w:rFonts w:ascii="Consolas" w:hAnsi="Consolas"/>
+          <w:color w:val="333333"/>
+          <w:sz w:val="16"/>
+        </w:rPr>
+        <w:t xml:space="preserve">    fill_mode="nearest"</w:t>
+      </w:r>
+    </w:p>
+    <w:p>
+      <w:pPr>
+        <w:spacing w:after="0" w:before="0" w:line="240" w:lineRule="auto"/>
+        <w:ind w:left="283"/>
+      </w:pPr>
+      <w:r>
+        <w:rPr>
+          <w:rFonts w:ascii="Consolas" w:hAnsi="Consolas"/>
+          <w:color w:val="333333"/>
+          <w:sz w:val="16"/>
+        </w:rPr>
+        <w:t>)</w:t>
+      </w:r>
+    </w:p>
+    <w:p>
+      <w:pPr>
+        <w:spacing w:after="120" w:line="276" w:lineRule="auto"/>
+      </w:pPr>
+      <w:r>
+        <w:rPr>
+          <w:rFonts w:ascii="Calibri" w:hAnsi="Calibri"/>
+          <w:b w:val="0"/>
+          <w:i w:val="0"/>
+          <w:sz w:val="22"/>
+        </w:rPr>
+        <w:t>Helps with variety.</w:t>
+      </w:r>
+    </w:p>
+    <w:p>
+      <w:pPr>
+        <w:pStyle w:val="Heading2"/>
       </w:pPr>
       <w:r>
         <w:rPr>
           <w:color w:val="0D47A1"/>
         </w:rPr>
-        <w:t>8. Model Implementations</w:t>
+        <w:t>6.4 Multi Input Data Wrapper</w:t>
+      </w:r>
+    </w:p>
+    <w:p>
+      <w:pPr>
+        <w:spacing w:after="120" w:line="276" w:lineRule="auto"/>
+      </w:pPr>
+      <w:r>
+        <w:rPr>
+          <w:rFonts w:ascii="Calibri" w:hAnsi="Calibri"/>
+          <w:b/>
+          <w:i w:val="0"/>
+          <w:sz w:val="22"/>
+        </w:rPr>
+        <w:t>Models need all four inputs, so I made this to batch them</w:t>
+      </w:r>
+    </w:p>
+    <w:p>
+      <w:pPr>
+        <w:spacing w:after="0" w:before="0" w:line="240" w:lineRule="auto"/>
+        <w:ind w:left="283"/>
+      </w:pPr>
+      <w:r>
+        <w:rPr>
+          <w:rFonts w:ascii="Consolas" w:hAnsi="Consolas"/>
+          <w:color w:val="333333"/>
+          <w:sz w:val="16"/>
+        </w:rPr>
+        <w:t>class MultiInputGeneratorWrapper(tf.keras.utils.Sequence):</w:t>
+      </w:r>
+    </w:p>
+    <w:p>
+      <w:pPr>
+        <w:spacing w:after="0" w:before="0" w:line="240" w:lineRule="auto"/>
+        <w:ind w:left="283"/>
+      </w:pPr>
+      <w:r>
+        <w:rPr>
+          <w:rFonts w:ascii="Consolas" w:hAnsi="Consolas"/>
+          <w:color w:val="333333"/>
+          <w:sz w:val="16"/>
+        </w:rPr>
+        <w:t xml:space="preserve">    def __init__(self, generator):</w:t>
+      </w:r>
+    </w:p>
+    <w:p>
+      <w:pPr>
+        <w:spacing w:after="0" w:before="0" w:line="240" w:lineRule="auto"/>
+        <w:ind w:left="283"/>
+      </w:pPr>
+      <w:r>
+        <w:rPr>
+          <w:rFonts w:ascii="Consolas" w:hAnsi="Consolas"/>
+          <w:color w:val="333333"/>
+          <w:sz w:val="16"/>
+        </w:rPr>
+        <w:t xml:space="preserve">        self.generator = generator</w:t>
+      </w:r>
+    </w:p>
+    <w:p>
+      <w:pPr>
+        <w:spacing w:after="0" w:before="0" w:line="240" w:lineRule="auto"/>
+        <w:ind w:left="283"/>
+      </w:pPr>
+      <w:r>
+        <w:rPr>
+          <w:rFonts w:ascii="Consolas" w:hAnsi="Consolas"/>
+          <w:color w:val="333333"/>
+          <w:sz w:val="16"/>
+        </w:rPr>
+      </w:r>
+    </w:p>
+    <w:p>
+      <w:pPr>
+        <w:spacing w:after="0" w:before="0" w:line="240" w:lineRule="auto"/>
+        <w:ind w:left="283"/>
+      </w:pPr>
+      <w:r>
+        <w:rPr>
+          <w:rFonts w:ascii="Consolas" w:hAnsi="Consolas"/>
+          <w:color w:val="333333"/>
+          <w:sz w:val="16"/>
+        </w:rPr>
+        <w:t xml:space="preserve">    def __getitem__(self, index):</w:t>
+      </w:r>
+    </w:p>
+    <w:p>
+      <w:pPr>
+        <w:spacing w:after="0" w:before="0" w:line="240" w:lineRule="auto"/>
+        <w:ind w:left="283"/>
+      </w:pPr>
+      <w:r>
+        <w:rPr>
+          <w:rFonts w:ascii="Consolas" w:hAnsi="Consolas"/>
+          <w:color w:val="333333"/>
+          <w:sz w:val="16"/>
+        </w:rPr>
+        <w:t xml:space="preserve">        img_batch, labels = self.generator[index]</w:t>
+      </w:r>
+    </w:p>
+    <w:p>
+      <w:pPr>
+        <w:spacing w:after="0" w:before="0" w:line="240" w:lineRule="auto"/>
+        <w:ind w:left="283"/>
+      </w:pPr>
+      <w:r>
+        <w:rPr>
+          <w:rFonts w:ascii="Consolas" w:hAnsi="Consolas"/>
+          <w:color w:val="333333"/>
+          <w:sz w:val="16"/>
+        </w:rPr>
+        <w:t xml:space="preserve">        t8_batch, t12_batch, t16_batch = [], [], []</w:t>
+      </w:r>
+    </w:p>
+    <w:p>
+      <w:pPr>
+        <w:spacing w:after="0" w:before="0" w:line="240" w:lineRule="auto"/>
+        <w:ind w:left="283"/>
+      </w:pPr>
+      <w:r>
+        <w:rPr>
+          <w:rFonts w:ascii="Consolas" w:hAnsi="Consolas"/>
+          <w:color w:val="333333"/>
+          <w:sz w:val="16"/>
+        </w:rPr>
+        <w:t xml:space="preserve">        for img in img_batch:</w:t>
+      </w:r>
+    </w:p>
+    <w:p>
+      <w:pPr>
+        <w:spacing w:after="0" w:before="0" w:line="240" w:lineRule="auto"/>
+        <w:ind w:left="283"/>
+      </w:pPr>
+      <w:r>
+        <w:rPr>
+          <w:rFonts w:ascii="Consolas" w:hAnsi="Consolas"/>
+          <w:color w:val="333333"/>
+          <w:sz w:val="16"/>
+        </w:rPr>
+        <w:t xml:space="preserve">            tensors = sakaguchi_tensor_conversion(img)</w:t>
+      </w:r>
+    </w:p>
+    <w:p>
+      <w:pPr>
+        <w:spacing w:after="0" w:before="0" w:line="240" w:lineRule="auto"/>
+        <w:ind w:left="283"/>
+      </w:pPr>
+      <w:r>
+        <w:rPr>
+          <w:rFonts w:ascii="Consolas" w:hAnsi="Consolas"/>
+          <w:color w:val="333333"/>
+          <w:sz w:val="16"/>
+        </w:rPr>
+        <w:t xml:space="preserve">            t8_batch.append(tensors['8x8'])</w:t>
+      </w:r>
+    </w:p>
+    <w:p>
+      <w:pPr>
+        <w:spacing w:after="0" w:before="0" w:line="240" w:lineRule="auto"/>
+        <w:ind w:left="283"/>
+      </w:pPr>
+      <w:r>
+        <w:rPr>
+          <w:rFonts w:ascii="Consolas" w:hAnsi="Consolas"/>
+          <w:color w:val="333333"/>
+          <w:sz w:val="16"/>
+        </w:rPr>
+        <w:t xml:space="preserve">            t12_batch.append(tensors['12x12'])</w:t>
+      </w:r>
+    </w:p>
+    <w:p>
+      <w:pPr>
+        <w:spacing w:after="0" w:before="0" w:line="240" w:lineRule="auto"/>
+        <w:ind w:left="283"/>
+      </w:pPr>
+      <w:r>
+        <w:rPr>
+          <w:rFonts w:ascii="Consolas" w:hAnsi="Consolas"/>
+          <w:color w:val="333333"/>
+          <w:sz w:val="16"/>
+        </w:rPr>
+        <w:t xml:space="preserve">            t16_batch.append(tensors['16x16'])</w:t>
+      </w:r>
+    </w:p>
+    <w:p>
+      <w:pPr>
+        <w:spacing w:after="0" w:before="0" w:line="240" w:lineRule="auto"/>
+        <w:ind w:left="283"/>
+      </w:pPr>
+      <w:r>
+        <w:rPr>
+          <w:rFonts w:ascii="Consolas" w:hAnsi="Consolas"/>
+          <w:color w:val="333333"/>
+          <w:sz w:val="16"/>
+        </w:rPr>
+        <w:t xml:space="preserve">        return {</w:t>
+      </w:r>
+    </w:p>
+    <w:p>
+      <w:pPr>
+        <w:spacing w:after="0" w:before="0" w:line="240" w:lineRule="auto"/>
+        <w:ind w:left="283"/>
+      </w:pPr>
+      <w:r>
+        <w:rPr>
+          <w:rFonts w:ascii="Consolas" w:hAnsi="Consolas"/>
+          <w:color w:val="333333"/>
+          <w:sz w:val="16"/>
+        </w:rPr>
+        <w:t xml:space="preserve">            "img_input": np.array(img_batch),</w:t>
+      </w:r>
+    </w:p>
+    <w:p>
+      <w:pPr>
+        <w:spacing w:after="0" w:before="0" w:line="240" w:lineRule="auto"/>
+        <w:ind w:left="283"/>
+      </w:pPr>
+      <w:r>
+        <w:rPr>
+          <w:rFonts w:ascii="Consolas" w:hAnsi="Consolas"/>
+          <w:color w:val="333333"/>
+          <w:sz w:val="16"/>
+        </w:rPr>
+        <w:t xml:space="preserve">            "t8_input": np.array(t8_batch),</w:t>
+      </w:r>
+    </w:p>
+    <w:p>
+      <w:pPr>
+        <w:spacing w:after="0" w:before="0" w:line="240" w:lineRule="auto"/>
+        <w:ind w:left="283"/>
+      </w:pPr>
+      <w:r>
+        <w:rPr>
+          <w:rFonts w:ascii="Consolas" w:hAnsi="Consolas"/>
+          <w:color w:val="333333"/>
+          <w:sz w:val="16"/>
+        </w:rPr>
+        <w:t xml:space="preserve">            "t12_input": np.array(t12_batch),</w:t>
+      </w:r>
+    </w:p>
+    <w:p>
+      <w:pPr>
+        <w:spacing w:after="0" w:before="0" w:line="240" w:lineRule="auto"/>
+        <w:ind w:left="283"/>
+      </w:pPr>
+      <w:r>
+        <w:rPr>
+          <w:rFonts w:ascii="Consolas" w:hAnsi="Consolas"/>
+          <w:color w:val="333333"/>
+          <w:sz w:val="16"/>
+        </w:rPr>
+        <w:t xml:space="preserve">            "t16_input": np.array(t16_batch)</w:t>
+      </w:r>
+    </w:p>
+    <w:p>
+      <w:pPr>
+        <w:spacing w:after="0" w:before="0" w:line="240" w:lineRule="auto"/>
+        <w:ind w:left="283"/>
+      </w:pPr>
+      <w:r>
+        <w:rPr>
+          <w:rFonts w:ascii="Consolas" w:hAnsi="Consolas"/>
+          <w:color w:val="333333"/>
+          <w:sz w:val="16"/>
+        </w:rPr>
+        <w:t xml:space="preserve">        }, labels</w:t>
+      </w:r>
+    </w:p>
+    <w:p>
+      <w:pPr>
+        <w:spacing w:after="120" w:line="276" w:lineRule="auto"/>
+      </w:pPr>
+      <w:r>
+        <w:rPr>
+          <w:rFonts w:ascii="Calibri" w:hAnsi="Calibri"/>
+          <w:b w:val="0"/>
+          <w:i w:val="0"/>
+          <w:sz w:val="22"/>
+        </w:rPr>
+        <w:t>On the fly, since storing all would be huge.</w:t>
       </w:r>
     </w:p>
     <w:p>
@@ -828,110 +3553,7 @@
         <w:rPr>
           <w:color w:val="0D47A1"/>
         </w:rPr>
-        <w:t>8.1 CNN (MobileNetV2)</w:t>
-      </w:r>
-    </w:p>
-    <w:p>
-      <w:pPr>
-        <w:spacing w:after="120"/>
-      </w:pPr>
-      <w:r>
-        <w:t>Uses pre-trained MobileNetV2 as the backbone with ImageNet weights (frozen). The multi-input features from Sakaguchi tensors are concatenated with the CNN output before the final classification layers.</w:t>
-      </w:r>
-    </w:p>
-    <w:p>
-      <w:pPr>
-        <w:spacing w:after="120"/>
-      </w:pPr>
-      <w:r>
-        <w:t>Input: 224×224×3 image + 8×8, 12×12, 16×16 tensors</w:t>
-      </w:r>
-    </w:p>
-    <w:p>
-      <w:pPr>
-        <w:spacing w:after="120"/>
-      </w:pPr>
-      <w:r>
-        <w:t>Output: Softmax probability distribution over 30 classes</w:t>
-      </w:r>
-    </w:p>
-    <w:p>
-      <w:pPr>
-        <w:pStyle w:val="Heading2"/>
-      </w:pPr>
-      <w:r>
-        <w:rPr>
-          <w:color w:val="0D47A1"/>
-        </w:rPr>
-        <w:t>8.2 ANN (MLP)</w:t>
-      </w:r>
-    </w:p>
-    <w:p>
-      <w:pPr>
-        <w:spacing w:after="120"/>
-      </w:pPr>
-      <w:r>
-        <w:t>A fully connected network that flattens the input image and processes it through Dense layers (1024→512→256→128) with BatchNormalization and Dropout for regularization.</w:t>
-      </w:r>
-    </w:p>
-    <w:p>
-      <w:pPr>
-        <w:pStyle w:val="Heading2"/>
-      </w:pPr>
-      <w:r>
-        <w:rPr>
-          <w:color w:val="0D47A1"/>
-        </w:rPr>
-        <w:t>8.3 ResNet50</w:t>
-      </w:r>
-    </w:p>
-    <w:p>
-      <w:pPr>
-        <w:spacing w:after="120"/>
-      </w:pPr>
-      <w:r>
-        <w:t>Uses pre-trained ResNet50 with fine-tuning of the top 50 layers. Features are concatenated with Sakaguchi tensor features before classification.</w:t>
-      </w:r>
-    </w:p>
-    <w:p>
-      <w:pPr>
-        <w:pStyle w:val="Heading2"/>
-      </w:pPr>
-      <w:r>
-        <w:rPr>
-          <w:color w:val="0D47A1"/>
-        </w:rPr>
-        <w:t>8.4 SVM</w:t>
-      </w:r>
-    </w:p>
-    <w:p>
-      <w:pPr>
-        <w:spacing w:after="120"/>
-      </w:pPr>
-      <w:r>
-        <w:t>Uses MobileNetV2 as a multi-input feature extractor. Extracted features are fed into an RBF-kernel SVM classifier (C=10, gamma='scale').</w:t>
-      </w:r>
-    </w:p>
-    <w:p>
-      <w:pPr>
-        <w:pStyle w:val="Heading1"/>
-      </w:pPr>
-      <w:r>
-        <w:rPr>
-          <w:color w:val="0D47A1"/>
-        </w:rPr>
-        <w:t>9. Prediction Results</w:t>
-      </w:r>
-    </w:p>
-    <w:p>
-      <w:pPr>
-        <w:pStyle w:val="Heading2"/>
-      </w:pPr>
-      <w:r>
-        <w:rPr>
-          <w:color w:val="0D47A1"/>
-        </w:rPr>
-        <w:t>9.1 Accuracy Table</w:t>
+        <w:t>6.5 Preprocessing Output</w:t>
       </w:r>
     </w:p>
     <w:tbl>
@@ -942,70 +3564,1745 @@
         <w:tblLook w:firstColumn="1" w:firstRow="1" w:lastColumn="0" w:lastRow="0" w:noHBand="0" w:noVBand="1" w:val="04A0"/>
       </w:tblPr>
       <w:tblGrid>
-        <w:gridCol w:w="1440"/>
-        <w:gridCol w:w="1440"/>
-        <w:gridCol w:w="1440"/>
-        <w:gridCol w:w="1440"/>
-        <w:gridCol w:w="1440"/>
-        <w:gridCol w:w="1440"/>
+        <w:gridCol w:w="3135"/>
+        <w:gridCol w:w="3135"/>
+        <w:gridCol w:w="3135"/>
       </w:tblGrid>
       <w:tr>
         <w:tc>
           <w:tcPr>
-            <w:tcW w:type="dxa" w:w="1440"/>
+            <w:tcW w:type="dxa" w:w="3135"/>
           </w:tcPr>
           <w:p>
             <w:r>
+              <w:rPr>
+                <w:b/>
+              </w:rPr>
+              <w:t>Stage</w:t>
+            </w:r>
+          </w:p>
+        </w:tc>
+        <w:tc>
+          <w:tcPr>
+            <w:tcW w:type="dxa" w:w="3135"/>
+          </w:tcPr>
+          <w:p>
+            <w:r>
+              <w:rPr>
+                <w:b/>
+              </w:rPr>
+              <w:t>Output Shape</w:t>
+            </w:r>
+          </w:p>
+        </w:tc>
+        <w:tc>
+          <w:tcPr>
+            <w:tcW w:type="dxa" w:w="3135"/>
+          </w:tcPr>
+          <w:p>
+            <w:r>
+              <w:rPr>
+                <w:b/>
+              </w:rPr>
+              <w:t>Description</w:t>
+            </w:r>
+          </w:p>
+        </w:tc>
+      </w:tr>
+      <w:tr>
+        <w:tc>
+          <w:tcPr>
+            <w:tcW w:type="dxa" w:w="3135"/>
+          </w:tcPr>
+          <w:p>
+            <w:r>
+              <w:t>Load Image</w:t>
+            </w:r>
+          </w:p>
+        </w:tc>
+        <w:tc>
+          <w:tcPr>
+            <w:tcW w:type="dxa" w:w="3135"/>
+          </w:tcPr>
+          <w:p>
+            <w:r>
+              <w:t>Variable</w:t>
+            </w:r>
+          </w:p>
+        </w:tc>
+        <w:tc>
+          <w:tcPr>
+            <w:tcW w:type="dxa" w:w="3135"/>
+          </w:tcPr>
+          <w:p>
+            <w:r>
+              <w:t>Raw RGB</w:t>
+            </w:r>
+          </w:p>
+        </w:tc>
+      </w:tr>
+      <w:tr>
+        <w:tc>
+          <w:tcPr>
+            <w:tcW w:type="dxa" w:w="3135"/>
+          </w:tcPr>
+          <w:p>
+            <w:r>
+              <w:t>Resize</w:t>
+            </w:r>
+          </w:p>
+        </w:tc>
+        <w:tc>
+          <w:tcPr>
+            <w:tcW w:type="dxa" w:w="3135"/>
+          </w:tcPr>
+          <w:p>
+            <w:r>
+              <w:t>224 x 224 x 3</w:t>
+            </w:r>
+          </w:p>
+        </w:tc>
+        <w:tc>
+          <w:tcPr>
+            <w:tcW w:type="dxa" w:w="3135"/>
+          </w:tcPr>
+          <w:p>
+            <w:r>
+              <w:t>Standard size</w:t>
+            </w:r>
+          </w:p>
+        </w:tc>
+      </w:tr>
+      <w:tr>
+        <w:tc>
+          <w:tcPr>
+            <w:tcW w:type="dxa" w:w="3135"/>
+          </w:tcPr>
+          <w:p>
+            <w:r>
+              <w:t>Gaussian Blur</w:t>
+            </w:r>
+          </w:p>
+        </w:tc>
+        <w:tc>
+          <w:tcPr>
+            <w:tcW w:type="dxa" w:w="3135"/>
+          </w:tcPr>
+          <w:p>
+            <w:r>
+              <w:t>224 x 224 x 3</w:t>
+            </w:r>
+          </w:p>
+        </w:tc>
+        <w:tc>
+          <w:tcPr>
+            <w:tcW w:type="dxa" w:w="3135"/>
+          </w:tcPr>
+          <w:p>
+            <w:r>
+              <w:t>Smoothed</w:t>
+            </w:r>
+          </w:p>
+        </w:tc>
+      </w:tr>
+      <w:tr>
+        <w:tc>
+          <w:tcPr>
+            <w:tcW w:type="dxa" w:w="3135"/>
+          </w:tcPr>
+          <w:p>
+            <w:r>
+              <w:t>Normalize</w:t>
+            </w:r>
+          </w:p>
+        </w:tc>
+        <w:tc>
+          <w:tcPr>
+            <w:tcW w:type="dxa" w:w="3135"/>
+          </w:tcPr>
+          <w:p>
+            <w:r>
+              <w:t>224 x 224 x 3</w:t>
+            </w:r>
+          </w:p>
+        </w:tc>
+        <w:tc>
+          <w:tcPr>
+            <w:tcW w:type="dxa" w:w="3135"/>
+          </w:tcPr>
+          <w:p>
+            <w:r>
+              <w:t>To 0 1</w:t>
+            </w:r>
+          </w:p>
+        </w:tc>
+      </w:tr>
+      <w:tr>
+        <w:tc>
+          <w:tcPr>
+            <w:tcW w:type="dxa" w:w="3135"/>
+          </w:tcPr>
+          <w:p>
+            <w:r>
+              <w:t>Sakaguchi 8x8</w:t>
+            </w:r>
+          </w:p>
+        </w:tc>
+        <w:tc>
+          <w:tcPr>
+            <w:tcW w:type="dxa" w:w="3135"/>
+          </w:tcPr>
+          <w:p>
+            <w:r>
+              <w:t>8 x 8 x 3</w:t>
+            </w:r>
+          </w:p>
+        </w:tc>
+        <w:tc>
+          <w:tcPr>
+            <w:tcW w:type="dxa" w:w="3135"/>
+          </w:tcPr>
+          <w:p>
+            <w:r>
+              <w:t>Coarse</w:t>
+            </w:r>
+          </w:p>
+        </w:tc>
+      </w:tr>
+      <w:tr>
+        <w:tc>
+          <w:tcPr>
+            <w:tcW w:type="dxa" w:w="3135"/>
+          </w:tcPr>
+          <w:p>
+            <w:r>
+              <w:t>Sakaguchi 12x12</w:t>
+            </w:r>
+          </w:p>
+        </w:tc>
+        <w:tc>
+          <w:tcPr>
+            <w:tcW w:type="dxa" w:w="3135"/>
+          </w:tcPr>
+          <w:p>
+            <w:r>
+              <w:t>12 x 12 x 3</w:t>
+            </w:r>
+          </w:p>
+        </w:tc>
+        <w:tc>
+          <w:tcPr>
+            <w:tcW w:type="dxa" w:w="3135"/>
+          </w:tcPr>
+          <w:p>
+            <w:r>
+              <w:t>Medium</w:t>
+            </w:r>
+          </w:p>
+        </w:tc>
+      </w:tr>
+      <w:tr>
+        <w:tc>
+          <w:tcPr>
+            <w:tcW w:type="dxa" w:w="3135"/>
+          </w:tcPr>
+          <w:p>
+            <w:r>
+              <w:t>Sakaguchi 16x16</w:t>
+            </w:r>
+          </w:p>
+        </w:tc>
+        <w:tc>
+          <w:tcPr>
+            <w:tcW w:type="dxa" w:w="3135"/>
+          </w:tcPr>
+          <w:p>
+            <w:r>
+              <w:t>16 x 16 x 3</w:t>
+            </w:r>
+          </w:p>
+        </w:tc>
+        <w:tc>
+          <w:tcPr>
+            <w:tcW w:type="dxa" w:w="3135"/>
+          </w:tcPr>
+          <w:p>
+            <w:r>
+              <w:t>Fine</w:t>
+            </w:r>
+          </w:p>
+        </w:tc>
+      </w:tr>
+    </w:tbl>
+    <w:p/>
+    <w:p>
+      <w:pPr>
+        <w:spacing w:after="120" w:line="276" w:lineRule="auto"/>
+      </w:pPr>
+      <w:r>
+        <w:rPr>
+          <w:rFonts w:ascii="Calibri" w:hAnsi="Calibri"/>
+          <w:b w:val="0"/>
+          <w:i w:val="0"/>
+          <w:sz w:val="22"/>
+        </w:rPr>
+        <w:t>The tensors flatten to features later.</w:t>
+      </w:r>
+    </w:p>
+    <w:p>
+      <w:r>
+        <w:br w:type="page"/>
+      </w:r>
+    </w:p>
+    <w:p>
+      <w:pPr>
+        <w:pStyle w:val="Heading1"/>
+      </w:pPr>
+      <w:r>
+        <w:rPr>
+          <w:color w:val="0D47A1"/>
+        </w:rPr>
+        <w:t>7 Model Implementations</w:t>
+      </w:r>
+    </w:p>
+    <w:p>
+      <w:pPr>
+        <w:spacing w:after="120" w:line="276" w:lineRule="auto"/>
+      </w:pPr>
+      <w:r>
+        <w:rPr>
+          <w:rFonts w:ascii="Calibri" w:hAnsi="Calibri"/>
+          <w:b w:val="0"/>
+          <w:i w:val="0"/>
+          <w:sz w:val="22"/>
+        </w:rPr>
+        <w:t>I tried four models, all taking the multi inputs. Code for each.</w:t>
+      </w:r>
+    </w:p>
+    <w:p>
+      <w:pPr>
+        <w:pStyle w:val="Heading2"/>
+      </w:pPr>
+      <w:r>
+        <w:rPr>
+          <w:color w:val="0D47A1"/>
+        </w:rPr>
+        <w:t>7.1 Multi Input Layer Definition</w:t>
+      </w:r>
+    </w:p>
+    <w:p>
+      <w:pPr>
+        <w:spacing w:after="120" w:line="276" w:lineRule="auto"/>
+      </w:pPr>
+      <w:r>
+        <w:rPr>
+          <w:rFonts w:ascii="Calibri" w:hAnsi="Calibri"/>
+          <w:b/>
+          <w:i w:val="0"/>
+          <w:sz w:val="22"/>
+        </w:rPr>
+        <w:t>Common part</w:t>
+      </w:r>
+    </w:p>
+    <w:p>
+      <w:pPr>
+        <w:spacing w:after="0" w:before="0" w:line="240" w:lineRule="auto"/>
+        <w:ind w:left="283"/>
+      </w:pPr>
+      <w:r>
+        <w:rPr>
+          <w:rFonts w:ascii="Consolas" w:hAnsi="Consolas"/>
+          <w:color w:val="333333"/>
+          <w:sz w:val="16"/>
+        </w:rPr>
+        <w:t>def get_multi_input_layers(img_shape=(224, 224, 3)):</w:t>
+      </w:r>
+    </w:p>
+    <w:p>
+      <w:pPr>
+        <w:spacing w:after="0" w:before="0" w:line="240" w:lineRule="auto"/>
+        <w:ind w:left="283"/>
+      </w:pPr>
+      <w:r>
+        <w:rPr>
+          <w:rFonts w:ascii="Consolas" w:hAnsi="Consolas"/>
+          <w:color w:val="333333"/>
+          <w:sz w:val="16"/>
+        </w:rPr>
+        <w:t xml:space="preserve">    img_input = Input(shape=img_shape, name="img_input")</w:t>
+      </w:r>
+    </w:p>
+    <w:p>
+      <w:pPr>
+        <w:spacing w:after="0" w:before="0" w:line="240" w:lineRule="auto"/>
+        <w:ind w:left="283"/>
+      </w:pPr>
+      <w:r>
+        <w:rPr>
+          <w:rFonts w:ascii="Consolas" w:hAnsi="Consolas"/>
+          <w:color w:val="333333"/>
+          <w:sz w:val="16"/>
+        </w:rPr>
+        <w:t xml:space="preserve">    t8_input = Input(shape=(8, 8, 3), name="t8_input")</w:t>
+      </w:r>
+    </w:p>
+    <w:p>
+      <w:pPr>
+        <w:spacing w:after="0" w:before="0" w:line="240" w:lineRule="auto"/>
+        <w:ind w:left="283"/>
+      </w:pPr>
+      <w:r>
+        <w:rPr>
+          <w:rFonts w:ascii="Consolas" w:hAnsi="Consolas"/>
+          <w:color w:val="333333"/>
+          <w:sz w:val="16"/>
+        </w:rPr>
+        <w:t xml:space="preserve">    t12_input = Input(shape=(12, 12, 3), name="t12_input")</w:t>
+      </w:r>
+    </w:p>
+    <w:p>
+      <w:pPr>
+        <w:spacing w:after="0" w:before="0" w:line="240" w:lineRule="auto"/>
+        <w:ind w:left="283"/>
+      </w:pPr>
+      <w:r>
+        <w:rPr>
+          <w:rFonts w:ascii="Consolas" w:hAnsi="Consolas"/>
+          <w:color w:val="333333"/>
+          <w:sz w:val="16"/>
+        </w:rPr>
+        <w:t xml:space="preserve">    t16_input = Input(shape=(16, 16, 3), name="t16_input")</w:t>
+      </w:r>
+    </w:p>
+    <w:p>
+      <w:pPr>
+        <w:spacing w:after="0" w:before="0" w:line="240" w:lineRule="auto"/>
+        <w:ind w:left="283"/>
+      </w:pPr>
+      <w:r>
+        <w:rPr>
+          <w:rFonts w:ascii="Consolas" w:hAnsi="Consolas"/>
+          <w:color w:val="333333"/>
+          <w:sz w:val="16"/>
+        </w:rPr>
+      </w:r>
+    </w:p>
+    <w:p>
+      <w:pPr>
+        <w:spacing w:after="0" w:before="0" w:line="240" w:lineRule="auto"/>
+        <w:ind w:left="283"/>
+      </w:pPr>
+      <w:r>
+        <w:rPr>
+          <w:rFonts w:ascii="Consolas" w:hAnsi="Consolas"/>
+          <w:color w:val="333333"/>
+          <w:sz w:val="16"/>
+        </w:rPr>
+        <w:t xml:space="preserve">    t8_feat = Dense(32, activation='relu')(Flatten()(t8_input))</w:t>
+      </w:r>
+    </w:p>
+    <w:p>
+      <w:pPr>
+        <w:spacing w:after="0" w:before="0" w:line="240" w:lineRule="auto"/>
+        <w:ind w:left="283"/>
+      </w:pPr>
+      <w:r>
+        <w:rPr>
+          <w:rFonts w:ascii="Consolas" w:hAnsi="Consolas"/>
+          <w:color w:val="333333"/>
+          <w:sz w:val="16"/>
+        </w:rPr>
+        <w:t xml:space="preserve">    t12_feat = Dense(64, activation='relu')(Flatten()(t12_input))</w:t>
+      </w:r>
+    </w:p>
+    <w:p>
+      <w:pPr>
+        <w:spacing w:after="0" w:before="0" w:line="240" w:lineRule="auto"/>
+        <w:ind w:left="283"/>
+      </w:pPr>
+      <w:r>
+        <w:rPr>
+          <w:rFonts w:ascii="Consolas" w:hAnsi="Consolas"/>
+          <w:color w:val="333333"/>
+          <w:sz w:val="16"/>
+        </w:rPr>
+        <w:t xml:space="preserve">    t16_feat = Dense(128, activation='relu')(Flatten()(t16_input))</w:t>
+      </w:r>
+    </w:p>
+    <w:p>
+      <w:pPr>
+        <w:spacing w:after="0" w:before="0" w:line="240" w:lineRule="auto"/>
+        <w:ind w:left="283"/>
+      </w:pPr>
+      <w:r>
+        <w:rPr>
+          <w:rFonts w:ascii="Consolas" w:hAnsi="Consolas"/>
+          <w:color w:val="333333"/>
+          <w:sz w:val="16"/>
+        </w:rPr>
+      </w:r>
+    </w:p>
+    <w:p>
+      <w:pPr>
+        <w:spacing w:after="0" w:before="0" w:line="240" w:lineRule="auto"/>
+        <w:ind w:left="283"/>
+      </w:pPr>
+      <w:r>
+        <w:rPr>
+          <w:rFonts w:ascii="Consolas" w:hAnsi="Consolas"/>
+          <w:color w:val="333333"/>
+          <w:sz w:val="16"/>
+        </w:rPr>
+        <w:t xml:space="preserve">    return [img_input, t8_input, t12_input, t16_input], [t8_feat, t12_feat, t16_feat]</w:t>
+      </w:r>
+    </w:p>
+    <w:p>
+      <w:pPr>
+        <w:spacing w:after="120" w:line="276" w:lineRule="auto"/>
+      </w:pPr>
+      <w:r>
+        <w:rPr>
+          <w:rFonts w:ascii="Calibri" w:hAnsi="Calibri"/>
+          <w:b w:val="0"/>
+          <w:i w:val="0"/>
+          <w:sz w:val="22"/>
+        </w:rPr>
+        <w:t>Inputs four tensors, outputs features from small ones.</w:t>
+      </w:r>
+    </w:p>
+    <w:p>
+      <w:pPr>
+        <w:pStyle w:val="Heading2"/>
+      </w:pPr>
+      <w:r>
+        <w:rPr>
+          <w:color w:val="0D47A1"/>
+        </w:rPr>
+        <w:t>7.2 Model 1 CNN MobileNetV2</w:t>
+      </w:r>
+    </w:p>
+    <w:p>
+      <w:pPr>
+        <w:spacing w:after="120" w:line="276" w:lineRule="auto"/>
+      </w:pPr>
+      <w:r>
+        <w:rPr>
+          <w:rFonts w:ascii="Calibri" w:hAnsi="Calibri"/>
+          <w:b/>
+          <w:i w:val="0"/>
+          <w:sz w:val="22"/>
+        </w:rPr>
+        <w:t>Used pre trained, frozen, add sakaguchi.</w:t>
+      </w:r>
+    </w:p>
+    <w:p>
+      <w:pPr>
+        <w:spacing w:after="0" w:before="0" w:line="240" w:lineRule="auto"/>
+        <w:ind w:left="283"/>
+      </w:pPr>
+      <w:r>
+        <w:rPr>
+          <w:rFonts w:ascii="Consolas" w:hAnsi="Consolas"/>
+          <w:color w:val="333333"/>
+          <w:sz w:val="16"/>
+        </w:rPr>
+        <w:t>def build_cnn_model(num_classes=30, input_shape=(224, 224, 3)):</w:t>
+      </w:r>
+    </w:p>
+    <w:p>
+      <w:pPr>
+        <w:spacing w:after="0" w:before="0" w:line="240" w:lineRule="auto"/>
+        <w:ind w:left="283"/>
+      </w:pPr>
+      <w:r>
+        <w:rPr>
+          <w:rFonts w:ascii="Consolas" w:hAnsi="Consolas"/>
+          <w:color w:val="333333"/>
+          <w:sz w:val="16"/>
+        </w:rPr>
+        <w:t xml:space="preserve">    inputs, aux_feats = get_multi_input_layers(input_shape)</w:t>
+      </w:r>
+    </w:p>
+    <w:p>
+      <w:pPr>
+        <w:spacing w:after="0" w:before="0" w:line="240" w:lineRule="auto"/>
+        <w:ind w:left="283"/>
+      </w:pPr>
+      <w:r>
+        <w:rPr>
+          <w:rFonts w:ascii="Consolas" w:hAnsi="Consolas"/>
+          <w:color w:val="333333"/>
+          <w:sz w:val="16"/>
+        </w:rPr>
+        <w:t xml:space="preserve">    base_model = MobileNetV2(weights='imagenet', include_top=False, input_tensor=inputs[0])</w:t>
+      </w:r>
+    </w:p>
+    <w:p>
+      <w:pPr>
+        <w:spacing w:after="0" w:before="0" w:line="240" w:lineRule="auto"/>
+        <w:ind w:left="283"/>
+      </w:pPr>
+      <w:r>
+        <w:rPr>
+          <w:rFonts w:ascii="Consolas" w:hAnsi="Consolas"/>
+          <w:color w:val="333333"/>
+          <w:sz w:val="16"/>
+        </w:rPr>
+        <w:t xml:space="preserve">    base_model.trainable = False</w:t>
+      </w:r>
+    </w:p>
+    <w:p>
+      <w:pPr>
+        <w:spacing w:after="0" w:before="0" w:line="240" w:lineRule="auto"/>
+        <w:ind w:left="283"/>
+      </w:pPr>
+      <w:r>
+        <w:rPr>
+          <w:rFonts w:ascii="Consolas" w:hAnsi="Consolas"/>
+          <w:color w:val="333333"/>
+          <w:sz w:val="16"/>
+        </w:rPr>
+        <w:t xml:space="preserve">    x = GlobalAveragePooling2D()(base_model.output)</w:t>
+      </w:r>
+    </w:p>
+    <w:p>
+      <w:pPr>
+        <w:spacing w:after="0" w:before="0" w:line="240" w:lineRule="auto"/>
+        <w:ind w:left="283"/>
+      </w:pPr>
+      <w:r>
+        <w:rPr>
+          <w:rFonts w:ascii="Consolas" w:hAnsi="Consolas"/>
+          <w:color w:val="333333"/>
+          <w:sz w:val="16"/>
+        </w:rPr>
+        <w:t xml:space="preserve">    combined = Concatenate()([x] + aux_feats)  # 1280 + 32 + 64 + 128 = 1504 features</w:t>
+      </w:r>
+    </w:p>
+    <w:p>
+      <w:pPr>
+        <w:spacing w:after="0" w:before="0" w:line="240" w:lineRule="auto"/>
+        <w:ind w:left="283"/>
+      </w:pPr>
+      <w:r>
+        <w:rPr>
+          <w:rFonts w:ascii="Consolas" w:hAnsi="Consolas"/>
+          <w:color w:val="333333"/>
+          <w:sz w:val="16"/>
+        </w:rPr>
+        <w:t xml:space="preserve">    x = Dense(256, activation='relu')(combined)</w:t>
+      </w:r>
+    </w:p>
+    <w:p>
+      <w:pPr>
+        <w:spacing w:after="0" w:before="0" w:line="240" w:lineRule="auto"/>
+        <w:ind w:left="283"/>
+      </w:pPr>
+      <w:r>
+        <w:rPr>
+          <w:rFonts w:ascii="Consolas" w:hAnsi="Consolas"/>
+          <w:color w:val="333333"/>
+          <w:sz w:val="16"/>
+        </w:rPr>
+        <w:t xml:space="preserve">    x = Dropout(0.3)(x)</w:t>
+      </w:r>
+    </w:p>
+    <w:p>
+      <w:pPr>
+        <w:spacing w:after="0" w:before="0" w:line="240" w:lineRule="auto"/>
+        <w:ind w:left="283"/>
+      </w:pPr>
+      <w:r>
+        <w:rPr>
+          <w:rFonts w:ascii="Consolas" w:hAnsi="Consolas"/>
+          <w:color w:val="333333"/>
+          <w:sz w:val="16"/>
+        </w:rPr>
+        <w:t xml:space="preserve">    predictions = Dense(num_classes, activation='softmax')(x)</w:t>
+      </w:r>
+    </w:p>
+    <w:p>
+      <w:pPr>
+        <w:spacing w:after="0" w:before="0" w:line="240" w:lineRule="auto"/>
+        <w:ind w:left="283"/>
+      </w:pPr>
+      <w:r>
+        <w:rPr>
+          <w:rFonts w:ascii="Consolas" w:hAnsi="Consolas"/>
+          <w:color w:val="333333"/>
+          <w:sz w:val="16"/>
+        </w:rPr>
+        <w:t xml:space="preserve">    model = Model(inputs=inputs, outputs=predictions)</w:t>
+      </w:r>
+    </w:p>
+    <w:p>
+      <w:pPr>
+        <w:spacing w:after="0" w:before="0" w:line="240" w:lineRule="auto"/>
+        <w:ind w:left="283"/>
+      </w:pPr>
+      <w:r>
+        <w:rPr>
+          <w:rFonts w:ascii="Consolas" w:hAnsi="Consolas"/>
+          <w:color w:val="333333"/>
+          <w:sz w:val="16"/>
+        </w:rPr>
+        <w:t xml:space="preserve">    model.compile(optimizer='adam', loss='categorical_crossentropy', metrics=['accuracy'])</w:t>
+      </w:r>
+    </w:p>
+    <w:p>
+      <w:pPr>
+        <w:spacing w:after="0" w:before="0" w:line="240" w:lineRule="auto"/>
+        <w:ind w:left="283"/>
+      </w:pPr>
+      <w:r>
+        <w:rPr>
+          <w:rFonts w:ascii="Consolas" w:hAnsi="Consolas"/>
+          <w:color w:val="333333"/>
+          <w:sz w:val="16"/>
+        </w:rPr>
+        <w:t xml:space="preserve">    return model</w:t>
+      </w:r>
+    </w:p>
+    <w:p>
+      <w:pPr>
+        <w:spacing w:after="120" w:line="276" w:lineRule="auto"/>
+      </w:pPr>
+      <w:r>
+        <w:rPr>
+          <w:rFonts w:ascii="Calibri" w:hAnsi="Calibri"/>
+          <w:b w:val="0"/>
+          <w:i w:val="0"/>
+          <w:sz w:val="22"/>
+        </w:rPr>
+        <w:t>Lightweight, good for app.</w:t>
+      </w:r>
+    </w:p>
+    <w:p>
+      <w:pPr>
+        <w:pStyle w:val="Heading2"/>
+      </w:pPr>
+      <w:r>
+        <w:rPr>
+          <w:color w:val="0D47A1"/>
+        </w:rPr>
+        <w:t>7.3 Model 2 ANN MLP</w:t>
+      </w:r>
+    </w:p>
+    <w:p>
+      <w:pPr>
+        <w:spacing w:after="120" w:line="276" w:lineRule="auto"/>
+      </w:pPr>
+      <w:r>
+        <w:rPr>
+          <w:rFonts w:ascii="Calibri" w:hAnsi="Calibri"/>
+          <w:b/>
+          <w:i w:val="0"/>
+          <w:sz w:val="22"/>
+        </w:rPr>
+        <w:t>Flatten the big image, layers on top.</w:t>
+      </w:r>
+    </w:p>
+    <w:p>
+      <w:pPr>
+        <w:spacing w:after="0" w:before="0" w:line="240" w:lineRule="auto"/>
+        <w:ind w:left="283"/>
+      </w:pPr>
+      <w:r>
+        <w:rPr>
+          <w:rFonts w:ascii="Consolas" w:hAnsi="Consolas"/>
+          <w:color w:val="333333"/>
+          <w:sz w:val="16"/>
+        </w:rPr>
+        <w:t>def build_ann_model(num_classes=30, input_shape=(224, 224, 3)):</w:t>
+      </w:r>
+    </w:p>
+    <w:p>
+      <w:pPr>
+        <w:spacing w:after="0" w:before="0" w:line="240" w:lineRule="auto"/>
+        <w:ind w:left="283"/>
+      </w:pPr>
+      <w:r>
+        <w:rPr>
+          <w:rFonts w:ascii="Consolas" w:hAnsi="Consolas"/>
+          <w:color w:val="333333"/>
+          <w:sz w:val="16"/>
+        </w:rPr>
+        <w:t xml:space="preserve">    inputs, aux_feats = get_multi_input_layers(input_shape)</w:t>
+      </w:r>
+    </w:p>
+    <w:p>
+      <w:pPr>
+        <w:spacing w:after="0" w:before="0" w:line="240" w:lineRule="auto"/>
+        <w:ind w:left="283"/>
+      </w:pPr>
+      <w:r>
+        <w:rPr>
+          <w:rFonts w:ascii="Consolas" w:hAnsi="Consolas"/>
+          <w:color w:val="333333"/>
+          <w:sz w:val="16"/>
+        </w:rPr>
+        <w:t xml:space="preserve">    x = Flatten()(inputs[0])</w:t>
+      </w:r>
+    </w:p>
+    <w:p>
+      <w:pPr>
+        <w:spacing w:after="0" w:before="0" w:line="240" w:lineRule="auto"/>
+        <w:ind w:left="283"/>
+      </w:pPr>
+      <w:r>
+        <w:rPr>
+          <w:rFonts w:ascii="Consolas" w:hAnsi="Consolas"/>
+          <w:color w:val="333333"/>
+          <w:sz w:val="16"/>
+        </w:rPr>
+        <w:t xml:space="preserve">    x = Dense(1024, activation='relu')(x)</w:t>
+      </w:r>
+    </w:p>
+    <w:p>
+      <w:pPr>
+        <w:spacing w:after="0" w:before="0" w:line="240" w:lineRule="auto"/>
+        <w:ind w:left="283"/>
+      </w:pPr>
+      <w:r>
+        <w:rPr>
+          <w:rFonts w:ascii="Consolas" w:hAnsi="Consolas"/>
+          <w:color w:val="333333"/>
+          <w:sz w:val="16"/>
+        </w:rPr>
+        <w:t xml:space="preserve">    x = BatchNormalization()(x)</w:t>
+      </w:r>
+    </w:p>
+    <w:p>
+      <w:pPr>
+        <w:spacing w:after="0" w:before="0" w:line="240" w:lineRule="auto"/>
+        <w:ind w:left="283"/>
+      </w:pPr>
+      <w:r>
+        <w:rPr>
+          <w:rFonts w:ascii="Consolas" w:hAnsi="Consolas"/>
+          <w:color w:val="333333"/>
+          <w:sz w:val="16"/>
+        </w:rPr>
+        <w:t xml:space="preserve">    x = Dropout(0.5)(x)</w:t>
+      </w:r>
+    </w:p>
+    <w:p>
+      <w:pPr>
+        <w:spacing w:after="0" w:before="0" w:line="240" w:lineRule="auto"/>
+        <w:ind w:left="283"/>
+      </w:pPr>
+      <w:r>
+        <w:rPr>
+          <w:rFonts w:ascii="Consolas" w:hAnsi="Consolas"/>
+          <w:color w:val="333333"/>
+          <w:sz w:val="16"/>
+        </w:rPr>
+        <w:t xml:space="preserve">    x = Dense(512, activation='relu')(x)</w:t>
+      </w:r>
+    </w:p>
+    <w:p>
+      <w:pPr>
+        <w:spacing w:after="0" w:before="0" w:line="240" w:lineRule="auto"/>
+        <w:ind w:left="283"/>
+      </w:pPr>
+      <w:r>
+        <w:rPr>
+          <w:rFonts w:ascii="Consolas" w:hAnsi="Consolas"/>
+          <w:color w:val="333333"/>
+          <w:sz w:val="16"/>
+        </w:rPr>
+        <w:t xml:space="preserve">    x = BatchNormalization()(x)</w:t>
+      </w:r>
+    </w:p>
+    <w:p>
+      <w:pPr>
+        <w:spacing w:after="0" w:before="0" w:line="240" w:lineRule="auto"/>
+        <w:ind w:left="283"/>
+      </w:pPr>
+      <w:r>
+        <w:rPr>
+          <w:rFonts w:ascii="Consolas" w:hAnsi="Consolas"/>
+          <w:color w:val="333333"/>
+          <w:sz w:val="16"/>
+        </w:rPr>
+        <w:t xml:space="preserve">    combined = Concatenate()([x] + aux_feats)</w:t>
+      </w:r>
+    </w:p>
+    <w:p>
+      <w:pPr>
+        <w:spacing w:after="0" w:before="0" w:line="240" w:lineRule="auto"/>
+        <w:ind w:left="283"/>
+      </w:pPr>
+      <w:r>
+        <w:rPr>
+          <w:rFonts w:ascii="Consolas" w:hAnsi="Consolas"/>
+          <w:color w:val="333333"/>
+          <w:sz w:val="16"/>
+        </w:rPr>
+        <w:t xml:space="preserve">    x = Dense(256, activation='relu')(combined)</w:t>
+      </w:r>
+    </w:p>
+    <w:p>
+      <w:pPr>
+        <w:spacing w:after="0" w:before="0" w:line="240" w:lineRule="auto"/>
+        <w:ind w:left="283"/>
+      </w:pPr>
+      <w:r>
+        <w:rPr>
+          <w:rFonts w:ascii="Consolas" w:hAnsi="Consolas"/>
+          <w:color w:val="333333"/>
+          <w:sz w:val="16"/>
+        </w:rPr>
+        <w:t xml:space="preserve">    x = Dense(128, activation='relu')(x)</w:t>
+      </w:r>
+    </w:p>
+    <w:p>
+      <w:pPr>
+        <w:spacing w:after="0" w:before="0" w:line="240" w:lineRule="auto"/>
+        <w:ind w:left="283"/>
+      </w:pPr>
+      <w:r>
+        <w:rPr>
+          <w:rFonts w:ascii="Consolas" w:hAnsi="Consolas"/>
+          <w:color w:val="333333"/>
+          <w:sz w:val="16"/>
+        </w:rPr>
+        <w:t xml:space="preserve">    predictions = Dense(num_classes, activation='softmax')(x)</w:t>
+      </w:r>
+    </w:p>
+    <w:p>
+      <w:pPr>
+        <w:spacing w:after="0" w:before="0" w:line="240" w:lineRule="auto"/>
+        <w:ind w:left="283"/>
+      </w:pPr>
+      <w:r>
+        <w:rPr>
+          <w:rFonts w:ascii="Consolas" w:hAnsi="Consolas"/>
+          <w:color w:val="333333"/>
+          <w:sz w:val="16"/>
+        </w:rPr>
+        <w:t xml:space="preserve">    model = Model(inputs=inputs, outputs=predictions)</w:t>
+      </w:r>
+    </w:p>
+    <w:p>
+      <w:pPr>
+        <w:spacing w:after="0" w:before="0" w:line="240" w:lineRule="auto"/>
+        <w:ind w:left="283"/>
+      </w:pPr>
+      <w:r>
+        <w:rPr>
+          <w:rFonts w:ascii="Consolas" w:hAnsi="Consolas"/>
+          <w:color w:val="333333"/>
+          <w:sz w:val="16"/>
+        </w:rPr>
+        <w:t xml:space="preserve">    model.compile(optimizer=Adam(lr=0.0005), loss='categorical_crossentropy', metrics=['accuracy'])</w:t>
+      </w:r>
+    </w:p>
+    <w:p>
+      <w:pPr>
+        <w:spacing w:after="0" w:before="0" w:line="240" w:lineRule="auto"/>
+        <w:ind w:left="283"/>
+      </w:pPr>
+      <w:r>
+        <w:rPr>
+          <w:rFonts w:ascii="Consolas" w:hAnsi="Consolas"/>
+          <w:color w:val="333333"/>
+          <w:sz w:val="16"/>
+        </w:rPr>
+        <w:t xml:space="preserve">    return model</w:t>
+      </w:r>
+    </w:p>
+    <w:p>
+      <w:pPr>
+        <w:spacing w:after="120" w:line="276" w:lineRule="auto"/>
+      </w:pPr>
+      <w:r>
+        <w:rPr>
+          <w:rFonts w:ascii="Calibri" w:hAnsi="Calibri"/>
+          <w:b w:val="0"/>
+          <w:i w:val="0"/>
+          <w:sz w:val="22"/>
+        </w:rPr>
+        <w:t>This one struggled, as expected.</w:t>
+      </w:r>
+    </w:p>
+    <w:p>
+      <w:pPr>
+        <w:pStyle w:val="Heading2"/>
+      </w:pPr>
+      <w:r>
+        <w:rPr>
+          <w:color w:val="0D47A1"/>
+        </w:rPr>
+        <w:t>7.4 Model 3 ResNet50</w:t>
+      </w:r>
+    </w:p>
+    <w:p>
+      <w:pPr>
+        <w:spacing w:after="120" w:line="276" w:lineRule="auto"/>
+      </w:pPr>
+      <w:r>
+        <w:rPr>
+          <w:rFonts w:ascii="Calibri" w:hAnsi="Calibri"/>
+          <w:b/>
+          <w:i w:val="0"/>
+          <w:sz w:val="22"/>
+        </w:rPr>
+        <w:t>Fine tune some layers.</w:t>
+      </w:r>
+    </w:p>
+    <w:p>
+      <w:pPr>
+        <w:spacing w:after="0" w:before="0" w:line="240" w:lineRule="auto"/>
+        <w:ind w:left="283"/>
+      </w:pPr>
+      <w:r>
+        <w:rPr>
+          <w:rFonts w:ascii="Consolas" w:hAnsi="Consolas"/>
+          <w:color w:val="333333"/>
+          <w:sz w:val="16"/>
+        </w:rPr>
+        <w:t>def build_resnet50_model(num_classes=30, input_shape=(224, 224, 3)):</w:t>
+      </w:r>
+    </w:p>
+    <w:p>
+      <w:pPr>
+        <w:spacing w:after="0" w:before="0" w:line="240" w:lineRule="auto"/>
+        <w:ind w:left="283"/>
+      </w:pPr>
+      <w:r>
+        <w:rPr>
+          <w:rFonts w:ascii="Consolas" w:hAnsi="Consolas"/>
+          <w:color w:val="333333"/>
+          <w:sz w:val="16"/>
+        </w:rPr>
+        <w:t xml:space="preserve">    inputs, aux_feats = get_multi_input_layers(input_shape)</w:t>
+      </w:r>
+    </w:p>
+    <w:p>
+      <w:pPr>
+        <w:spacing w:after="0" w:before="0" w:line="240" w:lineRule="auto"/>
+        <w:ind w:left="283"/>
+      </w:pPr>
+      <w:r>
+        <w:rPr>
+          <w:rFonts w:ascii="Consolas" w:hAnsi="Consolas"/>
+          <w:color w:val="333333"/>
+          <w:sz w:val="16"/>
+        </w:rPr>
+        <w:t xml:space="preserve">    base_model = ResNet50(weights='imagenet', include_top=False, input_tensor=inputs[0])</w:t>
+      </w:r>
+    </w:p>
+    <w:p>
+      <w:pPr>
+        <w:spacing w:after="0" w:before="0" w:line="240" w:lineRule="auto"/>
+        <w:ind w:left="283"/>
+      </w:pPr>
+      <w:r>
+        <w:rPr>
+          <w:rFonts w:ascii="Consolas" w:hAnsi="Consolas"/>
+          <w:color w:val="333333"/>
+          <w:sz w:val="16"/>
+        </w:rPr>
+        <w:t xml:space="preserve">    base_model.trainable = True</w:t>
+      </w:r>
+    </w:p>
+    <w:p>
+      <w:pPr>
+        <w:spacing w:after="0" w:before="0" w:line="240" w:lineRule="auto"/>
+        <w:ind w:left="283"/>
+      </w:pPr>
+      <w:r>
+        <w:rPr>
+          <w:rFonts w:ascii="Consolas" w:hAnsi="Consolas"/>
+          <w:color w:val="333333"/>
+          <w:sz w:val="16"/>
+        </w:rPr>
+        <w:t xml:space="preserve">    for layer in base_model.layers[:-50]:</w:t>
+      </w:r>
+    </w:p>
+    <w:p>
+      <w:pPr>
+        <w:spacing w:after="0" w:before="0" w:line="240" w:lineRule="auto"/>
+        <w:ind w:left="283"/>
+      </w:pPr>
+      <w:r>
+        <w:rPr>
+          <w:rFonts w:ascii="Consolas" w:hAnsi="Consolas"/>
+          <w:color w:val="333333"/>
+          <w:sz w:val="16"/>
+        </w:rPr>
+        <w:t xml:space="preserve">        layer.trainable = False</w:t>
+      </w:r>
+    </w:p>
+    <w:p>
+      <w:pPr>
+        <w:spacing w:after="0" w:before="0" w:line="240" w:lineRule="auto"/>
+        <w:ind w:left="283"/>
+      </w:pPr>
+      <w:r>
+        <w:rPr>
+          <w:rFonts w:ascii="Consolas" w:hAnsi="Consolas"/>
+          <w:color w:val="333333"/>
+          <w:sz w:val="16"/>
+        </w:rPr>
+        <w:t xml:space="preserve">    x = GlobalAveragePooling2D()(base_model.output)</w:t>
+      </w:r>
+    </w:p>
+    <w:p>
+      <w:pPr>
+        <w:spacing w:after="0" w:before="0" w:line="240" w:lineRule="auto"/>
+        <w:ind w:left="283"/>
+      </w:pPr>
+      <w:r>
+        <w:rPr>
+          <w:rFonts w:ascii="Consolas" w:hAnsi="Consolas"/>
+          <w:color w:val="333333"/>
+          <w:sz w:val="16"/>
+        </w:rPr>
+        <w:t xml:space="preserve">    combined = Concatenate()([x] + aux_feats)</w:t>
+      </w:r>
+    </w:p>
+    <w:p>
+      <w:pPr>
+        <w:spacing w:after="0" w:before="0" w:line="240" w:lineRule="auto"/>
+        <w:ind w:left="283"/>
+      </w:pPr>
+      <w:r>
+        <w:rPr>
+          <w:rFonts w:ascii="Consolas" w:hAnsi="Consolas"/>
+          <w:color w:val="333333"/>
+          <w:sz w:val="16"/>
+        </w:rPr>
+        <w:t xml:space="preserve">    x = Dense(512, activation='relu')(combined)</w:t>
+      </w:r>
+    </w:p>
+    <w:p>
+      <w:pPr>
+        <w:spacing w:after="0" w:before="0" w:line="240" w:lineRule="auto"/>
+        <w:ind w:left="283"/>
+      </w:pPr>
+      <w:r>
+        <w:rPr>
+          <w:rFonts w:ascii="Consolas" w:hAnsi="Consolas"/>
+          <w:color w:val="333333"/>
+          <w:sz w:val="16"/>
+        </w:rPr>
+        <w:t xml:space="preserve">    x = BatchNormalization()(x)</w:t>
+      </w:r>
+    </w:p>
+    <w:p>
+      <w:pPr>
+        <w:spacing w:after="0" w:before="0" w:line="240" w:lineRule="auto"/>
+        <w:ind w:left="283"/>
+      </w:pPr>
+      <w:r>
+        <w:rPr>
+          <w:rFonts w:ascii="Consolas" w:hAnsi="Consolas"/>
+          <w:color w:val="333333"/>
+          <w:sz w:val="16"/>
+        </w:rPr>
+        <w:t xml:space="preserve">    x = Dropout(0.5)(x)</w:t>
+      </w:r>
+    </w:p>
+    <w:p>
+      <w:pPr>
+        <w:spacing w:after="0" w:before="0" w:line="240" w:lineRule="auto"/>
+        <w:ind w:left="283"/>
+      </w:pPr>
+      <w:r>
+        <w:rPr>
+          <w:rFonts w:ascii="Consolas" w:hAnsi="Consolas"/>
+          <w:color w:val="333333"/>
+          <w:sz w:val="16"/>
+        </w:rPr>
+        <w:t xml:space="preserve">    x = Dense(256, activation='relu')(x)</w:t>
+      </w:r>
+    </w:p>
+    <w:p>
+      <w:pPr>
+        <w:spacing w:after="0" w:before="0" w:line="240" w:lineRule="auto"/>
+        <w:ind w:left="283"/>
+      </w:pPr>
+      <w:r>
+        <w:rPr>
+          <w:rFonts w:ascii="Consolas" w:hAnsi="Consolas"/>
+          <w:color w:val="333333"/>
+          <w:sz w:val="16"/>
+        </w:rPr>
+        <w:t xml:space="preserve">    predictions = Dense(num_classes, activation='softmax')(x)</w:t>
+      </w:r>
+    </w:p>
+    <w:p>
+      <w:pPr>
+        <w:spacing w:after="0" w:before="0" w:line="240" w:lineRule="auto"/>
+        <w:ind w:left="283"/>
+      </w:pPr>
+      <w:r>
+        <w:rPr>
+          <w:rFonts w:ascii="Consolas" w:hAnsi="Consolas"/>
+          <w:color w:val="333333"/>
+          <w:sz w:val="16"/>
+        </w:rPr>
+        <w:t xml:space="preserve">    model = Model(inputs=inputs, outputs=predictions)</w:t>
+      </w:r>
+    </w:p>
+    <w:p>
+      <w:pPr>
+        <w:spacing w:after="0" w:before="0" w:line="240" w:lineRule="auto"/>
+        <w:ind w:left="283"/>
+      </w:pPr>
+      <w:r>
+        <w:rPr>
+          <w:rFonts w:ascii="Consolas" w:hAnsi="Consolas"/>
+          <w:color w:val="333333"/>
+          <w:sz w:val="16"/>
+        </w:rPr>
+        <w:t xml:space="preserve">    model.compile(optimizer=Adam(lr=1e-5), loss='categorical_crossentropy', metrics=['accuracy'])</w:t>
+      </w:r>
+    </w:p>
+    <w:p>
+      <w:pPr>
+        <w:spacing w:after="0" w:before="0" w:line="240" w:lineRule="auto"/>
+        <w:ind w:left="283"/>
+      </w:pPr>
+      <w:r>
+        <w:rPr>
+          <w:rFonts w:ascii="Consolas" w:hAnsi="Consolas"/>
+          <w:color w:val="333333"/>
+          <w:sz w:val="16"/>
+        </w:rPr>
+        <w:t xml:space="preserve">    return model</w:t>
+      </w:r>
+    </w:p>
+    <w:p>
+      <w:pPr>
+        <w:spacing w:after="120" w:line="276" w:lineRule="auto"/>
+      </w:pPr>
+      <w:r>
+        <w:rPr>
+          <w:rFonts w:ascii="Calibri" w:hAnsi="Calibri"/>
+          <w:b w:val="0"/>
+          <w:i w:val="0"/>
+          <w:sz w:val="22"/>
+        </w:rPr>
+        <w:t>Deeper, but took time.</w:t>
+      </w:r>
+    </w:p>
+    <w:p>
+      <w:pPr>
+        <w:pStyle w:val="Heading2"/>
+      </w:pPr>
+      <w:r>
+        <w:rPr>
+          <w:color w:val="0D47A1"/>
+        </w:rPr>
+        <w:t>7.5 Model 4 SVM</w:t>
+      </w:r>
+    </w:p>
+    <w:p>
+      <w:pPr>
+        <w:spacing w:after="120" w:line="276" w:lineRule="auto"/>
+      </w:pPr>
+      <w:r>
+        <w:rPr>
+          <w:rFonts w:ascii="Calibri" w:hAnsi="Calibri"/>
+          <w:b/>
+          <w:i w:val="0"/>
+          <w:sz w:val="22"/>
+        </w:rPr>
+        <w:t>Extract features first, then train SVM.</w:t>
+      </w:r>
+    </w:p>
+    <w:p>
+      <w:pPr>
+        <w:spacing w:after="0" w:before="0" w:line="240" w:lineRule="auto"/>
+        <w:ind w:left="283"/>
+      </w:pPr>
+      <w:r>
+        <w:rPr>
+          <w:rFonts w:ascii="Consolas" w:hAnsi="Consolas"/>
+          <w:color w:val="333333"/>
+          <w:sz w:val="16"/>
+        </w:rPr>
+        <w:t>def train_svm(train_gen, val_gen, feature_extractor, save_path):</w:t>
+      </w:r>
+    </w:p>
+    <w:p>
+      <w:pPr>
+        <w:spacing w:after="0" w:before="0" w:line="240" w:lineRule="auto"/>
+        <w:ind w:left="283"/>
+      </w:pPr>
+      <w:r>
+        <w:rPr>
+          <w:rFonts w:ascii="Consolas" w:hAnsi="Consolas"/>
+          <w:color w:val="333333"/>
+          <w:sz w:val="16"/>
+        </w:rPr>
+        <w:t xml:space="preserve">    train_features, train_labels = [], []</w:t>
+      </w:r>
+    </w:p>
+    <w:p>
+      <w:pPr>
+        <w:spacing w:after="0" w:before="0" w:line="240" w:lineRule="auto"/>
+        <w:ind w:left="283"/>
+      </w:pPr>
+      <w:r>
+        <w:rPr>
+          <w:rFonts w:ascii="Consolas" w:hAnsi="Consolas"/>
+          <w:color w:val="333333"/>
+          <w:sz w:val="16"/>
+        </w:rPr>
+        <w:t xml:space="preserve">    for i in range(min(len(train_gen), 200)):</w:t>
+      </w:r>
+    </w:p>
+    <w:p>
+      <w:pPr>
+        <w:spacing w:after="0" w:before="0" w:line="240" w:lineRule="auto"/>
+        <w:ind w:left="283"/>
+      </w:pPr>
+      <w:r>
+        <w:rPr>
+          <w:rFonts w:ascii="Consolas" w:hAnsi="Consolas"/>
+          <w:color w:val="333333"/>
+          <w:sz w:val="16"/>
+        </w:rPr>
+        <w:t xml:space="preserve">        batch_inputs, batch_y = train_gen[i]</w:t>
+      </w:r>
+    </w:p>
+    <w:p>
+      <w:pPr>
+        <w:spacing w:after="0" w:before="0" w:line="240" w:lineRule="auto"/>
+        <w:ind w:left="283"/>
+      </w:pPr>
+      <w:r>
+        <w:rPr>
+          <w:rFonts w:ascii="Consolas" w:hAnsi="Consolas"/>
+          <w:color w:val="333333"/>
+          <w:sz w:val="16"/>
+        </w:rPr>
+        <w:t xml:space="preserve">        features = feature_extractor.predict(batch_inputs, verbose=0)</w:t>
+      </w:r>
+    </w:p>
+    <w:p>
+      <w:pPr>
+        <w:spacing w:after="0" w:before="0" w:line="240" w:lineRule="auto"/>
+        <w:ind w:left="283"/>
+      </w:pPr>
+      <w:r>
+        <w:rPr>
+          <w:rFonts w:ascii="Consolas" w:hAnsi="Consolas"/>
+          <w:color w:val="333333"/>
+          <w:sz w:val="16"/>
+        </w:rPr>
+        <w:t xml:space="preserve">        train_features.append(features)</w:t>
+      </w:r>
+    </w:p>
+    <w:p>
+      <w:pPr>
+        <w:spacing w:after="0" w:before="0" w:line="240" w:lineRule="auto"/>
+        <w:ind w:left="283"/>
+      </w:pPr>
+      <w:r>
+        <w:rPr>
+          <w:rFonts w:ascii="Consolas" w:hAnsi="Consolas"/>
+          <w:color w:val="333333"/>
+          <w:sz w:val="16"/>
+        </w:rPr>
+        <w:t xml:space="preserve">        train_labels.append(np.argmax(batch_y, axis=1))</w:t>
+      </w:r>
+    </w:p>
+    <w:p>
+      <w:pPr>
+        <w:spacing w:after="0" w:before="0" w:line="240" w:lineRule="auto"/>
+        <w:ind w:left="283"/>
+      </w:pPr>
+      <w:r>
+        <w:rPr>
+          <w:rFonts w:ascii="Consolas" w:hAnsi="Consolas"/>
+          <w:color w:val="333333"/>
+          <w:sz w:val="16"/>
+        </w:rPr>
+      </w:r>
+    </w:p>
+    <w:p>
+      <w:pPr>
+        <w:spacing w:after="0" w:before="0" w:line="240" w:lineRule="auto"/>
+        <w:ind w:left="283"/>
+      </w:pPr>
+      <w:r>
+        <w:rPr>
+          <w:rFonts w:ascii="Consolas" w:hAnsi="Consolas"/>
+          <w:color w:val="333333"/>
+          <w:sz w:val="16"/>
+        </w:rPr>
+        <w:t xml:space="preserve">    train_features = np.vstack(train_features)</w:t>
+      </w:r>
+    </w:p>
+    <w:p>
+      <w:pPr>
+        <w:spacing w:after="0" w:before="0" w:line="240" w:lineRule="auto"/>
+        <w:ind w:left="283"/>
+      </w:pPr>
+      <w:r>
+        <w:rPr>
+          <w:rFonts w:ascii="Consolas" w:hAnsi="Consolas"/>
+          <w:color w:val="333333"/>
+          <w:sz w:val="16"/>
+        </w:rPr>
+        <w:t xml:space="preserve">    train_labels = np.concatenate(train_labels)</w:t>
+      </w:r>
+    </w:p>
+    <w:p>
+      <w:pPr>
+        <w:spacing w:after="0" w:before="0" w:line="240" w:lineRule="auto"/>
+        <w:ind w:left="283"/>
+      </w:pPr>
+      <w:r>
+        <w:rPr>
+          <w:rFonts w:ascii="Consolas" w:hAnsi="Consolas"/>
+          <w:color w:val="333333"/>
+          <w:sz w:val="16"/>
+        </w:rPr>
+      </w:r>
+    </w:p>
+    <w:p>
+      <w:pPr>
+        <w:spacing w:after="0" w:before="0" w:line="240" w:lineRule="auto"/>
+        <w:ind w:left="283"/>
+      </w:pPr>
+      <w:r>
+        <w:rPr>
+          <w:rFonts w:ascii="Consolas" w:hAnsi="Consolas"/>
+          <w:color w:val="333333"/>
+          <w:sz w:val="16"/>
+        </w:rPr>
+        <w:t xml:space="preserve">    svm = SVC(kernel='rbf', C=10, gamma='scale', probability=True)</w:t>
+      </w:r>
+    </w:p>
+    <w:p>
+      <w:pPr>
+        <w:spacing w:after="0" w:before="0" w:line="240" w:lineRule="auto"/>
+        <w:ind w:left="283"/>
+      </w:pPr>
+      <w:r>
+        <w:rPr>
+          <w:rFonts w:ascii="Consolas" w:hAnsi="Consolas"/>
+          <w:color w:val="333333"/>
+          <w:sz w:val="16"/>
+        </w:rPr>
+        <w:t xml:space="preserve">    svm.fit(train_features, train_labels)</w:t>
+      </w:r>
+    </w:p>
+    <w:p>
+      <w:pPr>
+        <w:spacing w:after="0" w:before="0" w:line="240" w:lineRule="auto"/>
+        <w:ind w:left="283"/>
+      </w:pPr>
+      <w:r>
+        <w:rPr>
+          <w:rFonts w:ascii="Consolas" w:hAnsi="Consolas"/>
+          <w:color w:val="333333"/>
+          <w:sz w:val="16"/>
+        </w:rPr>
+        <w:t xml:space="preserve">    return svm</w:t>
+      </w:r>
+    </w:p>
+    <w:p>
+      <w:pPr>
+        <w:spacing w:after="120" w:line="276" w:lineRule="auto"/>
+      </w:pPr>
+      <w:r>
+        <w:rPr>
+          <w:rFonts w:ascii="Calibri" w:hAnsi="Calibri"/>
+          <w:b w:val="0"/>
+          <w:i w:val="0"/>
+          <w:sz w:val="22"/>
+        </w:rPr>
+        <w:t>Fast, no epochs really.</w:t>
+      </w:r>
+    </w:p>
+    <w:p>
+      <w:pPr>
+        <w:pStyle w:val="Heading2"/>
+      </w:pPr>
+      <w:r>
+        <w:rPr>
+          <w:color w:val="0D47A1"/>
+        </w:rPr>
+        <w:t>7.6 Training Configuration</w:t>
+      </w:r>
+    </w:p>
+    <w:p>
+      <w:pPr>
+        <w:spacing w:after="120" w:line="276" w:lineRule="auto"/>
+      </w:pPr>
+      <w:r>
+        <w:rPr>
+          <w:rFonts w:ascii="Calibri" w:hAnsi="Calibri"/>
+          <w:b/>
+          <w:i w:val="0"/>
+          <w:sz w:val="22"/>
+        </w:rPr>
+        <w:t>For deep models</w:t>
+      </w:r>
+    </w:p>
+    <w:p>
+      <w:pPr>
+        <w:spacing w:after="0" w:before="0" w:line="240" w:lineRule="auto"/>
+        <w:ind w:left="283"/>
+      </w:pPr>
+      <w:r>
+        <w:rPr>
+          <w:rFonts w:ascii="Consolas" w:hAnsi="Consolas"/>
+          <w:color w:val="333333"/>
+          <w:sz w:val="16"/>
+        </w:rPr>
+        <w:t>checkpoint = ModelCheckpoint(save_path, monitor='val_accuracy', save_best_only=True)</w:t>
+      </w:r>
+    </w:p>
+    <w:p>
+      <w:pPr>
+        <w:spacing w:after="0" w:before="0" w:line="240" w:lineRule="auto"/>
+        <w:ind w:left="283"/>
+      </w:pPr>
+      <w:r>
+        <w:rPr>
+          <w:rFonts w:ascii="Consolas" w:hAnsi="Consolas"/>
+          <w:color w:val="333333"/>
+          <w:sz w:val="16"/>
+        </w:rPr>
+        <w:t>early_stop = EarlyStopping(monitor='val_accuracy', patience=8, restore_best_weights=True)</w:t>
+      </w:r>
+    </w:p>
+    <w:p>
+      <w:pPr>
+        <w:spacing w:after="0" w:before="0" w:line="240" w:lineRule="auto"/>
+        <w:ind w:left="283"/>
+      </w:pPr>
+      <w:r>
+        <w:rPr>
+          <w:rFonts w:ascii="Consolas" w:hAnsi="Consolas"/>
+          <w:color w:val="333333"/>
+          <w:sz w:val="16"/>
+        </w:rPr>
+        <w:t>reduce_lr = ReduceLROnPlateau(monitor='val_loss', factor=0.2, patience=4, min_lr=1e-7)</w:t>
+      </w:r>
+    </w:p>
+    <w:p>
+      <w:pPr>
+        <w:spacing w:after="0" w:before="0" w:line="240" w:lineRule="auto"/>
+        <w:ind w:left="283"/>
+      </w:pPr>
+      <w:r>
+        <w:rPr>
+          <w:rFonts w:ascii="Consolas" w:hAnsi="Consolas"/>
+          <w:color w:val="333333"/>
+          <w:sz w:val="16"/>
+        </w:rPr>
+      </w:r>
+    </w:p>
+    <w:p>
+      <w:pPr>
+        <w:spacing w:after="0" w:before="0" w:line="240" w:lineRule="auto"/>
+        <w:ind w:left="283"/>
+      </w:pPr>
+      <w:r>
+        <w:rPr>
+          <w:rFonts w:ascii="Consolas" w:hAnsi="Consolas"/>
+          <w:color w:val="333333"/>
+          <w:sz w:val="16"/>
+        </w:rPr>
+        <w:t>history = model.fit(</w:t>
+      </w:r>
+    </w:p>
+    <w:p>
+      <w:pPr>
+        <w:spacing w:after="0" w:before="0" w:line="240" w:lineRule="auto"/>
+        <w:ind w:left="283"/>
+      </w:pPr>
+      <w:r>
+        <w:rPr>
+          <w:rFonts w:ascii="Consolas" w:hAnsi="Consolas"/>
+          <w:color w:val="333333"/>
+          <w:sz w:val="16"/>
+        </w:rPr>
+        <w:t xml:space="preserve">    train_gen, epochs=20,</w:t>
+      </w:r>
+    </w:p>
+    <w:p>
+      <w:pPr>
+        <w:spacing w:after="0" w:before="0" w:line="240" w:lineRule="auto"/>
+        <w:ind w:left="283"/>
+      </w:pPr>
+      <w:r>
+        <w:rPr>
+          <w:rFonts w:ascii="Consolas" w:hAnsi="Consolas"/>
+          <w:color w:val="333333"/>
+          <w:sz w:val="16"/>
+        </w:rPr>
+        <w:t xml:space="preserve">    validation_data=val_gen,</w:t>
+      </w:r>
+    </w:p>
+    <w:p>
+      <w:pPr>
+        <w:spacing w:after="0" w:before="0" w:line="240" w:lineRule="auto"/>
+        <w:ind w:left="283"/>
+      </w:pPr>
+      <w:r>
+        <w:rPr>
+          <w:rFonts w:ascii="Consolas" w:hAnsi="Consolas"/>
+          <w:color w:val="333333"/>
+          <w:sz w:val="16"/>
+        </w:rPr>
+        <w:t xml:space="preserve">    callbacks=[checkpoint, early_stop, reduce_lr]</w:t>
+      </w:r>
+    </w:p>
+    <w:p>
+      <w:pPr>
+        <w:spacing w:after="0" w:before="0" w:line="240" w:lineRule="auto"/>
+        <w:ind w:left="283"/>
+      </w:pPr>
+      <w:r>
+        <w:rPr>
+          <w:rFonts w:ascii="Consolas" w:hAnsi="Consolas"/>
+          <w:color w:val="333333"/>
+          <w:sz w:val="16"/>
+        </w:rPr>
+        <w:t>)</w:t>
+      </w:r>
+    </w:p>
+    <w:p>
+      <w:pPr>
+        <w:spacing w:after="120" w:line="276" w:lineRule="auto"/>
+      </w:pPr>
+      <w:r>
+        <w:rPr>
+          <w:rFonts w:ascii="Calibri" w:hAnsi="Calibri"/>
+          <w:b w:val="0"/>
+          <w:i w:val="0"/>
+          <w:sz w:val="22"/>
+        </w:rPr>
+        <w:t>Stopped early if no improvement.</w:t>
+      </w:r>
+    </w:p>
+    <w:p>
+      <w:r>
+        <w:br w:type="page"/>
+      </w:r>
+    </w:p>
+    <w:p>
+      <w:pPr>
+        <w:pStyle w:val="Heading1"/>
+      </w:pPr>
+      <w:r>
+        <w:rPr>
+          <w:color w:val="0D47A1"/>
+        </w:rPr>
+        <w:t>8 Prediction Results</w:t>
+      </w:r>
+    </w:p>
+    <w:p>
+      <w:pPr>
+        <w:pStyle w:val="Heading2"/>
+      </w:pPr>
+      <w:r>
+        <w:rPr>
+          <w:color w:val="0D47A1"/>
+        </w:rPr>
+        <w:t>8.1 Accuracy Table</w:t>
+      </w:r>
+    </w:p>
+    <w:tbl>
+      <w:tblPr>
+        <w:tblStyle w:val="LightGrid-Accent1"/>
+        <w:tblW w:type="auto" w:w="0"/>
+        <w:jc w:val="center"/>
+        <w:tblLook w:firstColumn="1" w:firstRow="1" w:lastColumn="0" w:lastRow="0" w:noHBand="0" w:noVBand="1" w:val="04A0"/>
+      </w:tblPr>
+      <w:tblGrid>
+        <w:gridCol w:w="1568"/>
+        <w:gridCol w:w="1568"/>
+        <w:gridCol w:w="1568"/>
+        <w:gridCol w:w="1568"/>
+        <w:gridCol w:w="1568"/>
+        <w:gridCol w:w="1568"/>
+      </w:tblGrid>
+      <w:tr>
+        <w:tc>
+          <w:tcPr>
+            <w:tcW w:type="dxa" w:w="1568"/>
+          </w:tcPr>
+          <w:p>
+            <w:r>
+              <w:rPr>
+                <w:b/>
+              </w:rPr>
               <w:t>Model</w:t>
             </w:r>
           </w:p>
         </w:tc>
         <w:tc>
           <w:tcPr>
-            <w:tcW w:type="dxa" w:w="1440"/>
+            <w:tcW w:type="dxa" w:w="1568"/>
           </w:tcPr>
           <w:p>
             <w:r>
+              <w:rPr>
+                <w:b/>
+              </w:rPr>
               <w:t>Train Acc (%)</w:t>
             </w:r>
           </w:p>
         </w:tc>
         <w:tc>
           <w:tcPr>
-            <w:tcW w:type="dxa" w:w="1440"/>
+            <w:tcW w:type="dxa" w:w="1568"/>
           </w:tcPr>
           <w:p>
             <w:r>
+              <w:rPr>
+                <w:b/>
+              </w:rPr>
               <w:t>Val Acc (%)</w:t>
             </w:r>
           </w:p>
         </w:tc>
         <w:tc>
           <w:tcPr>
-            <w:tcW w:type="dxa" w:w="1440"/>
+            <w:tcW w:type="dxa" w:w="1568"/>
           </w:tcPr>
           <w:p>
             <w:r>
+              <w:rPr>
+                <w:b/>
+              </w:rPr>
               <w:t>Val Loss</w:t>
             </w:r>
           </w:p>
         </w:tc>
         <w:tc>
           <w:tcPr>
-            <w:tcW w:type="dxa" w:w="1440"/>
+            <w:tcW w:type="dxa" w:w="1568"/>
           </w:tcPr>
           <w:p>
             <w:r>
+              <w:rPr>
+                <w:b/>
+              </w:rPr>
               <w:t>Epochs</w:t>
             </w:r>
           </w:p>
         </w:tc>
         <w:tc>
           <w:tcPr>
-            <w:tcW w:type="dxa" w:w="1440"/>
+            <w:tcW w:type="dxa" w:w="1568"/>
           </w:tcPr>
           <w:p>
             <w:r>
+              <w:rPr>
+                <w:b/>
+              </w:rPr>
               <w:t>Time (s)</w:t>
             </w:r>
           </w:p>
@@ -1014,7 +5311,7 @@
       <w:tr>
         <w:tc>
           <w:tcPr>
-            <w:tcW w:type="dxa" w:w="1440"/>
+            <w:tcW w:type="dxa" w:w="1568"/>
           </w:tcPr>
           <w:p>
             <w:r>
@@ -1024,7 +5321,7 @@
         </w:tc>
         <w:tc>
           <w:tcPr>
-            <w:tcW w:type="dxa" w:w="1440"/>
+            <w:tcW w:type="dxa" w:w="1568"/>
           </w:tcPr>
           <w:p>
             <w:r>
@@ -1034,7 +5331,7 @@
         </w:tc>
         <w:tc>
           <w:tcPr>
-            <w:tcW w:type="dxa" w:w="1440"/>
+            <w:tcW w:type="dxa" w:w="1568"/>
           </w:tcPr>
           <w:p>
             <w:r>
@@ -1044,7 +5341,7 @@
         </w:tc>
         <w:tc>
           <w:tcPr>
-            <w:tcW w:type="dxa" w:w="1440"/>
+            <w:tcW w:type="dxa" w:w="1568"/>
           </w:tcPr>
           <w:p>
             <w:r>
@@ -1054,7 +5351,7 @@
         </w:tc>
         <w:tc>
           <w:tcPr>
-            <w:tcW w:type="dxa" w:w="1440"/>
+            <w:tcW w:type="dxa" w:w="1568"/>
           </w:tcPr>
           <w:p>
             <w:r>
@@ -1064,7 +5361,7 @@
         </w:tc>
         <w:tc>
           <w:tcPr>
-            <w:tcW w:type="dxa" w:w="1440"/>
+            <w:tcW w:type="dxa" w:w="1568"/>
           </w:tcPr>
           <w:p>
             <w:r>
@@ -1076,7 +5373,7 @@
       <w:tr>
         <w:tc>
           <w:tcPr>
-            <w:tcW w:type="dxa" w:w="1440"/>
+            <w:tcW w:type="dxa" w:w="1568"/>
           </w:tcPr>
           <w:p>
             <w:r>
@@ -1086,7 +5383,7 @@
         </w:tc>
         <w:tc>
           <w:tcPr>
-            <w:tcW w:type="dxa" w:w="1440"/>
+            <w:tcW w:type="dxa" w:w="1568"/>
           </w:tcPr>
           <w:p>
             <w:r>
@@ -1096,7 +5393,7 @@
         </w:tc>
         <w:tc>
           <w:tcPr>
-            <w:tcW w:type="dxa" w:w="1440"/>
+            <w:tcW w:type="dxa" w:w="1568"/>
           </w:tcPr>
           <w:p>
             <w:r>
@@ -1106,7 +5403,7 @@
         </w:tc>
         <w:tc>
           <w:tcPr>
-            <w:tcW w:type="dxa" w:w="1440"/>
+            <w:tcW w:type="dxa" w:w="1568"/>
           </w:tcPr>
           <w:p>
             <w:r>
@@ -1116,7 +5413,7 @@
         </w:tc>
         <w:tc>
           <w:tcPr>
-            <w:tcW w:type="dxa" w:w="1440"/>
+            <w:tcW w:type="dxa" w:w="1568"/>
           </w:tcPr>
           <w:p>
             <w:r>
@@ -1126,7 +5423,7 @@
         </w:tc>
         <w:tc>
           <w:tcPr>
-            <w:tcW w:type="dxa" w:w="1440"/>
+            <w:tcW w:type="dxa" w:w="1568"/>
           </w:tcPr>
           <w:p>
             <w:r>
@@ -1138,7 +5435,7 @@
       <w:tr>
         <w:tc>
           <w:tcPr>
-            <w:tcW w:type="dxa" w:w="1440"/>
+            <w:tcW w:type="dxa" w:w="1568"/>
           </w:tcPr>
           <w:p>
             <w:r>
@@ -1148,7 +5445,7 @@
         </w:tc>
         <w:tc>
           <w:tcPr>
-            <w:tcW w:type="dxa" w:w="1440"/>
+            <w:tcW w:type="dxa" w:w="1568"/>
           </w:tcPr>
           <w:p>
             <w:r>
@@ -1158,7 +5455,7 @@
         </w:tc>
         <w:tc>
           <w:tcPr>
-            <w:tcW w:type="dxa" w:w="1440"/>
+            <w:tcW w:type="dxa" w:w="1568"/>
           </w:tcPr>
           <w:p>
             <w:r>
@@ -1168,7 +5465,7 @@
         </w:tc>
         <w:tc>
           <w:tcPr>
-            <w:tcW w:type="dxa" w:w="1440"/>
+            <w:tcW w:type="dxa" w:w="1568"/>
           </w:tcPr>
           <w:p>
             <w:r>
@@ -1178,7 +5475,7 @@
         </w:tc>
         <w:tc>
           <w:tcPr>
-            <w:tcW w:type="dxa" w:w="1440"/>
+            <w:tcW w:type="dxa" w:w="1568"/>
           </w:tcPr>
           <w:p>
             <w:r>
@@ -1188,7 +5485,7 @@
         </w:tc>
         <w:tc>
           <w:tcPr>
-            <w:tcW w:type="dxa" w:w="1440"/>
+            <w:tcW w:type="dxa" w:w="1568"/>
           </w:tcPr>
           <w:p>
             <w:r>
@@ -1200,7 +5497,7 @@
       <w:tr>
         <w:tc>
           <w:tcPr>
-            <w:tcW w:type="dxa" w:w="1440"/>
+            <w:tcW w:type="dxa" w:w="1568"/>
           </w:tcPr>
           <w:p>
             <w:r>
@@ -1210,7 +5507,7 @@
         </w:tc>
         <w:tc>
           <w:tcPr>
-            <w:tcW w:type="dxa" w:w="1440"/>
+            <w:tcW w:type="dxa" w:w="1568"/>
           </w:tcPr>
           <w:p>
             <w:r>
@@ -1220,7 +5517,7 @@
         </w:tc>
         <w:tc>
           <w:tcPr>
-            <w:tcW w:type="dxa" w:w="1440"/>
+            <w:tcW w:type="dxa" w:w="1568"/>
           </w:tcPr>
           <w:p>
             <w:r>
@@ -1230,7 +5527,7 @@
         </w:tc>
         <w:tc>
           <w:tcPr>
-            <w:tcW w:type="dxa" w:w="1440"/>
+            <w:tcW w:type="dxa" w:w="1568"/>
           </w:tcPr>
           <w:p>
             <w:r>
@@ -1240,7 +5537,7 @@
         </w:tc>
         <w:tc>
           <w:tcPr>
-            <w:tcW w:type="dxa" w:w="1440"/>
+            <w:tcW w:type="dxa" w:w="1568"/>
           </w:tcPr>
           <w:p>
             <w:r>
@@ -1250,7 +5547,7 @@
         </w:tc>
         <w:tc>
           <w:tcPr>
-            <w:tcW w:type="dxa" w:w="1440"/>
+            <w:tcW w:type="dxa" w:w="1568"/>
           </w:tcPr>
           <w:p>
             <w:r>
@@ -1262,16 +5559,91 @@
     </w:tbl>
     <w:p/>
     <w:p>
-      <w:r>
-        <w:t>Figure: Model Accuracy Comparison</w:t>
-      </w:r>
-    </w:p>
-    <w:p>
+      <w:pPr>
+        <w:jc w:val="center"/>
+      </w:pPr>
+      <w:r>
+        <w:drawing>
+          <wp:inline xmlns:a="http://schemas.openxmlformats.org/drawingml/2006/main" xmlns:pic="http://schemas.openxmlformats.org/drawingml/2006/picture">
+            <wp:extent cx="5029200" cy="1458031"/>
+            <wp:docPr id="6" name="Picture 6"/>
+            <wp:cNvGraphicFramePr>
+              <a:graphicFrameLocks noChangeAspect="1"/>
+            </wp:cNvGraphicFramePr>
+            <a:graphic>
+              <a:graphicData uri="http://schemas.openxmlformats.org/drawingml/2006/picture">
+                <pic:pic>
+                  <pic:nvPicPr>
+                    <pic:cNvPr id="0" name="accuracy_table.png"/>
+                    <pic:cNvPicPr/>
+                  </pic:nvPicPr>
+                  <pic:blipFill>
+                    <a:blip r:embed="rId14"/>
+                    <a:stretch>
+                      <a:fillRect/>
+                    </a:stretch>
+                  </pic:blipFill>
+                  <pic:spPr>
+                    <a:xfrm>
+                      <a:off x="0" y="0"/>
+                      <a:ext cx="5029200" cy="1458031"/>
+                    </a:xfrm>
+                    <a:prstGeom prst="rect"/>
+                  </pic:spPr>
+                </pic:pic>
+              </a:graphicData>
+            </a:graphic>
+          </wp:inline>
+        </w:drawing>
+      </w:r>
+    </w:p>
+    <w:p>
+      <w:pPr>
+        <w:jc w:val="center"/>
+      </w:pPr>
+      <w:r>
+        <w:rPr>
+          <w:i/>
+          <w:color w:val="666666"/>
+          <w:sz w:val="18"/>
+        </w:rPr>
+        <w:t>Figure 8.1 Model Performance Summary</w:t>
+      </w:r>
+    </w:p>
+    <w:p>
+      <w:pPr>
+        <w:spacing w:after="120" w:line="276" w:lineRule="auto"/>
+      </w:pPr>
+      <w:r>
+        <w:rPr>
+          <w:rFonts w:ascii="Calibri" w:hAnsi="Calibri"/>
+          <w:b w:val="0"/>
+          <w:i w:val="0"/>
+          <w:sz w:val="22"/>
+        </w:rPr>
+        <w:t>CNN did best.</w:t>
+      </w:r>
+    </w:p>
+    <w:p>
+      <w:pPr>
+        <w:pStyle w:val="Heading2"/>
+      </w:pPr>
+      <w:r>
+        <w:rPr>
+          <w:color w:val="0D47A1"/>
+        </w:rPr>
+        <w:t>8.2 Model Comparison Graph</w:t>
+      </w:r>
+    </w:p>
+    <w:p>
+      <w:pPr>
+        <w:jc w:val="center"/>
+      </w:pPr>
       <w:r>
         <w:drawing>
           <wp:inline xmlns:a="http://schemas.openxmlformats.org/drawingml/2006/main" xmlns:pic="http://schemas.openxmlformats.org/drawingml/2006/picture">
             <wp:extent cx="5029200" cy="2484141"/>
-            <wp:docPr id="5" name="Picture 5"/>
+            <wp:docPr id="7" name="Picture 7"/>
             <wp:cNvGraphicFramePr>
               <a:graphicFrameLocks noChangeAspect="1"/>
             </wp:cNvGraphicFramePr>
@@ -1283,7 +5655,7 @@
                     <pic:cNvPicPr/>
                   </pic:nvPicPr>
                   <pic:blipFill>
-                    <a:blip r:embed="rId13"/>
+                    <a:blip r:embed="rId15"/>
                     <a:stretch>
                       <a:fillRect/>
                     </a:stretch>
@@ -1304,21 +5676,51 @@
     </w:p>
     <w:p>
       <w:pPr>
+        <w:jc w:val="center"/>
+      </w:pPr>
+      <w:r>
+        <w:rPr>
+          <w:i/>
+          <w:color w:val="666666"/>
+          <w:sz w:val="18"/>
+        </w:rPr>
+        <w:t>Figure 8.2 Train vs Validation Accuracy for all models</w:t>
+      </w:r>
+    </w:p>
+    <w:p>
+      <w:pPr>
+        <w:spacing w:after="120" w:line="276" w:lineRule="auto"/>
+      </w:pPr>
+      <w:r>
+        <w:rPr>
+          <w:rFonts w:ascii="Calibri" w:hAnsi="Calibri"/>
+          <w:b w:val="0"/>
+          <w:i w:val="0"/>
+          <w:sz w:val="22"/>
+        </w:rPr>
+        <w:t>Validation curves show overfitting a bit in some.</w:t>
+      </w:r>
+    </w:p>
+    <w:p>
+      <w:pPr>
         <w:pStyle w:val="Heading2"/>
       </w:pPr>
       <w:r>
         <w:rPr>
           <w:color w:val="0D47A1"/>
         </w:rPr>
-        <w:t>9.2 Training Curves</w:t>
-      </w:r>
-    </w:p>
-    <w:p>
+        <w:t>8.3 Training Curves</w:t>
+      </w:r>
+    </w:p>
+    <w:p>
+      <w:pPr>
+        <w:jc w:val="center"/>
+      </w:pPr>
       <w:r>
         <w:drawing>
           <wp:inline xmlns:a="http://schemas.openxmlformats.org/drawingml/2006/main" xmlns:pic="http://schemas.openxmlformats.org/drawingml/2006/picture">
             <wp:extent cx="5486400" cy="4005441"/>
-            <wp:docPr id="6" name="Picture 6"/>
+            <wp:docPr id="8" name="Picture 8"/>
             <wp:cNvGraphicFramePr>
               <a:graphicFrameLocks noChangeAspect="1"/>
             </wp:cNvGraphicFramePr>
@@ -1330,7 +5732,7 @@
                     <pic:cNvPicPr/>
                   </pic:nvPicPr>
                   <pic:blipFill>
-                    <a:blip r:embed="rId14"/>
+                    <a:blip r:embed="rId16"/>
                     <a:stretch>
                       <a:fillRect/>
                     </a:stretch>
@@ -1351,21 +5753,330 @@
     </w:p>
     <w:p>
       <w:pPr>
+        <w:jc w:val="center"/>
+      </w:pPr>
+      <w:r>
+        <w:rPr>
+          <w:i/>
+          <w:color w:val="666666"/>
+          <w:sz w:val="18"/>
+        </w:rPr>
+        <w:t>Figure 8.3 Training curves accuracy and loss for all four models</w:t>
+      </w:r>
+    </w:p>
+    <w:p>
+      <w:pPr>
+        <w:spacing w:after="120" w:line="276" w:lineRule="auto"/>
+      </w:pPr>
+      <w:r>
+        <w:rPr>
+          <w:rFonts w:ascii="Calibri" w:hAnsi="Calibri"/>
+          <w:b w:val="0"/>
+          <w:i w:val="0"/>
+          <w:sz w:val="22"/>
+        </w:rPr>
+        <w:t>Loss dropped steadily for CNN.</w:t>
+      </w:r>
+    </w:p>
+    <w:p>
+      <w:pPr>
         <w:pStyle w:val="Heading2"/>
       </w:pPr>
       <w:r>
         <w:rPr>
           <w:color w:val="0D47A1"/>
         </w:rPr>
-        <w:t>9.3 Prediction Examples</w:t>
-      </w:r>
-    </w:p>
-    <w:p>
+        <w:t>8.4 Sample Prediction Output</w:t>
+      </w:r>
+    </w:p>
+    <w:tbl>
+      <w:tblPr>
+        <w:tblStyle w:val="LightGrid-Accent1"/>
+        <w:tblW w:type="auto" w:w="0"/>
+        <w:jc w:val="center"/>
+        <w:tblLook w:firstColumn="1" w:firstRow="1" w:lastColumn="0" w:lastRow="0" w:noHBand="0" w:noVBand="1" w:val="04A0"/>
+      </w:tblPr>
+      <w:tblGrid>
+        <w:gridCol w:w="2351"/>
+        <w:gridCol w:w="2351"/>
+        <w:gridCol w:w="2351"/>
+        <w:gridCol w:w="2351"/>
+      </w:tblGrid>
+      <w:tr>
+        <w:tc>
+          <w:tcPr>
+            <w:tcW w:type="dxa" w:w="2351"/>
+          </w:tcPr>
+          <w:p>
+            <w:r>
+              <w:rPr>
+                <w:b/>
+              </w:rPr>
+              <w:t>Input Image</w:t>
+            </w:r>
+          </w:p>
+        </w:tc>
+        <w:tc>
+          <w:tcPr>
+            <w:tcW w:type="dxa" w:w="2351"/>
+          </w:tcPr>
+          <w:p>
+            <w:r>
+              <w:rPr>
+                <w:b/>
+              </w:rPr>
+              <w:t>Predicted Disease</w:t>
+            </w:r>
+          </w:p>
+        </w:tc>
+        <w:tc>
+          <w:tcPr>
+            <w:tcW w:type="dxa" w:w="2351"/>
+          </w:tcPr>
+          <w:p>
+            <w:r>
+              <w:rPr>
+                <w:b/>
+              </w:rPr>
+              <w:t>Confidence</w:t>
+            </w:r>
+          </w:p>
+        </w:tc>
+        <w:tc>
+          <w:tcPr>
+            <w:tcW w:type="dxa" w:w="2351"/>
+          </w:tcPr>
+          <w:p>
+            <w:r>
+              <w:rPr>
+                <w:b/>
+              </w:rPr>
+              <w:t>Status</w:t>
+            </w:r>
+          </w:p>
+        </w:tc>
+      </w:tr>
+      <w:tr>
+        <w:tc>
+          <w:tcPr>
+            <w:tcW w:type="dxa" w:w="2351"/>
+          </w:tcPr>
+          <w:p>
+            <w:r>
+              <w:t>tomato_leaf_01.jpg</w:t>
+            </w:r>
+          </w:p>
+        </w:tc>
+        <w:tc>
+          <w:tcPr>
+            <w:tcW w:type="dxa" w:w="2351"/>
+          </w:tcPr>
+          <w:p>
+            <w:r>
+              <w:t>Tomato Late Blight</w:t>
+            </w:r>
+          </w:p>
+        </w:tc>
+        <w:tc>
+          <w:tcPr>
+            <w:tcW w:type="dxa" w:w="2351"/>
+          </w:tcPr>
+          <w:p>
+            <w:r>
+              <w:t>92.3%</w:t>
+            </w:r>
+          </w:p>
+        </w:tc>
+        <w:tc>
+          <w:tcPr>
+            <w:tcW w:type="dxa" w:w="2351"/>
+          </w:tcPr>
+          <w:p>
+            <w:r>
+              <w:t>Diseased</w:t>
+            </w:r>
+          </w:p>
+        </w:tc>
+      </w:tr>
+      <w:tr>
+        <w:tc>
+          <w:tcPr>
+            <w:tcW w:type="dxa" w:w="2351"/>
+          </w:tcPr>
+          <w:p>
+            <w:r>
+              <w:t>apple_fresh_02.jpg</w:t>
+            </w:r>
+          </w:p>
+        </w:tc>
+        <w:tc>
+          <w:tcPr>
+            <w:tcW w:type="dxa" w:w="2351"/>
+          </w:tcPr>
+          <w:p>
+            <w:r>
+              <w:t>Apple Fresh</w:t>
+            </w:r>
+          </w:p>
+        </w:tc>
+        <w:tc>
+          <w:tcPr>
+            <w:tcW w:type="dxa" w:w="2351"/>
+          </w:tcPr>
+          <w:p>
+            <w:r>
+              <w:t>88.7%</w:t>
+            </w:r>
+          </w:p>
+        </w:tc>
+        <w:tc>
+          <w:tcPr>
+            <w:tcW w:type="dxa" w:w="2351"/>
+          </w:tcPr>
+          <w:p>
+            <w:r>
+              <w:t>Healthy</w:t>
+            </w:r>
+          </w:p>
+        </w:tc>
+      </w:tr>
+      <w:tr>
+        <w:tc>
+          <w:tcPr>
+            <w:tcW w:type="dxa" w:w="2351"/>
+          </w:tcPr>
+          <w:p>
+            <w:r>
+              <w:t>grape_rotten_03.jpg</w:t>
+            </w:r>
+          </w:p>
+        </w:tc>
+        <w:tc>
+          <w:tcPr>
+            <w:tcW w:type="dxa" w:w="2351"/>
+          </w:tcPr>
+          <w:p>
+            <w:r>
+              <w:t>Grape Rotten</w:t>
+            </w:r>
+          </w:p>
+        </w:tc>
+        <w:tc>
+          <w:tcPr>
+            <w:tcW w:type="dxa" w:w="2351"/>
+          </w:tcPr>
+          <w:p>
+            <w:r>
+              <w:t>85.1%</w:t>
+            </w:r>
+          </w:p>
+        </w:tc>
+        <w:tc>
+          <w:tcPr>
+            <w:tcW w:type="dxa" w:w="2351"/>
+          </w:tcPr>
+          <w:p>
+            <w:r>
+              <w:t>Diseased</w:t>
+            </w:r>
+          </w:p>
+        </w:tc>
+      </w:tr>
+      <w:tr>
+        <w:tc>
+          <w:tcPr>
+            <w:tcW w:type="dxa" w:w="2351"/>
+          </w:tcPr>
+          <w:p>
+            <w:r>
+              <w:t>pepper_spot_04.jpg</w:t>
+            </w:r>
+          </w:p>
+        </w:tc>
+        <w:tc>
+          <w:tcPr>
+            <w:tcW w:type="dxa" w:w="2351"/>
+          </w:tcPr>
+          <w:p>
+            <w:r>
+              <w:t>Pepper Bell Bacterial Spot</w:t>
+            </w:r>
+          </w:p>
+        </w:tc>
+        <w:tc>
+          <w:tcPr>
+            <w:tcW w:type="dxa" w:w="2351"/>
+          </w:tcPr>
+          <w:p>
+            <w:r>
+              <w:t>91.5%</w:t>
+            </w:r>
+          </w:p>
+        </w:tc>
+        <w:tc>
+          <w:tcPr>
+            <w:tcW w:type="dxa" w:w="2351"/>
+          </w:tcPr>
+          <w:p>
+            <w:r>
+              <w:t>Diseased</w:t>
+            </w:r>
+          </w:p>
+        </w:tc>
+      </w:tr>
+      <w:tr>
+        <w:tc>
+          <w:tcPr>
+            <w:tcW w:type="dxa" w:w="2351"/>
+          </w:tcPr>
+          <w:p>
+            <w:r>
+              <w:t>banana_fresh_05.jpg</w:t>
+            </w:r>
+          </w:p>
+        </w:tc>
+        <w:tc>
+          <w:tcPr>
+            <w:tcW w:type="dxa" w:w="2351"/>
+          </w:tcPr>
+          <w:p>
+            <w:r>
+              <w:t>Banana Fresh</w:t>
+            </w:r>
+          </w:p>
+        </w:tc>
+        <w:tc>
+          <w:tcPr>
+            <w:tcW w:type="dxa" w:w="2351"/>
+          </w:tcPr>
+          <w:p>
+            <w:r>
+              <w:t>87.2%</w:t>
+            </w:r>
+          </w:p>
+        </w:tc>
+        <w:tc>
+          <w:tcPr>
+            <w:tcW w:type="dxa" w:w="2351"/>
+          </w:tcPr>
+          <w:p>
+            <w:r>
+              <w:t>Healthy</w:t>
+            </w:r>
+          </w:p>
+        </w:tc>
+      </w:tr>
+    </w:tbl>
+    <w:p/>
+    <w:p>
+      <w:pPr>
+        <w:jc w:val="center"/>
+      </w:pPr>
       <w:r>
         <w:drawing>
           <wp:inline xmlns:a="http://schemas.openxmlformats.org/drawingml/2006/main" xmlns:pic="http://schemas.openxmlformats.org/drawingml/2006/picture">
             <wp:extent cx="5029200" cy="1963271"/>
-            <wp:docPr id="7" name="Picture 7"/>
+            <wp:docPr id="9" name="Picture 9"/>
             <wp:cNvGraphicFramePr>
               <a:graphicFrameLocks noChangeAspect="1"/>
             </wp:cNvGraphicFramePr>
@@ -1377,7 +6088,7 @@
                     <pic:cNvPicPr/>
                   </pic:nvPicPr>
                   <pic:blipFill>
-                    <a:blip r:embed="rId15"/>
+                    <a:blip r:embed="rId17"/>
                     <a:stretch>
                       <a:fillRect/>
                     </a:stretch>
@@ -1398,21 +6109,70 @@
     </w:p>
     <w:p>
       <w:pPr>
+        <w:jc w:val="center"/>
+      </w:pPr>
+      <w:r>
+        <w:rPr>
+          <w:i/>
+          <w:color w:val="666666"/>
+          <w:sz w:val="18"/>
+        </w:rPr>
+        <w:t>Figure 8.4 Sample prediction results</w:t>
+      </w:r>
+    </w:p>
+    <w:p>
+      <w:pPr>
+        <w:spacing w:after="120" w:line="276" w:lineRule="auto"/>
+      </w:pPr>
+      <w:r>
+        <w:rPr>
+          <w:rFonts w:ascii="Calibri" w:hAnsi="Calibri"/>
+          <w:b w:val="0"/>
+          <w:i w:val="0"/>
+          <w:sz w:val="22"/>
+        </w:rPr>
+        <w:t>Confidences are decent, over 85 percent.</w:t>
+      </w:r>
+    </w:p>
+    <w:p>
+      <w:r>
+        <w:br w:type="page"/>
+      </w:r>
+    </w:p>
+    <w:p>
+      <w:pPr>
         <w:pStyle w:val="Heading1"/>
       </w:pPr>
       <w:r>
         <w:rPr>
           <w:color w:val="0D47A1"/>
         </w:rPr>
-        <w:t>10. Comparison with Existing Work</w:t>
-      </w:r>
-    </w:p>
-    <w:p>
-      <w:pPr>
-        <w:spacing w:after="120"/>
-      </w:pPr>
-      <w:r>
-        <w:t>We compare our results with published methods on the PlantVillage dataset. Note that existing methods typically evaluate on PlantVillage alone (38 classes), whereas our system uses a combined dataset of 30 classes from PlantVillage and Fruits Disease datasets.</w:t>
+        <w:t>9 Comparison Proposed Work vs Existing Work</w:t>
+      </w:r>
+    </w:p>
+    <w:p>
+      <w:pPr>
+        <w:spacing w:after="120" w:line="276" w:lineRule="auto"/>
+      </w:pPr>
+      <w:r>
+        <w:rPr>
+          <w:rFonts w:ascii="Calibri" w:hAnsi="Calibri"/>
+          <w:b w:val="0"/>
+          <w:i w:val="0"/>
+          <w:sz w:val="22"/>
+        </w:rPr>
+        <w:t>I compared to other papers, but note our dataset is mixed, harder than just PlantVillage.</w:t>
+      </w:r>
+    </w:p>
+    <w:p>
+      <w:pPr>
+        <w:pStyle w:val="Heading2"/>
+      </w:pPr>
+      <w:r>
+        <w:rPr>
+          <w:color w:val="0D47A1"/>
+        </w:rPr>
+        <w:t>9.1 Comparison Table</w:t>
       </w:r>
     </w:p>
     <w:tbl>
@@ -1423,38 +6183,61 @@
         <w:tblLook w:firstColumn="1" w:firstRow="1" w:lastColumn="0" w:lastRow="0" w:noHBand="0" w:noVBand="1" w:val="04A0"/>
       </w:tblPr>
       <w:tblGrid>
-        <w:gridCol w:w="2880"/>
-        <w:gridCol w:w="2880"/>
-        <w:gridCol w:w="2880"/>
+        <w:gridCol w:w="2351"/>
+        <w:gridCol w:w="2351"/>
+        <w:gridCol w:w="2351"/>
+        <w:gridCol w:w="2351"/>
       </w:tblGrid>
       <w:tr>
         <w:tc>
           <w:tcPr>
-            <w:tcW w:type="dxa" w:w="2880"/>
+            <w:tcW w:type="dxa" w:w="2351"/>
           </w:tcPr>
           <w:p>
             <w:r>
+              <w:rPr>
+                <w:b/>
+              </w:rPr>
               <w:t>Method</w:t>
             </w:r>
           </w:p>
         </w:tc>
         <w:tc>
           <w:tcPr>
-            <w:tcW w:type="dxa" w:w="2880"/>
+            <w:tcW w:type="dxa" w:w="2351"/>
           </w:tcPr>
           <w:p>
             <w:r>
+              <w:rPr>
+                <w:b/>
+              </w:rPr>
               <w:t>Dataset</w:t>
             </w:r>
           </w:p>
         </w:tc>
         <w:tc>
           <w:tcPr>
-            <w:tcW w:type="dxa" w:w="2880"/>
+            <w:tcW w:type="dxa" w:w="2351"/>
           </w:tcPr>
           <w:p>
             <w:r>
-              <w:t>Accuracy (%)</w:t>
+              <w:rPr>
+                <w:b/>
+              </w:rPr>
+              <w:t>Classes</w:t>
+            </w:r>
+          </w:p>
+        </w:tc>
+        <w:tc>
+          <w:tcPr>
+            <w:tcW w:type="dxa" w:w="2351"/>
+          </w:tcPr>
+          <w:p>
+            <w:r>
+              <w:rPr>
+                <w:b/>
+              </w:rPr>
+              <w:t>Val Accuracy (%)</w:t>
             </w:r>
           </w:p>
         </w:tc>
@@ -1462,27 +6245,37 @@
       <w:tr>
         <w:tc>
           <w:tcPr>
-            <w:tcW w:type="dxa" w:w="2880"/>
+            <w:tcW w:type="dxa" w:w="2351"/>
           </w:tcPr>
           <w:p>
             <w:r>
-              <w:t>AlexNet (Mohanty 2016)</w:t>
+              <w:t>AlexNet (Mohanty et al 2016)</w:t>
             </w:r>
           </w:p>
         </w:tc>
         <w:tc>
           <w:tcPr>
-            <w:tcW w:type="dxa" w:w="2880"/>
+            <w:tcW w:type="dxa" w:w="2351"/>
           </w:tcPr>
           <w:p>
             <w:r>
-              <w:t>PlantVillage (38 cls)</w:t>
+              <w:t>PlantVillage</w:t>
             </w:r>
           </w:p>
         </w:tc>
         <w:tc>
           <w:tcPr>
-            <w:tcW w:type="dxa" w:w="2880"/>
+            <w:tcW w:type="dxa" w:w="2351"/>
+          </w:tcPr>
+          <w:p>
+            <w:r>
+              <w:t>38</w:t>
+            </w:r>
+          </w:p>
+        </w:tc>
+        <w:tc>
+          <w:tcPr>
+            <w:tcW w:type="dxa" w:w="2351"/>
           </w:tcPr>
           <w:p>
             <w:r>
@@ -1494,27 +6287,37 @@
       <w:tr>
         <w:tc>
           <w:tcPr>
-            <w:tcW w:type="dxa" w:w="2880"/>
+            <w:tcW w:type="dxa" w:w="2351"/>
           </w:tcPr>
           <w:p>
             <w:r>
-              <w:t>VGG16 (Too et al. 2019)</w:t>
+              <w:t>VGG16 (Too et al 2019)</w:t>
             </w:r>
           </w:p>
         </w:tc>
         <w:tc>
           <w:tcPr>
-            <w:tcW w:type="dxa" w:w="2880"/>
+            <w:tcW w:type="dxa" w:w="2351"/>
           </w:tcPr>
           <w:p>
             <w:r>
-              <w:t>PlantVillage (38 cls)</w:t>
+              <w:t>PlantVillage</w:t>
             </w:r>
           </w:p>
         </w:tc>
         <w:tc>
           <w:tcPr>
-            <w:tcW w:type="dxa" w:w="2880"/>
+            <w:tcW w:type="dxa" w:w="2351"/>
+          </w:tcPr>
+          <w:p>
+            <w:r>
+              <w:t>38</w:t>
+            </w:r>
+          </w:p>
+        </w:tc>
+        <w:tc>
+          <w:tcPr>
+            <w:tcW w:type="dxa" w:w="2351"/>
           </w:tcPr>
           <w:p>
             <w:r>
@@ -1526,27 +6329,37 @@
       <w:tr>
         <w:tc>
           <w:tcPr>
-            <w:tcW w:type="dxa" w:w="2880"/>
+            <w:tcW w:type="dxa" w:w="2351"/>
           </w:tcPr>
           <w:p>
             <w:r>
-              <w:t>InceptionV3 (Brahimi 2017)</w:t>
+              <w:t>InceptionV3 (Brahimi et al 2017)</w:t>
             </w:r>
           </w:p>
         </w:tc>
         <w:tc>
           <w:tcPr>
-            <w:tcW w:type="dxa" w:w="2880"/>
+            <w:tcW w:type="dxa" w:w="2351"/>
           </w:tcPr>
           <w:p>
             <w:r>
-              <w:t>PlantVillage (38 cls)</w:t>
+              <w:t>PlantVillage</w:t>
             </w:r>
           </w:p>
         </w:tc>
         <w:tc>
           <w:tcPr>
-            <w:tcW w:type="dxa" w:w="2880"/>
+            <w:tcW w:type="dxa" w:w="2351"/>
+          </w:tcPr>
+          <w:p>
+            <w:r>
+              <w:t>38</w:t>
+            </w:r>
+          </w:p>
+        </w:tc>
+        <w:tc>
+          <w:tcPr>
+            <w:tcW w:type="dxa" w:w="2351"/>
           </w:tcPr>
           <w:p>
             <w:r>
@@ -1558,7 +6371,7 @@
       <w:tr>
         <w:tc>
           <w:tcPr>
-            <w:tcW w:type="dxa" w:w="2880"/>
+            <w:tcW w:type="dxa" w:w="2351"/>
           </w:tcPr>
           <w:p>
             <w:r>
@@ -1568,17 +6381,27 @@
         </w:tc>
         <w:tc>
           <w:tcPr>
-            <w:tcW w:type="dxa" w:w="2880"/>
+            <w:tcW w:type="dxa" w:w="2351"/>
           </w:tcPr>
           <w:p>
             <w:r>
-              <w:t>PlantVillage (38 cls)</w:t>
+              <w:t>PlantVillage</w:t>
             </w:r>
           </w:p>
         </w:tc>
         <w:tc>
           <w:tcPr>
-            <w:tcW w:type="dxa" w:w="2880"/>
+            <w:tcW w:type="dxa" w:w="2351"/>
+          </w:tcPr>
+          <w:p>
+            <w:r>
+              <w:t>38</w:t>
+            </w:r>
+          </w:p>
+        </w:tc>
+        <w:tc>
+          <w:tcPr>
+            <w:tcW w:type="dxa" w:w="2351"/>
           </w:tcPr>
           <w:p>
             <w:r>
@@ -1590,7 +6413,49 @@
       <w:tr>
         <w:tc>
           <w:tcPr>
-            <w:tcW w:type="dxa" w:w="2880"/>
+            <w:tcW w:type="dxa" w:w="2351"/>
+          </w:tcPr>
+          <w:p>
+            <w:r>
+              <w:t>DenseNet121 (Too et al 2019)</w:t>
+            </w:r>
+          </w:p>
+        </w:tc>
+        <w:tc>
+          <w:tcPr>
+            <w:tcW w:type="dxa" w:w="2351"/>
+          </w:tcPr>
+          <w:p>
+            <w:r>
+              <w:t>PlantVillage</w:t>
+            </w:r>
+          </w:p>
+        </w:tc>
+        <w:tc>
+          <w:tcPr>
+            <w:tcW w:type="dxa" w:w="2351"/>
+          </w:tcPr>
+          <w:p>
+            <w:r>
+              <w:t>38</w:t>
+            </w:r>
+          </w:p>
+        </w:tc>
+        <w:tc>
+          <w:tcPr>
+            <w:tcW w:type="dxa" w:w="2351"/>
+          </w:tcPr>
+          <w:p>
+            <w:r>
+              <w:t>99.8</w:t>
+            </w:r>
+          </w:p>
+        </w:tc>
+      </w:tr>
+      <w:tr>
+        <w:tc>
+          <w:tcPr>
+            <w:tcW w:type="dxa" w:w="2351"/>
           </w:tcPr>
           <w:p>
             <w:r>
@@ -1600,17 +6465,27 @@
         </w:tc>
         <w:tc>
           <w:tcPr>
-            <w:tcW w:type="dxa" w:w="2880"/>
+            <w:tcW w:type="dxa" w:w="2351"/>
           </w:tcPr>
           <w:p>
             <w:r>
-              <w:t>PV + Fruits (30 cls)</w:t>
+              <w:t>PV + Fruits</w:t>
             </w:r>
           </w:p>
         </w:tc>
         <w:tc>
           <w:tcPr>
-            <w:tcW w:type="dxa" w:w="2880"/>
+            <w:tcW w:type="dxa" w:w="2351"/>
+          </w:tcPr>
+          <w:p>
+            <w:r>
+              <w:t>30</w:t>
+            </w:r>
+          </w:p>
+        </w:tc>
+        <w:tc>
+          <w:tcPr>
+            <w:tcW w:type="dxa" w:w="2351"/>
           </w:tcPr>
           <w:p>
             <w:r>
@@ -1622,7 +6497,7 @@
       <w:tr>
         <w:tc>
           <w:tcPr>
-            <w:tcW w:type="dxa" w:w="2880"/>
+            <w:tcW w:type="dxa" w:w="2351"/>
           </w:tcPr>
           <w:p>
             <w:r>
@@ -1632,17 +6507,27 @@
         </w:tc>
         <w:tc>
           <w:tcPr>
-            <w:tcW w:type="dxa" w:w="2880"/>
+            <w:tcW w:type="dxa" w:w="2351"/>
           </w:tcPr>
           <w:p>
             <w:r>
-              <w:t>PV + Fruits (30 cls)</w:t>
+              <w:t>PV + Fruits</w:t>
             </w:r>
           </w:p>
         </w:tc>
         <w:tc>
           <w:tcPr>
-            <w:tcW w:type="dxa" w:w="2880"/>
+            <w:tcW w:type="dxa" w:w="2351"/>
+          </w:tcPr>
+          <w:p>
+            <w:r>
+              <w:t>30</w:t>
+            </w:r>
+          </w:p>
+        </w:tc>
+        <w:tc>
+          <w:tcPr>
+            <w:tcW w:type="dxa" w:w="2351"/>
           </w:tcPr>
           <w:p>
             <w:r>
@@ -1654,11 +6539,25 @@
     </w:tbl>
     <w:p/>
     <w:p>
+      <w:pPr>
+        <w:pStyle w:val="Heading2"/>
+      </w:pPr>
+      <w:r>
+        <w:rPr>
+          <w:color w:val="0D47A1"/>
+        </w:rPr>
+        <w:t>9.2 Comparison Graph</w:t>
+      </w:r>
+    </w:p>
+    <w:p>
+      <w:pPr>
+        <w:jc w:val="center"/>
+      </w:pPr>
       <w:r>
         <w:drawing>
           <wp:inline xmlns:a="http://schemas.openxmlformats.org/drawingml/2006/main" xmlns:pic="http://schemas.openxmlformats.org/drawingml/2006/picture">
             <wp:extent cx="5486400" cy="1915262"/>
-            <wp:docPr id="8" name="Picture 8"/>
+            <wp:docPr id="10" name="Picture 10"/>
             <wp:cNvGraphicFramePr>
               <a:graphicFrameLocks noChangeAspect="1"/>
             </wp:cNvGraphicFramePr>
@@ -1670,7 +6569,7 @@
                     <pic:cNvPicPr/>
                   </pic:nvPicPr>
                   <pic:blipFill>
-                    <a:blip r:embed="rId16"/>
+                    <a:blip r:embed="rId18"/>
                     <a:stretch>
                       <a:fillRect/>
                     </a:stretch>
@@ -1691,21 +6590,418 @@
     </w:p>
     <w:p>
       <w:pPr>
+        <w:jc w:val="center"/>
+      </w:pPr>
+      <w:r>
+        <w:rPr>
+          <w:i/>
+          <w:color w:val="666666"/>
+          <w:sz w:val="18"/>
+        </w:rPr>
+        <w:t>Figure 9.1 Accuracy comparison published methods vs our approach</w:t>
+      </w:r>
+    </w:p>
+    <w:p>
+      <w:pPr>
+        <w:pStyle w:val="Heading2"/>
+      </w:pPr>
+      <w:r>
+        <w:rPr>
+          <w:color w:val="0D47A1"/>
+        </w:rPr>
+        <w:t>9.3 Analysis of Differences</w:t>
+      </w:r>
+    </w:p>
+    <w:p>
+      <w:pPr>
+        <w:spacing w:after="120" w:line="276" w:lineRule="auto"/>
+      </w:pPr>
+      <w:r>
+        <w:rPr>
+          <w:rFonts w:ascii="Calibri" w:hAnsi="Calibri"/>
+          <w:b w:val="0"/>
+          <w:i w:val="0"/>
+          <w:sz w:val="22"/>
+        </w:rPr>
+        <w:t>The differences in accuracy, I think, come from a few things that made our setup tougher than what others did. For one, those published methods stuck to a single dataset where everything looked consistent, like the lighting and backgrounds were all the same. But we mixed two different datasets, one for fruits and one for leaves, and they had varying lighting, messy backgrounds, and image quality that wasnt uniform. That probably made it harder to get high scores.</w:t>
+      </w:r>
+    </w:p>
+    <w:p>
+      <w:pPr>
+        <w:spacing w:after="120" w:line="276" w:lineRule="auto"/>
+      </w:pPr>
+      <w:r>
+        <w:rPr>
+          <w:rFonts w:ascii="Calibri" w:hAnsi="Calibri"/>
+          <w:b w:val="0"/>
+          <w:i w:val="0"/>
+          <w:sz w:val="22"/>
+        </w:rPr>
+        <w:t>Also, our 30 classes include stuff like fresh fruits, rotten ones, and those treated with formalin, which are tricky to tell apart visually because the signs are subtle. Unlike leaf diseases that show clear spots or colors.</w:t>
+      </w:r>
+    </w:p>
+    <w:p>
+      <w:pPr>
+        <w:spacing w:after="120" w:line="276" w:lineRule="auto"/>
+      </w:pPr>
+      <w:r>
+        <w:rPr>
+          <w:rFonts w:ascii="Calibri" w:hAnsi="Calibri"/>
+          <w:b w:val="0"/>
+          <w:i w:val="0"/>
+          <w:sz w:val="22"/>
+        </w:rPr>
+        <w:t>We only trained for 20 epochs and stopped early if it wasnt improving, which might not be enough. If we tuned hyperparameters more aggressively or trained longer, results could get better, I suppose.</w:t>
+      </w:r>
+    </w:p>
+    <w:p>
+      <w:pPr>
+        <w:spacing w:after="120" w:line="276" w:lineRule="auto"/>
+      </w:pPr>
+      <w:r>
+        <w:rPr>
+          <w:rFonts w:ascii="Calibri" w:hAnsi="Calibri"/>
+          <w:b w:val="0"/>
+          <w:i w:val="0"/>
+          <w:sz w:val="22"/>
+        </w:rPr>
+        <w:t>And MobileNetV2 is lightweight on purpose, with just 3.4 million parameters, while something like VGG16 has 138 million or DenseNet 8 million, so we traded some accuracy for speed, which matters for deploying on phones or whatever.</w:t>
+      </w:r>
+    </w:p>
+    <w:p>
+      <w:r>
+        <w:br w:type="page"/>
+      </w:r>
+    </w:p>
+    <w:p>
+      <w:pPr>
+        <w:pStyle w:val="Heading1"/>
+      </w:pPr>
+      <w:r>
+        <w:rPr>
+          <w:color w:val="0D47A1"/>
+        </w:rPr>
+        <w:t>10 Results and Discussion</w:t>
+      </w:r>
+    </w:p>
+    <w:p>
+      <w:pPr>
+        <w:spacing w:after="120" w:line="276" w:lineRule="auto"/>
+      </w:pPr>
+      <w:r>
+        <w:rPr>
+          <w:rFonts w:ascii="Calibri" w:hAnsi="Calibri"/>
+          <w:b w:val="0"/>
+          <w:i w:val="0"/>
+          <w:sz w:val="22"/>
+        </w:rPr>
+        <w:t>In the results, each model family showed different strengths, like in accuracy versus how long it takes to train or if its easy to use in real life.</w:t>
+      </w:r>
+    </w:p>
+    <w:p>
+      <w:pPr>
+        <w:spacing w:after="120" w:line="276" w:lineRule="auto"/>
+      </w:pPr>
+      <w:r>
+        <w:rPr>
+          <w:rFonts w:ascii="Calibri" w:hAnsi="Calibri"/>
+          <w:b w:val="0"/>
+          <w:i w:val="0"/>
+          <w:sz w:val="22"/>
+        </w:rPr>
+        <w:t>The CNN with MobileNetV2 did the best at 85.05 percent validation accuracy. Transfer learning from ImageNet helped a lot, since it starts with features like edges and shapes from a huge set of images. We kept the base frozen and just trained the top part, adding those Sakaguchi tensor features, which seemed to balance things out without overfitting.</w:t>
+      </w:r>
+    </w:p>
+    <w:p>
+      <w:pPr>
+        <w:spacing w:after="120" w:line="276" w:lineRule="auto"/>
+      </w:pPr>
+      <w:r>
+        <w:rPr>
+          <w:rFonts w:ascii="Calibri" w:hAnsi="Calibri"/>
+          <w:b w:val="0"/>
+          <w:i w:val="0"/>
+          <w:sz w:val="22"/>
+        </w:rPr>
+        <w:t>The SVM got 82.34 percent using features from MobileNetV2 too. Even though its not neural, the RBF kernel worked well on the 1504 dimensions. What stands out is how fast it trains, only 120 seconds compared to over 90 minutes for the CNN, and its predictions are steady, no randomness from dropout.</w:t>
+      </w:r>
+    </w:p>
+    <w:p>
+      <w:pPr>
+        <w:spacing w:after="120" w:line="276" w:lineRule="auto"/>
+      </w:pPr>
+      <w:r>
+        <w:rPr>
+          <w:rFonts w:ascii="Calibri" w:hAnsi="Calibri"/>
+          <w:b w:val="0"/>
+          <w:i w:val="0"/>
+          <w:sz w:val="22"/>
+        </w:rPr>
+        <w:t>The ANN only hit 39.71 percent, which isnt surprising. Flattening the whole 224 by 224 by 3 image gives this massive 150,528 input, and without keeping the spatial info, the dense layers just cant learn the important patterns that convolutions do naturally. It feels like starting from scratch in a bad way.</w:t>
+      </w:r>
+    </w:p>
+    <w:p>
+      <w:pPr>
+        <w:spacing w:after="120" w:line="276" w:lineRule="auto"/>
+      </w:pPr>
+      <w:r>
+        <w:rPr>
+          <w:rFonts w:ascii="Calibri" w:hAnsi="Calibri"/>
+          <w:b w:val="0"/>
+          <w:i w:val="0"/>
+          <w:sz w:val="22"/>
+        </w:rPr>
+        <w:t>ResNet50 was the worst at 25.12 percent, which seems odd at first because its deep and powerful. But with 25 million parameters to train on our dataset size, and a low learning rate of 1e-5, plus only 5 epochs before stopping, it didnt have a chance. If we trained it more or tuned better, it might catch up, maybe.</w:t>
+      </w:r>
+    </w:p>
+    <w:p>
+      <w:pPr>
+        <w:spacing w:after="120" w:line="276" w:lineRule="auto"/>
+      </w:pPr>
+      <w:r>
+        <w:rPr>
+          <w:rFonts w:ascii="Calibri" w:hAnsi="Calibri"/>
+          <w:b w:val="0"/>
+          <w:i w:val="0"/>
+          <w:sz w:val="22"/>
+        </w:rPr>
+        <w:t>Those Sakaguchi tensors added some multi-resolution info at smaller scales, like 8 by 8, 12 by 12, 16 by 16, giving 224 extra features from the dense layers. Its hard to say exactly how much they helped without testing without them, but they provide context at different levels, which could be useful.</w:t>
+      </w:r>
+    </w:p>
+    <w:p>
+      <w:r>
+        <w:br w:type="page"/>
+      </w:r>
+    </w:p>
+    <w:p>
+      <w:pPr>
+        <w:pStyle w:val="Heading1"/>
+      </w:pPr>
+      <w:r>
+        <w:rPr>
+          <w:color w:val="0D47A1"/>
+        </w:rPr>
+        <w:t>11 Conclusions with Future Enhancement</w:t>
+      </w:r>
+    </w:p>
+    <w:p>
+      <w:pPr>
+        <w:pStyle w:val="Heading2"/>
+      </w:pPr>
+      <w:r>
+        <w:rPr>
+          <w:color w:val="0D47A1"/>
+        </w:rPr>
+        <w:t>11.1 Conclusions</w:t>
+      </w:r>
+    </w:p>
+    <w:p>
+      <w:pPr>
+        <w:spacing w:after="120" w:line="276" w:lineRule="auto"/>
+      </w:pPr>
+      <w:r>
+        <w:rPr>
+          <w:rFonts w:ascii="Calibri" w:hAnsi="Calibri"/>
+          <w:b w:val="0"/>
+          <w:i w:val="0"/>
+          <w:sz w:val="22"/>
+        </w:rPr>
+        <w:t>This project ended up with a working system for detecting plant diseases across 30 classes from mixed datasets.</w:t>
+      </w:r>
+    </w:p>
+    <w:p>
+      <w:pPr>
+        <w:pStyle w:val="ListBullet"/>
+        <w:spacing w:after="60"/>
+      </w:pPr>
+      <w:r>
+        <w:rPr>
+          <w:rFonts w:ascii="Calibri" w:hAnsi="Calibri"/>
+          <w:sz w:val="22"/>
+        </w:rPr>
+        <w:t>MobileNetV2 transfer learning worked best at 85 percent accuracy without taking forever to train.</w:t>
+      </w:r>
+    </w:p>
+    <w:p>
+      <w:pPr>
+        <w:pStyle w:val="ListBullet"/>
+        <w:spacing w:after="60"/>
+      </w:pPr>
+      <w:r>
+        <w:rPr>
+          <w:rFonts w:ascii="Calibri" w:hAnsi="Calibri"/>
+          <w:sz w:val="22"/>
+        </w:rPr>
+        <w:t>SVM is a good backup if time is short, hitting 82 percent in two minutes.</w:t>
+      </w:r>
+    </w:p>
+    <w:p>
+      <w:pPr>
+        <w:pStyle w:val="ListBullet"/>
+        <w:spacing w:after="60"/>
+      </w:pPr>
+      <w:r>
+        <w:rPr>
+          <w:rFonts w:ascii="Calibri" w:hAnsi="Calibri"/>
+          <w:sz w:val="22"/>
+        </w:rPr>
+        <w:t>ANNs dont cut it for images straight up, need convolutions first.</w:t>
+      </w:r>
+    </w:p>
+    <w:p>
+      <w:pPr>
+        <w:pStyle w:val="ListBullet"/>
+        <w:spacing w:after="60"/>
+      </w:pPr>
+      <w:r>
+        <w:rPr>
+          <w:rFonts w:ascii="Calibri" w:hAnsi="Calibri"/>
+          <w:sz w:val="22"/>
+        </w:rPr>
+        <w:t>Mixing datasets shifts things around, making it tougher than single ones.</w:t>
+      </w:r>
+    </w:p>
+    <w:p>
+      <w:pPr>
+        <w:pStyle w:val="ListBullet"/>
+        <w:spacing w:after="60"/>
+      </w:pPr>
+      <w:r>
+        <w:rPr>
+          <w:rFonts w:ascii="Calibri" w:hAnsi="Calibri"/>
+          <w:sz w:val="22"/>
+        </w:rPr>
+        <w:t>And the Streamlit app shows it can run in a browser easily.</w:t>
+      </w:r>
+    </w:p>
+    <w:p>
+      <w:pPr>
+        <w:pStyle w:val="Heading2"/>
+      </w:pPr>
+      <w:r>
+        <w:rPr>
+          <w:color w:val="0D47A1"/>
+        </w:rPr>
+        <w:t>11.2 Future Enhancement</w:t>
+      </w:r>
+    </w:p>
+    <w:p>
+      <w:pPr>
+        <w:pStyle w:val="ListBullet"/>
+        <w:spacing w:after="60"/>
+      </w:pPr>
+      <w:r>
+        <w:rPr>
+          <w:rFonts w:ascii="Calibri" w:hAnsi="Calibri"/>
+          <w:sz w:val="22"/>
+        </w:rPr>
+        <w:t>We could add more real field images with natural light to make it robust.</w:t>
+      </w:r>
+    </w:p>
+    <w:p>
+      <w:pPr>
+        <w:pStyle w:val="ListBullet"/>
+        <w:spacing w:after="60"/>
+      </w:pPr>
+      <w:r>
+        <w:rPr>
+          <w:rFonts w:ascii="Calibri" w:hAnsi="Calibri"/>
+          <w:sz w:val="22"/>
+        </w:rPr>
+        <w:t>Ensemble the CNN and SVM predictions with voting for harder cases.</w:t>
+      </w:r>
+    </w:p>
+    <w:p>
+      <w:pPr>
+        <w:pStyle w:val="ListBullet"/>
+        <w:spacing w:after="60"/>
+      </w:pPr>
+      <w:r>
+        <w:rPr>
+          <w:rFonts w:ascii="Calibri" w:hAnsi="Calibri"/>
+          <w:sz w:val="22"/>
+        </w:rPr>
+        <w:t>Turn it into an Android app with TensorFlow Lite for offline use where internet sucks.</w:t>
+      </w:r>
+    </w:p>
+    <w:p>
+      <w:pPr>
+        <w:pStyle w:val="ListBullet"/>
+        <w:spacing w:after="60"/>
+      </w:pPr>
+      <w:r>
+        <w:rPr>
+          <w:rFonts w:ascii="Calibri" w:hAnsi="Calibri"/>
+          <w:sz w:val="22"/>
+        </w:rPr>
+        <w:t>Add severity levels like mild or severe for better advice.</w:t>
+      </w:r>
+    </w:p>
+    <w:p>
+      <w:pPr>
+        <w:pStyle w:val="ListBullet"/>
+        <w:spacing w:after="60"/>
+      </w:pPr>
+      <w:r>
+        <w:rPr>
+          <w:rFonts w:ascii="Calibri" w:hAnsi="Calibri"/>
+          <w:sz w:val="22"/>
+        </w:rPr>
+        <w:t>Use Grad-CAM to show what parts the model looks at, building trust.</w:t>
+      </w:r>
+    </w:p>
+    <w:p>
+      <w:pPr>
+        <w:pStyle w:val="ListBullet"/>
+        <w:spacing w:after="60"/>
+      </w:pPr>
+      <w:r>
+        <w:rPr>
+          <w:rFonts w:ascii="Calibri" w:hAnsi="Calibri"/>
+          <w:sz w:val="22"/>
+        </w:rPr>
+        <w:t>Hook it to IoT in greenhouses for alerts.</w:t>
+      </w:r>
+    </w:p>
+    <w:p>
+      <w:pPr>
+        <w:pStyle w:val="ListBullet"/>
+        <w:spacing w:after="60"/>
+      </w:pPr>
+      <w:r>
+        <w:rPr>
+          <w:rFonts w:ascii="Calibri" w:hAnsi="Calibri"/>
+          <w:sz w:val="22"/>
+        </w:rPr>
+        <w:t>And do ablation to see what the tensors really add at each size.</w:t>
+      </w:r>
+    </w:p>
+    <w:p>
+      <w:r>
+        <w:br w:type="page"/>
+      </w:r>
+    </w:p>
+    <w:p>
+      <w:pPr>
+        <w:pStyle w:val="Heading1"/>
+      </w:pPr>
+      <w:r>
+        <w:rPr>
+          <w:color w:val="0D47A1"/>
+        </w:rPr>
+        <w:t>12 References</w:t>
+      </w:r>
+    </w:p>
+    <w:p>
+      <w:pPr>
         <w:spacing w:after="120"/>
       </w:pPr>
       <w:r>
-        <w:t>The existing methods achieve higher accuracy because they evaluate on a single well-curated dataset with consistent image quality. Our system tackles the harder problem of combined multi-source datasets (PlantVillage + Fruits Disease) with 30 diverse classes, including fruit freshness conditions, making direct accuracy comparison challenging.</w:t>
-      </w:r>
-    </w:p>
-    <w:p>
-      <w:pPr>
-        <w:pStyle w:val="Heading1"/>
-      </w:pPr>
-      <w:r>
-        <w:rPr>
-          <w:color w:val="0D47A1"/>
-        </w:rPr>
-        <w:t>11. Results and Discussion</w:t>
+        <w:rPr>
+          <w:rFonts w:ascii="Calibri" w:hAnsi="Calibri"/>
+          <w:sz w:val="20"/>
+        </w:rPr>
+        <w:t>[1] S. P. Mohanty, D. P. Hughes, and M. Salathe, "Using deep learning for image-based plant disease detection," Frontiers in Plant Science, vol. 7, p. 1419, 2016.</w:t>
       </w:r>
     </w:p>
     <w:p>
@@ -1713,43 +7009,11 @@
         <w:spacing w:after="120"/>
       </w:pPr>
       <w:r>
-        <w:t>Key findings from the experimental evaluation:</w:t>
-      </w:r>
-    </w:p>
-    <w:p>
-      <w:pPr>
-        <w:pStyle w:val="ListBullet"/>
-        <w:spacing w:after="80"/>
-      </w:pPr>
-      <w:r>
-        <w:t>CNN (MobileNetV2) achieved the highest validation accuracy of 85.05%, demonstrating that transfer learning with pre-trained ImageNet weights is effective for plant disease classification.</w:t>
-      </w:r>
-    </w:p>
-    <w:p>
-      <w:pPr>
-        <w:pStyle w:val="ListBullet"/>
-        <w:spacing w:after="80"/>
-      </w:pPr>
-      <w:r>
-        <w:t>SVM achieved 82.34% validation accuracy with significantly faster inference time, making it suitable for resource-constrained deployments.</w:t>
-      </w:r>
-    </w:p>
-    <w:p>
-      <w:pPr>
-        <w:pStyle w:val="ListBullet"/>
-        <w:spacing w:after="80"/>
-      </w:pPr>
-      <w:r>
-        <w:t>ANN (MLP) achieved only 39.71% accuracy, indicating that fully connected networks struggle with high-dimensional image data without convolutional feature extraction.</w:t>
-      </w:r>
-    </w:p>
-    <w:p>
-      <w:pPr>
-        <w:pStyle w:val="ListBullet"/>
-        <w:spacing w:after="80"/>
-      </w:pPr>
-      <w:r>
-        <w:t>ResNet50 achieved 25.12% accuracy, likely due to overfitting on the limited training data with 166M+ parameters and insufficient fine-tuning epochs.</w:t>
+        <w:rPr>
+          <w:rFonts w:ascii="Calibri" w:hAnsi="Calibri"/>
+          <w:sz w:val="20"/>
+        </w:rPr>
+        <w:t>[2] E. C. Too, L. Yujian, S. Njuki, and L. Yingchun, "A comparative study of fine-tuning deep learning models for plant disease identification," Computers and Electronics in Agriculture, vol. 161, pp. 272-279, 2019.</w:t>
       </w:r>
     </w:p>
     <w:p>
@@ -1757,7 +7021,11 @@
         <w:spacing w:after="120"/>
       </w:pPr>
       <w:r>
-        <w:t>The multi-input Sakaguchi tensor approach provides additional spatial features at multiple resolutions (8×8, 12×12, 16×16), which complement the main image features. The Gaussian smoothing step in the preprocessing pipeline helps reduce noise artifacts common in field-captured images.</w:t>
+        <w:rPr>
+          <w:rFonts w:ascii="Calibri" w:hAnsi="Calibri"/>
+          <w:sz w:val="20"/>
+        </w:rPr>
+        <w:t>[3] M. Brahimi, K. Boukhalfa, and A. Moussaoui, "Deep learning for tomato diseases: Classification and symptoms visualization," Applied Artificial Intelligence, vol. 31, no. 4, pp. 299-315, 2017.</w:t>
       </w:r>
     </w:p>
     <w:p>
@@ -1765,18 +7033,11 @@
         <w:spacing w:after="120"/>
       </w:pPr>
       <w:r>
-        <w:t>The Streamlit web application enables practical deployment, allowing users to upload multiple images and receive real-time disease predictions with confidence scores.</w:t>
-      </w:r>
-    </w:p>
-    <w:p>
-      <w:pPr>
-        <w:pStyle w:val="Heading1"/>
-      </w:pPr>
-      <w:r>
-        <w:rPr>
-          <w:color w:val="0D47A1"/>
-        </w:rPr>
-        <w:t>12. Conclusion</w:t>
+        <w:rPr>
+          <w:rFonts w:ascii="Calibri" w:hAnsi="Calibri"/>
+          <w:sz w:val="20"/>
+        </w:rPr>
+        <w:t>[4] K. P. Ferentinos, "Deep learning models for plant disease detection and diagnosis," Computers and Electronics in Agriculture, vol. 145, pp. 311-318, 2018.</w:t>
       </w:r>
     </w:p>
     <w:p>
@@ -1784,7 +7045,11 @@
         <w:spacing w:after="120"/>
       </w:pPr>
       <w:r>
-        <w:t>This project successfully developed a multi-input, multi-model disease detection system for fruits and vegetable leaves. The system was trained on a combined dataset of 82,000+ images across 30 disease classes from two Kaggle datasets.</w:t>
+        <w:rPr>
+          <w:rFonts w:ascii="Calibri" w:hAnsi="Calibri"/>
+          <w:sz w:val="20"/>
+        </w:rPr>
+        <w:t>[5] M. Sandler, A. Howard, M. Zhu, A. Zhmoginov, and L.-C. Chen, "MobileNetV2: Inverted residuals and linear bottlenecks," in Proceedings of CVPR, pp. 4510-4520, 2018.</w:t>
       </w:r>
     </w:p>
     <w:p>
@@ -1792,7 +7057,11 @@
         <w:spacing w:after="120"/>
       </w:pPr>
       <w:r>
-        <w:t>The CNN model based on MobileNetV2 with transfer learning achieved the best validation accuracy of 85.05%, confirming that pre-trained convolutional features combined with multi-resolution Sakaguchi tensor inputs provide robust classification. The SVM model offered a strong alternative with 82.34% accuracy and faster inference.</w:t>
+        <w:rPr>
+          <w:rFonts w:ascii="Calibri" w:hAnsi="Calibri"/>
+          <w:sz w:val="20"/>
+        </w:rPr>
+        <w:t>[6] K. He, X. Zhang, S. Ren, and J. Sun, "Deep residual learning for image recognition," in Proceedings of CVPR, pp. 770-778, 2016.</w:t>
       </w:r>
     </w:p>
     <w:p>
@@ -1800,92 +7069,11 @@
         <w:spacing w:after="120"/>
       </w:pPr>
       <w:r>
-        <w:t>The Sakaguchi-based preprocessing pipeline with multi-resolution tensor generation proved to be an effective feature augmentation strategy, capturing spatial patterns at different scales.</w:t>
-      </w:r>
-    </w:p>
-    <w:p>
-      <w:pPr>
-        <w:pStyle w:val="Heading1"/>
-      </w:pPr>
-      <w:r>
-        <w:rPr>
-          <w:color w:val="0D47A1"/>
-        </w:rPr>
-        <w:t>13. Future Enhancement</w:t>
-      </w:r>
-    </w:p>
-    <w:p>
-      <w:pPr>
-        <w:pStyle w:val="ListBullet"/>
-        <w:spacing w:after="80"/>
-      </w:pPr>
-      <w:r>
-        <w:t>Expand the dataset to include more crop varieties and disease types.</w:t>
-      </w:r>
-    </w:p>
-    <w:p>
-      <w:pPr>
-        <w:pStyle w:val="ListBullet"/>
-        <w:spacing w:after="80"/>
-      </w:pPr>
-      <w:r>
-        <w:t>Implement ensemble methods combining predictions from multiple models for improved robustness.</w:t>
-      </w:r>
-    </w:p>
-    <w:p>
-      <w:pPr>
-        <w:pStyle w:val="ListBullet"/>
-        <w:spacing w:after="80"/>
-      </w:pPr>
-      <w:r>
-        <w:t>Deploy as a mobile application (Android/iOS) for field use by farmers.</w:t>
-      </w:r>
-    </w:p>
-    <w:p>
-      <w:pPr>
-        <w:pStyle w:val="ListBullet"/>
-        <w:spacing w:after="80"/>
-      </w:pPr>
-      <w:r>
-        <w:t>Add disease severity estimation (mild, moderate, severe) beyond binary classification.</w:t>
-      </w:r>
-    </w:p>
-    <w:p>
-      <w:pPr>
-        <w:pStyle w:val="ListBullet"/>
-        <w:spacing w:after="80"/>
-      </w:pPr>
-      <w:r>
-        <w:t>Implement attention mechanisms to highlight diseased regions in the image.</w:t>
-      </w:r>
-    </w:p>
-    <w:p>
-      <w:pPr>
-        <w:pStyle w:val="ListBullet"/>
-        <w:spacing w:after="80"/>
-      </w:pPr>
-      <w:r>
-        <w:t>Integrate with IoT sensors for automated field monitoring and alert systems.</w:t>
-      </w:r>
-    </w:p>
-    <w:p>
-      <w:pPr>
-        <w:pStyle w:val="ListBullet"/>
-        <w:spacing w:after="80"/>
-      </w:pPr>
-      <w:r>
-        <w:t>Fine-tune with more epochs and hyperparameter optimization using Bayesian search.</w:t>
-      </w:r>
-    </w:p>
-    <w:p>
-      <w:pPr>
-        <w:pStyle w:val="Heading1"/>
-      </w:pPr>
-      <w:r>
-        <w:rPr>
-          <w:color w:val="0D47A1"/>
-        </w:rPr>
-        <w:t>14. References</w:t>
+        <w:rPr>
+          <w:rFonts w:ascii="Calibri" w:hAnsi="Calibri"/>
+          <w:sz w:val="20"/>
+        </w:rPr>
+        <w:t>[7] PlantVillage Dataset, Kaggle, https://www.kaggle.com/datasets/emmarex/plantdisease</w:t>
       </w:r>
     </w:p>
     <w:p>
@@ -1893,7 +7081,11 @@
         <w:spacing w:after="120"/>
       </w:pPr>
       <w:r>
-        <w:t>[1] Mohanty, S. P., Hughes, D. P., &amp; Salathé, M. (2016). Using deep learning for image-based plant disease detection. Frontiers in Plant Science, 7, 1419.</w:t>
+        <w:rPr>
+          <w:rFonts w:ascii="Calibri" w:hAnsi="Calibri"/>
+          <w:sz w:val="20"/>
+        </w:rPr>
+        <w:t>[8] Fruits Disease Dataset, Kaggle, https://www.kaggle.com/datasets/sriramr/fruits-diseases</w:t>
       </w:r>
     </w:p>
     <w:p>
@@ -1901,52 +7093,16 @@
         <w:spacing w:after="120"/>
       </w:pPr>
       <w:r>
-        <w:t>[2] Too, E. C., Yujian, L., Njuki, S., &amp; Yingchun, L. (2019). A comparative study of fine-tuning deep learning models for plant disease identification. Computers and Electronics in Agriculture, 161, 272-279.</w:t>
-      </w:r>
-    </w:p>
-    <w:p>
-      <w:pPr>
-        <w:spacing w:after="120"/>
-      </w:pPr>
-      <w:r>
-        <w:t>[3] Brahimi, M., Boukhalfa, K., &amp; Moussaoui, A. (2017). Deep learning for tomato diseases. Journal of Control and Decision, 4(3), 179-195.</w:t>
-      </w:r>
-    </w:p>
-    <w:p>
-      <w:pPr>
-        <w:spacing w:after="120"/>
-      </w:pPr>
-      <w:r>
-        <w:t>[4] Ferentinos, K. P. (2018). Deep learning models for plant disease detection and diagnosis. Computers and Electronics in Agriculture, 145, 311-318.</w:t>
-      </w:r>
-    </w:p>
-    <w:p>
-      <w:pPr>
-        <w:spacing w:after="120"/>
-      </w:pPr>
-      <w:r>
-        <w:t>[5] Sandler, M., Howard, A., Zhu, M., Zhmoginov, A., &amp; Chen, L. C. (2018). MobileNetV2: Inverted residuals and linear bottlenecks. CVPR.</w:t>
-      </w:r>
-    </w:p>
-    <w:p>
-      <w:pPr>
-        <w:spacing w:after="120"/>
-      </w:pPr>
-      <w:r>
-        <w:t>[6] PlantVillage Dataset — https://www.kaggle.com/datasets/emmarex/plantdisease</w:t>
-      </w:r>
-    </w:p>
-    <w:p>
-      <w:pPr>
-        <w:spacing w:after="120"/>
-      </w:pPr>
-      <w:r>
-        <w:t>[7] Fruits Disease Dataset — https://www.kaggle.com/datasets/sriramr/fruits-diseases</w:t>
+        <w:rPr>
+          <w:rFonts w:ascii="Calibri" w:hAnsi="Calibri"/>
+          <w:sz w:val="20"/>
+        </w:rPr>
+        <w:t>[9] GitHub Repository: https://github.com/Azaan-5025/Fruit_Leaf_Disease_Detection</w:t>
       </w:r>
     </w:p>
     <w:sectPr>
       <w:pgSz w:w="12240" w:h="15840"/>
-      <w:pgMar w:top="1440" w:right="1800" w:bottom="1440" w:left="1800" w:header="720" w:footer="720" w:gutter="0"/>
+      <w:pgMar w:top="1417" w:right="1417" w:bottom="1417" w:left="1417" w:header="720" w:footer="720" w:gutter="0"/>
       <w:cols w:space="720"/>
       <w:docGrid w:linePitch="360"/>
     </w:sectPr>
@@ -2317,10 +7473,6 @@
     <w:name w:val="Normal"/>
     <w:qFormat/>
     <w:rsid w:val="00FC693F"/>
-    <w:rPr>
-      <w:rFonts w:ascii="Calibri" w:hAnsi="Calibri"/>
-      <w:sz w:val="22"/>
-    </w:rPr>
   </w:style>
   <w:style w:type="paragraph" w:styleId="Header">
     <w:name w:val="header"/>
